--- a/Resume/Mikhail Jacques CV + Professional background at IAI.docx
+++ b/Resume/Mikhail Jacques CV + Professional background at IAI.docx
@@ -159,8 +159,8 @@
               <w:spacing w:line="276" w:lineRule="auto"/>
               <w:rPr>
                 <w:color w:val="0000FF"/>
-                <w:sz w:val="26"/>
-                <w:szCs w:val="26"/>
+                <w:sz w:val="16"/>
+                <w:szCs w:val="16"/>
                 <w:u w:val="single"/>
               </w:rPr>
             </w:pPr>
@@ -235,7 +235,16 @@
           <w:sz w:val="26"/>
           <w:szCs w:val="26"/>
         </w:rPr>
-        <w:t>HIGHLIGHTS</w:t>
+        <w:t>PROFESSIONAL</w:t>
+      </w:r>
+      <w:r>
+        <w:rPr>
+          <w:b/>
+          <w:bCs/>
+          <w:sz w:val="26"/>
+          <w:szCs w:val="26"/>
+        </w:rPr>
+        <w:t xml:space="preserve"> SUMMARY</w:t>
       </w:r>
     </w:p>
     <w:p>
@@ -244,8 +253,8 @@
         <w:ind w:left="720"/>
         <w:rPr>
           <w:rFonts w:asciiTheme="minorHAnsi" w:eastAsia="Times New Roman" w:hAnsiTheme="minorHAnsi" w:cs="Times New Roman"/>
-          <w:sz w:val="26"/>
-          <w:szCs w:val="26"/>
+          <w:sz w:val="16"/>
+          <w:szCs w:val="16"/>
           <w:lang w:bidi="he-IL"/>
         </w:rPr>
       </w:pPr>
@@ -271,7 +280,25 @@
           <w:szCs w:val="26"/>
           <w:lang w:bidi="he-IL"/>
         </w:rPr>
-        <w:t>Master of Science in Computer Science</w:t>
+        <w:t>Specialist in developing real-time</w:t>
+      </w:r>
+      <w:r>
+        <w:rPr>
+          <w:rFonts w:asciiTheme="minorHAnsi" w:eastAsia="Times New Roman" w:hAnsiTheme="minorHAnsi" w:cs="Times New Roman"/>
+          <w:sz w:val="26"/>
+          <w:szCs w:val="26"/>
+          <w:lang w:bidi="he-IL"/>
+        </w:rPr>
+        <w:t>, embedded</w:t>
+      </w:r>
+      <w:r>
+        <w:rPr>
+          <w:rFonts w:asciiTheme="minorHAnsi" w:eastAsia="Times New Roman" w:hAnsiTheme="minorHAnsi" w:cs="Times New Roman"/>
+          <w:sz w:val="26"/>
+          <w:szCs w:val="26"/>
+          <w:lang w:bidi="he-IL"/>
+        </w:rPr>
+        <w:t xml:space="preserve"> and desktop applications, with deep expertise in C and C++ programming languages, complemented by proficiency in C# and Python.</w:t>
       </w:r>
     </w:p>
     <w:p>
@@ -295,7 +322,114 @@
           <w:szCs w:val="26"/>
           <w:lang w:bidi="he-IL"/>
         </w:rPr>
-        <w:t>Top secret (Level 3) security clearance</w:t>
+        <w:t xml:space="preserve">Demonstrated ability to lead complete software </w:t>
+      </w:r>
+      <w:r>
+        <w:rPr>
+          <w:rFonts w:asciiTheme="minorHAnsi" w:hAnsiTheme="minorHAnsi" w:cstheme="minorHAnsi"/>
+          <w:sz w:val="26"/>
+          <w:szCs w:val="26"/>
+        </w:rPr>
+        <w:t xml:space="preserve">engineering </w:t>
+      </w:r>
+      <w:r>
+        <w:rPr>
+          <w:rFonts w:asciiTheme="minorHAnsi" w:eastAsia="Times New Roman" w:hAnsiTheme="minorHAnsi" w:cs="Times New Roman"/>
+          <w:sz w:val="26"/>
+          <w:szCs w:val="26"/>
+          <w:lang w:bidi="he-IL"/>
+        </w:rPr>
+        <w:t>life cycles, including requirements gathering</w:t>
+      </w:r>
+      <w:r>
+        <w:rPr>
+          <w:rFonts w:asciiTheme="minorHAnsi" w:eastAsia="Times New Roman" w:hAnsiTheme="minorHAnsi" w:cs="Times New Roman"/>
+          <w:sz w:val="26"/>
+          <w:szCs w:val="26"/>
+          <w:lang w:bidi="he-IL"/>
+        </w:rPr>
+        <w:t xml:space="preserve"> and analysis, </w:t>
+      </w:r>
+      <w:r>
+        <w:rPr>
+          <w:rFonts w:asciiTheme="minorHAnsi" w:eastAsia="Times New Roman" w:hAnsiTheme="minorHAnsi" w:cs="Times New Roman"/>
+          <w:sz w:val="26"/>
+          <w:szCs w:val="26"/>
+          <w:lang w:bidi="he-IL"/>
+        </w:rPr>
+        <w:t xml:space="preserve">architectural </w:t>
+      </w:r>
+      <w:r>
+        <w:rPr>
+          <w:rFonts w:asciiTheme="minorHAnsi" w:eastAsia="Times New Roman" w:hAnsiTheme="minorHAnsi" w:cs="Times New Roman"/>
+          <w:sz w:val="26"/>
+          <w:szCs w:val="26"/>
+          <w:lang w:bidi="he-IL"/>
+        </w:rPr>
+        <w:t>design, implementation, testing,</w:t>
+      </w:r>
+      <w:r>
+        <w:rPr>
+          <w:rFonts w:asciiTheme="minorHAnsi" w:eastAsia="Times New Roman" w:hAnsiTheme="minorHAnsi" w:cs="Times New Roman"/>
+          <w:sz w:val="26"/>
+          <w:szCs w:val="26"/>
+          <w:lang w:bidi="he-IL"/>
+        </w:rPr>
+        <w:t xml:space="preserve"> delivery</w:t>
+      </w:r>
+      <w:r>
+        <w:rPr>
+          <w:rFonts w:asciiTheme="minorHAnsi" w:eastAsia="Times New Roman" w:hAnsiTheme="minorHAnsi" w:cs="Times New Roman"/>
+          <w:sz w:val="26"/>
+          <w:szCs w:val="26"/>
+          <w:lang w:bidi="he-IL"/>
+        </w:rPr>
+        <w:t>,</w:t>
+      </w:r>
+      <w:r>
+        <w:rPr>
+          <w:rFonts w:asciiTheme="minorHAnsi" w:eastAsia="Times New Roman" w:hAnsiTheme="minorHAnsi" w:cs="Times New Roman"/>
+          <w:sz w:val="26"/>
+          <w:szCs w:val="26"/>
+          <w:lang w:bidi="he-IL"/>
+        </w:rPr>
+        <w:t xml:space="preserve"> </w:t>
+      </w:r>
+      <w:r>
+        <w:rPr>
+          <w:rFonts w:asciiTheme="minorHAnsi" w:eastAsia="Times New Roman" w:hAnsiTheme="minorHAnsi" w:cs="Times New Roman"/>
+          <w:sz w:val="26"/>
+          <w:szCs w:val="26"/>
+          <w:lang w:bidi="he-IL"/>
+        </w:rPr>
+        <w:t xml:space="preserve">integration </w:t>
+      </w:r>
+      <w:r>
+        <w:rPr>
+          <w:rFonts w:asciiTheme="minorHAnsi" w:eastAsia="Times New Roman" w:hAnsiTheme="minorHAnsi" w:cs="Times New Roman"/>
+          <w:sz w:val="26"/>
+          <w:szCs w:val="26"/>
+          <w:lang w:bidi="he-IL"/>
+        </w:rPr>
+        <w:t>and</w:t>
+      </w:r>
+      <w:r>
+        <w:rPr>
+          <w:rFonts w:asciiTheme="minorHAnsi" w:eastAsia="Times New Roman" w:hAnsiTheme="minorHAnsi" w:cs="Times New Roman"/>
+          <w:sz w:val="26"/>
+          <w:szCs w:val="26"/>
+          <w:lang w:bidi="he-IL"/>
+        </w:rPr>
+        <w:t xml:space="preserve"> </w:t>
+      </w:r>
+      <w:r>
+        <w:rPr>
+          <w:rFonts w:asciiTheme="minorHAnsi" w:eastAsia="Times New Roman" w:hAnsiTheme="minorHAnsi" w:cs="Times New Roman"/>
+          <w:sz w:val="26"/>
+          <w:szCs w:val="26"/>
+          <w:lang w:bidi="he-IL"/>
+        </w:rPr>
+        <w:t>documentation.</w:t>
       </w:r>
     </w:p>
     <w:p>
@@ -319,243 +453,16 @@
           <w:szCs w:val="26"/>
           <w:lang w:bidi="he-IL"/>
         </w:rPr>
-        <w:t>Fluent in English, Hebrew, Russian</w:t>
-      </w:r>
-    </w:p>
-    <w:p>
-      <w:pPr>
-        <w:pStyle w:val="NoSpacing"/>
-        <w:pBdr>
-          <w:bottom w:val="single" w:sz="4" w:space="1" w:color="auto"/>
-        </w:pBdr>
-        <w:rPr>
-          <w:rFonts w:asciiTheme="minorHAnsi" w:hAnsiTheme="minorHAnsi" w:cstheme="minorHAnsi"/>
-          <w:sz w:val="26"/>
-          <w:szCs w:val="26"/>
-        </w:rPr>
-      </w:pPr>
-    </w:p>
-    <w:p>
-      <w:pPr>
-        <w:pStyle w:val="NoSpacing"/>
-        <w:pBdr>
-          <w:bottom w:val="single" w:sz="4" w:space="1" w:color="auto"/>
-        </w:pBdr>
-        <w:rPr>
-          <w:b/>
-          <w:bCs/>
-          <w:sz w:val="26"/>
-          <w:szCs w:val="26"/>
-        </w:rPr>
-      </w:pPr>
-      <w:r>
-        <w:rPr>
-          <w:b/>
-          <w:bCs/>
-          <w:sz w:val="26"/>
-          <w:szCs w:val="26"/>
-        </w:rPr>
-        <w:t>PROFESSIONAL SUMMARY</w:t>
-      </w:r>
-    </w:p>
-    <w:p>
-      <w:pPr>
-        <w:pStyle w:val="NoSpacing"/>
-        <w:ind w:left="720"/>
+        <w:t>S</w:t>
+      </w:r>
+      <w:r>
         <w:rPr>
           <w:rFonts w:asciiTheme="minorHAnsi" w:eastAsia="Times New Roman" w:hAnsiTheme="minorHAnsi" w:cs="Times New Roman"/>
           <w:sz w:val="26"/>
           <w:szCs w:val="26"/>
           <w:lang w:bidi="he-IL"/>
         </w:rPr>
-      </w:pPr>
-    </w:p>
-    <w:p>
-      <w:pPr>
-        <w:pStyle w:val="NoSpacing"/>
-        <w:numPr>
-          <w:ilvl w:val="0"/>
-          <w:numId w:val="7"/>
-        </w:numPr>
-        <w:rPr>
-          <w:rFonts w:asciiTheme="minorHAnsi" w:eastAsia="Times New Roman" w:hAnsiTheme="minorHAnsi" w:cs="Times New Roman"/>
-          <w:sz w:val="26"/>
-          <w:szCs w:val="26"/>
-          <w:lang w:bidi="he-IL"/>
-        </w:rPr>
-      </w:pPr>
-      <w:r>
-        <w:rPr>
-          <w:rFonts w:asciiTheme="minorHAnsi" w:eastAsia="Times New Roman" w:hAnsiTheme="minorHAnsi" w:cs="Times New Roman"/>
-          <w:sz w:val="26"/>
-          <w:szCs w:val="26"/>
-          <w:lang w:bidi="he-IL"/>
-        </w:rPr>
-        <w:t>Specialist in developing real-time</w:t>
-      </w:r>
-      <w:r>
-        <w:rPr>
-          <w:rFonts w:asciiTheme="minorHAnsi" w:eastAsia="Times New Roman" w:hAnsiTheme="minorHAnsi" w:cs="Times New Roman"/>
-          <w:sz w:val="26"/>
-          <w:szCs w:val="26"/>
-          <w:lang w:bidi="he-IL"/>
-        </w:rPr>
-        <w:t>, embedded</w:t>
-      </w:r>
-      <w:r>
-        <w:rPr>
-          <w:rFonts w:asciiTheme="minorHAnsi" w:eastAsia="Times New Roman" w:hAnsiTheme="minorHAnsi" w:cs="Times New Roman"/>
-          <w:sz w:val="26"/>
-          <w:szCs w:val="26"/>
-          <w:lang w:bidi="he-IL"/>
-        </w:rPr>
-        <w:t xml:space="preserve"> and desktop applications, with deep expertise in C and C++ programming languages, complemented by proficiency in C# and Python.</w:t>
-      </w:r>
-    </w:p>
-    <w:p>
-      <w:pPr>
-        <w:pStyle w:val="NoSpacing"/>
-        <w:numPr>
-          <w:ilvl w:val="0"/>
-          <w:numId w:val="7"/>
-        </w:numPr>
-        <w:rPr>
-          <w:rFonts w:asciiTheme="minorHAnsi" w:eastAsia="Times New Roman" w:hAnsiTheme="minorHAnsi" w:cs="Times New Roman"/>
-          <w:sz w:val="26"/>
-          <w:szCs w:val="26"/>
-          <w:lang w:bidi="he-IL"/>
-        </w:rPr>
-      </w:pPr>
-      <w:r>
-        <w:rPr>
-          <w:rFonts w:asciiTheme="minorHAnsi" w:eastAsia="Times New Roman" w:hAnsiTheme="minorHAnsi" w:cs="Times New Roman"/>
-          <w:sz w:val="26"/>
-          <w:szCs w:val="26"/>
-          <w:lang w:bidi="he-IL"/>
-        </w:rPr>
-        <w:t xml:space="preserve">Demonstrated ability to lead complete software </w:t>
-      </w:r>
-      <w:r>
-        <w:rPr>
-          <w:rFonts w:asciiTheme="minorHAnsi" w:hAnsiTheme="minorHAnsi" w:cstheme="minorHAnsi"/>
-          <w:sz w:val="26"/>
-          <w:szCs w:val="26"/>
-        </w:rPr>
-        <w:t xml:space="preserve">engineering </w:t>
-      </w:r>
-      <w:r>
-        <w:rPr>
-          <w:rFonts w:asciiTheme="minorHAnsi" w:eastAsia="Times New Roman" w:hAnsiTheme="minorHAnsi" w:cs="Times New Roman"/>
-          <w:sz w:val="26"/>
-          <w:szCs w:val="26"/>
-          <w:lang w:bidi="he-IL"/>
-        </w:rPr>
-        <w:t>life cycles, including requirements gathering</w:t>
-      </w:r>
-      <w:r>
-        <w:rPr>
-          <w:rFonts w:asciiTheme="minorHAnsi" w:eastAsia="Times New Roman" w:hAnsiTheme="minorHAnsi" w:cs="Times New Roman"/>
-          <w:sz w:val="26"/>
-          <w:szCs w:val="26"/>
-          <w:lang w:bidi="he-IL"/>
-        </w:rPr>
-        <w:t xml:space="preserve"> and analysis, architectural </w:t>
-      </w:r>
-      <w:r>
-        <w:rPr>
-          <w:rFonts w:asciiTheme="minorHAnsi" w:eastAsia="Times New Roman" w:hAnsiTheme="minorHAnsi" w:cs="Times New Roman"/>
-          <w:sz w:val="26"/>
-          <w:szCs w:val="26"/>
-          <w:lang w:bidi="he-IL"/>
-        </w:rPr>
-        <w:t>design, implementation, testing,</w:t>
-      </w:r>
-      <w:r>
-        <w:rPr>
-          <w:rFonts w:asciiTheme="minorHAnsi" w:eastAsia="Times New Roman" w:hAnsiTheme="minorHAnsi" w:cs="Times New Roman"/>
-          <w:sz w:val="26"/>
-          <w:szCs w:val="26"/>
-          <w:lang w:bidi="he-IL"/>
-        </w:rPr>
-        <w:t xml:space="preserve"> delivery,</w:t>
-      </w:r>
-      <w:r>
-        <w:rPr>
-          <w:rFonts w:asciiTheme="minorHAnsi" w:eastAsia="Times New Roman" w:hAnsiTheme="minorHAnsi" w:cs="Times New Roman"/>
-          <w:sz w:val="26"/>
-          <w:szCs w:val="26"/>
-          <w:lang w:bidi="he-IL"/>
-        </w:rPr>
-        <w:t xml:space="preserve"> </w:t>
-      </w:r>
-      <w:r>
-        <w:rPr>
-          <w:rFonts w:asciiTheme="minorHAnsi" w:eastAsia="Times New Roman" w:hAnsiTheme="minorHAnsi" w:cs="Times New Roman"/>
-          <w:sz w:val="26"/>
-          <w:szCs w:val="26"/>
-          <w:lang w:bidi="he-IL"/>
-        </w:rPr>
-        <w:t xml:space="preserve">integration </w:t>
-      </w:r>
-      <w:r>
-        <w:rPr>
-          <w:rFonts w:asciiTheme="minorHAnsi" w:eastAsia="Times New Roman" w:hAnsiTheme="minorHAnsi" w:cs="Times New Roman"/>
-          <w:sz w:val="26"/>
-          <w:szCs w:val="26"/>
-          <w:lang w:bidi="he-IL"/>
-        </w:rPr>
-        <w:t>and</w:t>
-      </w:r>
-      <w:r>
-        <w:rPr>
-          <w:rFonts w:asciiTheme="minorHAnsi" w:eastAsia="Times New Roman" w:hAnsiTheme="minorHAnsi" w:cs="Times New Roman"/>
-          <w:sz w:val="26"/>
-          <w:szCs w:val="26"/>
-          <w:lang w:bidi="he-IL"/>
-        </w:rPr>
-        <w:t xml:space="preserve"> </w:t>
-      </w:r>
-      <w:r>
-        <w:rPr>
-          <w:rFonts w:asciiTheme="minorHAnsi" w:eastAsia="Times New Roman" w:hAnsiTheme="minorHAnsi" w:cs="Times New Roman"/>
-          <w:sz w:val="26"/>
-          <w:szCs w:val="26"/>
-          <w:lang w:bidi="he-IL"/>
-        </w:rPr>
-        <w:t>documentation.</w:t>
-      </w:r>
-    </w:p>
-    <w:p>
-      <w:pPr>
-        <w:pStyle w:val="NoSpacing"/>
-        <w:numPr>
-          <w:ilvl w:val="0"/>
-          <w:numId w:val="7"/>
-        </w:numPr>
-        <w:rPr>
-          <w:rFonts w:asciiTheme="minorHAnsi" w:eastAsia="Times New Roman" w:hAnsiTheme="minorHAnsi" w:cs="Times New Roman"/>
-          <w:sz w:val="26"/>
-          <w:szCs w:val="26"/>
-          <w:lang w:bidi="he-IL"/>
-        </w:rPr>
-      </w:pPr>
-      <w:r>
-        <w:rPr>
-          <w:rFonts w:asciiTheme="minorHAnsi" w:eastAsia="Times New Roman" w:hAnsiTheme="minorHAnsi" w:cs="Times New Roman"/>
-          <w:sz w:val="26"/>
-          <w:szCs w:val="26"/>
-          <w:lang w:bidi="he-IL"/>
-        </w:rPr>
-        <w:t>Highly</w:t>
-      </w:r>
-      <w:r>
-        <w:rPr>
-          <w:rFonts w:asciiTheme="minorHAnsi" w:eastAsia="Times New Roman" w:hAnsiTheme="minorHAnsi" w:cs="Times New Roman"/>
-          <w:sz w:val="26"/>
-          <w:szCs w:val="26"/>
-          <w:lang w:bidi="he-IL"/>
-        </w:rPr>
-        <w:t xml:space="preserve"> skilled</w:t>
+        <w:t>killed</w:t>
       </w:r>
       <w:r>
         <w:rPr>
@@ -577,8 +484,8 @@
         <w:rPr>
           <w:b/>
           <w:bCs/>
-          <w:sz w:val="26"/>
-          <w:szCs w:val="26"/>
+          <w:sz w:val="16"/>
+          <w:szCs w:val="16"/>
         </w:rPr>
       </w:pPr>
     </w:p>
@@ -645,17 +552,57 @@
           <w:sz w:val="26"/>
           <w:szCs w:val="26"/>
         </w:rPr>
-        <w:t xml:space="preserve"> - Present </w:t>
-      </w:r>
-      <w:r>
-        <w:rPr>
-          <w:rFonts w:asciiTheme="minorHAnsi" w:hAnsiTheme="minorHAnsi" w:cstheme="minorHAnsi"/>
-          <w:b/>
-          <w:bCs/>
-          <w:sz w:val="26"/>
-          <w:szCs w:val="26"/>
-        </w:rPr>
-        <w:t xml:space="preserve">Software Engineer @ </w:t>
+        <w:t xml:space="preserve"> - </w:t>
+      </w:r>
+      <w:r>
+        <w:rPr>
+          <w:rFonts w:asciiTheme="minorHAnsi" w:hAnsiTheme="minorHAnsi" w:cstheme="minorHAnsi"/>
+          <w:b/>
+          <w:bCs/>
+          <w:sz w:val="26"/>
+          <w:szCs w:val="26"/>
+        </w:rPr>
+        <w:t>Present</w:t>
+      </w:r>
+      <w:r>
+        <w:rPr>
+          <w:rFonts w:asciiTheme="minorHAnsi" w:hAnsiTheme="minorHAnsi" w:cstheme="minorHAnsi"/>
+          <w:b/>
+          <w:bCs/>
+          <w:sz w:val="26"/>
+          <w:szCs w:val="26"/>
+        </w:rPr>
+        <w:t xml:space="preserve"> </w:t>
+      </w:r>
+      <w:r>
+        <w:rPr>
+          <w:rFonts w:asciiTheme="minorHAnsi" w:hAnsiTheme="minorHAnsi" w:cstheme="minorHAnsi"/>
+          <w:b/>
+          <w:bCs/>
+          <w:sz w:val="26"/>
+          <w:szCs w:val="26"/>
+        </w:rPr>
+        <w:t>S</w:t>
+      </w:r>
+      <w:r>
+        <w:rPr>
+          <w:rFonts w:asciiTheme="minorHAnsi" w:hAnsiTheme="minorHAnsi" w:cstheme="minorHAnsi"/>
+          <w:b/>
+          <w:bCs/>
+          <w:sz w:val="26"/>
+          <w:szCs w:val="26"/>
+        </w:rPr>
+        <w:t xml:space="preserve">oftware </w:t>
+      </w:r>
+      <w:r>
+        <w:rPr>
+          <w:rFonts w:asciiTheme="minorHAnsi" w:hAnsiTheme="minorHAnsi" w:cstheme="minorHAnsi"/>
+          <w:b/>
+          <w:bCs/>
+          <w:sz w:val="26"/>
+          <w:szCs w:val="26"/>
+        </w:rPr>
+        <w:t xml:space="preserve">Engineer @ </w:t>
       </w:r>
       <w:hyperlink r:id="rId11" w:history="1">
         <w:r>
@@ -680,7 +627,17 @@
           <w:sz w:val="26"/>
           <w:szCs w:val="26"/>
         </w:rPr>
-        <w:t xml:space="preserve"> - Malat, Israel</w:t>
+        <w:t xml:space="preserve"> - Malat</w:t>
+      </w:r>
+      <w:r>
+        <w:rPr>
+          <w:rFonts w:asciiTheme="minorHAnsi" w:hAnsiTheme="minorHAnsi" w:cstheme="minorHAnsi"/>
+          <w:b/>
+          <w:bCs/>
+          <w:sz w:val="26"/>
+          <w:szCs w:val="26"/>
+        </w:rPr>
+        <w:t>, Israel</w:t>
       </w:r>
     </w:p>
     <w:p>
@@ -739,7 +696,15 @@
           <w:sz w:val="26"/>
           <w:szCs w:val="26"/>
         </w:rPr>
-        <w:t xml:space="preserve"> software </w:t>
+        <w:t xml:space="preserve"> </w:t>
+      </w:r>
+      <w:r>
+        <w:rPr>
+          <w:rFonts w:asciiTheme="minorHAnsi" w:hAnsiTheme="minorHAnsi" w:cstheme="minorHAnsi"/>
+          <w:sz w:val="26"/>
+          <w:szCs w:val="26"/>
+        </w:rPr>
+        <w:t xml:space="preserve">software </w:t>
       </w:r>
       <w:r>
         <w:rPr>
@@ -824,7 +789,17 @@
           <w:sz w:val="26"/>
           <w:szCs w:val="26"/>
         </w:rPr>
-        <w:t xml:space="preserve"> - 2015</w:t>
+        <w:t xml:space="preserve"> - </w:t>
+      </w:r>
+      <w:r>
+        <w:rPr>
+          <w:rFonts w:asciiTheme="minorHAnsi" w:hAnsiTheme="minorHAnsi" w:cstheme="minorHAnsi"/>
+          <w:b/>
+          <w:bCs/>
+          <w:sz w:val="26"/>
+          <w:szCs w:val="26"/>
+        </w:rPr>
+        <w:t>2015</w:t>
       </w:r>
       <w:r>
         <w:rPr>
@@ -926,7 +901,37 @@
           <w:sz w:val="26"/>
           <w:szCs w:val="26"/>
         </w:rPr>
-        <w:t xml:space="preserve"> - 2014</w:t>
+        <w:t xml:space="preserve"> </w:t>
+      </w:r>
+      <w:r>
+        <w:rPr>
+          <w:rFonts w:asciiTheme="minorHAnsi" w:hAnsiTheme="minorHAnsi" w:cstheme="minorHAnsi"/>
+          <w:b/>
+          <w:bCs/>
+          <w:sz w:val="26"/>
+          <w:szCs w:val="26"/>
+        </w:rPr>
+        <w:t>-</w:t>
+      </w:r>
+      <w:r>
+        <w:rPr>
+          <w:rFonts w:asciiTheme="minorHAnsi" w:hAnsiTheme="minorHAnsi" w:cstheme="minorHAnsi"/>
+          <w:b/>
+          <w:bCs/>
+          <w:sz w:val="26"/>
+          <w:szCs w:val="26"/>
+        </w:rPr>
+        <w:t xml:space="preserve"> </w:t>
+      </w:r>
+      <w:r>
+        <w:rPr>
+          <w:rFonts w:asciiTheme="minorHAnsi" w:hAnsiTheme="minorHAnsi" w:cstheme="minorHAnsi"/>
+          <w:b/>
+          <w:bCs/>
+          <w:sz w:val="26"/>
+          <w:szCs w:val="26"/>
+        </w:rPr>
+        <w:t>2014</w:t>
       </w:r>
       <w:r>
         <w:rPr>
@@ -1070,8 +1075,6 @@
         <w:ind w:left="720"/>
         <w:rPr>
           <w:rFonts w:asciiTheme="minorHAnsi" w:hAnsiTheme="minorHAnsi" w:cstheme="minorHAnsi"/>
-          <w:b/>
-          <w:bCs/>
           <w:sz w:val="26"/>
           <w:szCs w:val="26"/>
         </w:rPr>
@@ -1120,6 +1123,7 @@
     <w:p>
       <w:pPr>
         <w:pStyle w:val="NoSpacing"/>
+        <w:ind w:left="1440" w:hanging="1440"/>
         <w:rPr>
           <w:rFonts w:asciiTheme="minorHAnsi" w:hAnsiTheme="minorHAnsi" w:cstheme="minorHAnsi"/>
           <w:b/>
@@ -1149,27 +1153,37 @@
           <w:sz w:val="26"/>
           <w:szCs w:val="26"/>
         </w:rPr>
-        <w:t>2007</w:t>
-      </w:r>
-      <w:r>
-        <w:rPr>
-          <w:rFonts w:asciiTheme="minorHAnsi" w:hAnsiTheme="minorHAnsi" w:cstheme="minorHAnsi"/>
-          <w:b/>
-          <w:bCs/>
-          <w:sz w:val="26"/>
-          <w:szCs w:val="26"/>
-        </w:rPr>
-        <w:t xml:space="preserve"> - </w:t>
-      </w:r>
-      <w:r>
-        <w:rPr>
-          <w:rFonts w:asciiTheme="minorHAnsi" w:hAnsiTheme="minorHAnsi" w:cstheme="minorHAnsi"/>
-          <w:b/>
-          <w:bCs/>
-          <w:sz w:val="26"/>
-          <w:szCs w:val="26"/>
-        </w:rPr>
-        <w:t>2010</w:t>
+        <w:t>20</w:t>
+      </w:r>
+      <w:r>
+        <w:rPr>
+          <w:rFonts w:asciiTheme="minorHAnsi" w:hAnsiTheme="minorHAnsi" w:cstheme="minorHAnsi"/>
+          <w:b/>
+          <w:bCs/>
+          <w:sz w:val="26"/>
+          <w:szCs w:val="26"/>
+        </w:rPr>
+        <w:t xml:space="preserve">10 - </w:t>
+      </w:r>
+      <w:r>
+        <w:rPr>
+          <w:rFonts w:asciiTheme="minorHAnsi" w:hAnsiTheme="minorHAnsi" w:cstheme="minorHAnsi"/>
+          <w:b/>
+          <w:bCs/>
+          <w:sz w:val="26"/>
+          <w:szCs w:val="26"/>
+        </w:rPr>
+        <w:t>20</w:t>
+      </w:r>
+      <w:r>
+        <w:rPr>
+          <w:rFonts w:asciiTheme="minorHAnsi" w:hAnsiTheme="minorHAnsi" w:cstheme="minorHAnsi"/>
+          <w:b/>
+          <w:bCs/>
+          <w:sz w:val="26"/>
+          <w:szCs w:val="26"/>
+        </w:rPr>
+        <w:t>10</w:t>
       </w:r>
       <w:r>
         <w:rPr>
@@ -1224,15 +1238,17 @@
           <w:sz w:val="26"/>
           <w:szCs w:val="26"/>
         </w:rPr>
-        <w:t>As an adjunct faculty member, developed and taught courses in information systems, programming languages, and computer organization.</w:t>
-      </w:r>
-    </w:p>
-    <w:p>
-      <w:pPr>
-        <w:pStyle w:val="NoSpacing"/>
-        <w:ind w:left="720"/>
-        <w:rPr>
-          <w:rFonts w:asciiTheme="minorHAnsi" w:hAnsiTheme="minorHAnsi" w:cstheme="minorHAnsi"/>
+        <w:t>Developed and delivered courses related to information systems.</w:t>
+      </w:r>
+    </w:p>
+    <w:p>
+      <w:pPr>
+        <w:pStyle w:val="NoSpacing"/>
+        <w:ind w:left="1440" w:hanging="1440"/>
+        <w:rPr>
+          <w:rFonts w:asciiTheme="minorHAnsi" w:hAnsiTheme="minorHAnsi" w:cstheme="minorHAnsi"/>
+          <w:b/>
+          <w:bCs/>
           <w:sz w:val="16"/>
           <w:szCs w:val="16"/>
         </w:rPr>
@@ -1258,27 +1274,37 @@
           <w:sz w:val="26"/>
           <w:szCs w:val="26"/>
         </w:rPr>
-        <w:t>2002</w:t>
-      </w:r>
-      <w:r>
-        <w:rPr>
-          <w:rFonts w:asciiTheme="minorHAnsi" w:hAnsiTheme="minorHAnsi" w:cstheme="minorHAnsi"/>
-          <w:b/>
-          <w:bCs/>
-          <w:sz w:val="26"/>
-          <w:szCs w:val="26"/>
-        </w:rPr>
-        <w:t xml:space="preserve"> - </w:t>
-      </w:r>
-      <w:r>
-        <w:rPr>
-          <w:rFonts w:asciiTheme="minorHAnsi" w:hAnsiTheme="minorHAnsi" w:cstheme="minorHAnsi"/>
-          <w:b/>
-          <w:bCs/>
-          <w:sz w:val="26"/>
-          <w:szCs w:val="26"/>
-        </w:rPr>
-        <w:t>2006</w:t>
+        <w:t>200</w:t>
+      </w:r>
+      <w:r>
+        <w:rPr>
+          <w:rFonts w:asciiTheme="minorHAnsi" w:hAnsiTheme="minorHAnsi" w:cstheme="minorHAnsi"/>
+          <w:b/>
+          <w:bCs/>
+          <w:sz w:val="26"/>
+          <w:szCs w:val="26"/>
+        </w:rPr>
+        <w:t xml:space="preserve">8 - </w:t>
+      </w:r>
+      <w:r>
+        <w:rPr>
+          <w:rFonts w:asciiTheme="minorHAnsi" w:hAnsiTheme="minorHAnsi" w:cstheme="minorHAnsi"/>
+          <w:b/>
+          <w:bCs/>
+          <w:sz w:val="26"/>
+          <w:szCs w:val="26"/>
+        </w:rPr>
+        <w:t>20</w:t>
+      </w:r>
+      <w:r>
+        <w:rPr>
+          <w:rFonts w:asciiTheme="minorHAnsi" w:hAnsiTheme="minorHAnsi" w:cstheme="minorHAnsi"/>
+          <w:b/>
+          <w:bCs/>
+          <w:sz w:val="26"/>
+          <w:szCs w:val="26"/>
+        </w:rPr>
+        <w:t>09</w:t>
       </w:r>
       <w:r>
         <w:rPr>
@@ -1298,9 +1324,291 @@
           <w:sz w:val="26"/>
           <w:szCs w:val="26"/>
         </w:rPr>
-        <w:t xml:space="preserve">Research and Teaching Assistant @ </w:t>
+        <w:t>Police Officer</w:t>
+      </w:r>
+      <w:r>
+        <w:rPr>
+          <w:rFonts w:asciiTheme="minorHAnsi" w:hAnsiTheme="minorHAnsi" w:cstheme="minorHAnsi"/>
+          <w:b/>
+          <w:bCs/>
+          <w:sz w:val="26"/>
+          <w:szCs w:val="26"/>
+        </w:rPr>
+        <w:t xml:space="preserve"> @ </w:t>
       </w:r>
       <w:hyperlink r:id="rId13" w:history="1">
+        <w:r>
+          <w:rPr>
+            <w:rStyle w:val="Hyperlink"/>
+            <w:rFonts w:asciiTheme="minorHAnsi" w:hAnsiTheme="minorHAnsi" w:cstheme="minorHAnsi"/>
+            <w:b/>
+            <w:bCs/>
+            <w:color w:val="auto"/>
+            <w:sz w:val="26"/>
+            <w:szCs w:val="26"/>
+            <w:u w:val="none"/>
+          </w:rPr>
+          <w:t>Ontario Provincial Police</w:t>
+        </w:r>
+      </w:hyperlink>
+      <w:r>
+        <w:rPr>
+          <w:rFonts w:asciiTheme="minorHAnsi" w:hAnsiTheme="minorHAnsi" w:cstheme="minorHAnsi"/>
+          <w:b/>
+          <w:bCs/>
+          <w:sz w:val="26"/>
+          <w:szCs w:val="26"/>
+        </w:rPr>
+        <w:t>, Ontario, Canada</w:t>
+      </w:r>
+    </w:p>
+    <w:p>
+      <w:pPr>
+        <w:pStyle w:val="NoSpacing"/>
+        <w:ind w:left="720"/>
+        <w:rPr>
+          <w:rFonts w:asciiTheme="minorHAnsi" w:hAnsiTheme="minorHAnsi" w:cstheme="minorHAnsi"/>
+          <w:sz w:val="26"/>
+          <w:szCs w:val="26"/>
+        </w:rPr>
+      </w:pPr>
+      <w:r>
+        <w:rPr>
+          <w:rFonts w:asciiTheme="minorHAnsi" w:hAnsiTheme="minorHAnsi" w:cstheme="minorHAnsi"/>
+          <w:sz w:val="26"/>
+          <w:szCs w:val="26"/>
+        </w:rPr>
+        <w:t>M</w:t>
+      </w:r>
+      <w:r>
+        <w:rPr>
+          <w:rFonts w:asciiTheme="minorHAnsi" w:hAnsiTheme="minorHAnsi" w:cstheme="minorHAnsi"/>
+          <w:sz w:val="26"/>
+          <w:szCs w:val="26"/>
+        </w:rPr>
+        <w:t>aintain</w:t>
+      </w:r>
+      <w:r>
+        <w:rPr>
+          <w:rFonts w:asciiTheme="minorHAnsi" w:hAnsiTheme="minorHAnsi" w:cstheme="minorHAnsi"/>
+          <w:sz w:val="26"/>
+          <w:szCs w:val="26"/>
+        </w:rPr>
+        <w:t>ed</w:t>
+      </w:r>
+      <w:r>
+        <w:rPr>
+          <w:rFonts w:asciiTheme="minorHAnsi" w:hAnsiTheme="minorHAnsi" w:cstheme="minorHAnsi"/>
+          <w:sz w:val="26"/>
+          <w:szCs w:val="26"/>
+        </w:rPr>
+        <w:t xml:space="preserve"> public peace, enforc</w:t>
+      </w:r>
+      <w:r>
+        <w:rPr>
+          <w:rFonts w:asciiTheme="minorHAnsi" w:hAnsiTheme="minorHAnsi" w:cstheme="minorHAnsi"/>
+          <w:sz w:val="26"/>
+          <w:szCs w:val="26"/>
+        </w:rPr>
+        <w:t>ed</w:t>
+      </w:r>
+      <w:r>
+        <w:rPr>
+          <w:rFonts w:asciiTheme="minorHAnsi" w:hAnsiTheme="minorHAnsi" w:cstheme="minorHAnsi"/>
+          <w:sz w:val="26"/>
+          <w:szCs w:val="26"/>
+        </w:rPr>
+        <w:t xml:space="preserve"> federal and provincial laws, prevent</w:t>
+      </w:r>
+      <w:r>
+        <w:rPr>
+          <w:rFonts w:asciiTheme="minorHAnsi" w:hAnsiTheme="minorHAnsi" w:cstheme="minorHAnsi"/>
+          <w:sz w:val="26"/>
+          <w:szCs w:val="26"/>
+        </w:rPr>
+        <w:t>ed</w:t>
+      </w:r>
+      <w:r>
+        <w:rPr>
+          <w:rFonts w:asciiTheme="minorHAnsi" w:hAnsiTheme="minorHAnsi" w:cstheme="minorHAnsi"/>
+          <w:sz w:val="26"/>
+          <w:szCs w:val="26"/>
+        </w:rPr>
+        <w:t xml:space="preserve"> crime, </w:t>
+      </w:r>
+      <w:r>
+        <w:rPr>
+          <w:rFonts w:asciiTheme="minorHAnsi" w:hAnsiTheme="minorHAnsi" w:cstheme="minorHAnsi"/>
+          <w:sz w:val="26"/>
+          <w:szCs w:val="26"/>
+        </w:rPr>
+        <w:t xml:space="preserve">conducted investigations, </w:t>
+      </w:r>
+      <w:r>
+        <w:rPr>
+          <w:rFonts w:asciiTheme="minorHAnsi" w:hAnsiTheme="minorHAnsi" w:cstheme="minorHAnsi"/>
+          <w:sz w:val="26"/>
+          <w:szCs w:val="26"/>
+        </w:rPr>
+        <w:t>assist</w:t>
+      </w:r>
+      <w:r>
+        <w:rPr>
+          <w:rFonts w:asciiTheme="minorHAnsi" w:hAnsiTheme="minorHAnsi" w:cstheme="minorHAnsi"/>
+          <w:sz w:val="26"/>
+          <w:szCs w:val="26"/>
+        </w:rPr>
+        <w:t>ed</w:t>
+      </w:r>
+      <w:r>
+        <w:rPr>
+          <w:rFonts w:asciiTheme="minorHAnsi" w:hAnsiTheme="minorHAnsi" w:cstheme="minorHAnsi"/>
+          <w:sz w:val="26"/>
+          <w:szCs w:val="26"/>
+        </w:rPr>
+        <w:t xml:space="preserve"> victims, respond</w:t>
+      </w:r>
+      <w:r>
+        <w:rPr>
+          <w:rFonts w:asciiTheme="minorHAnsi" w:hAnsiTheme="minorHAnsi" w:cstheme="minorHAnsi"/>
+          <w:sz w:val="26"/>
+          <w:szCs w:val="26"/>
+        </w:rPr>
+        <w:t>ed</w:t>
+      </w:r>
+      <w:r>
+        <w:rPr>
+          <w:rFonts w:asciiTheme="minorHAnsi" w:hAnsiTheme="minorHAnsi" w:cstheme="minorHAnsi"/>
+          <w:sz w:val="26"/>
+          <w:szCs w:val="26"/>
+        </w:rPr>
+        <w:t xml:space="preserve"> to emergencies</w:t>
+      </w:r>
+      <w:r>
+        <w:rPr>
+          <w:rFonts w:asciiTheme="minorHAnsi" w:hAnsiTheme="minorHAnsi" w:cstheme="minorHAnsi"/>
+          <w:sz w:val="26"/>
+          <w:szCs w:val="26"/>
+        </w:rPr>
+        <w:t xml:space="preserve"> and made arrests.</w:t>
+      </w:r>
+    </w:p>
+    <w:p>
+      <w:pPr>
+        <w:pStyle w:val="NoSpacing"/>
+        <w:rPr>
+          <w:rFonts w:asciiTheme="minorHAnsi" w:hAnsiTheme="minorHAnsi" w:cstheme="minorHAnsi"/>
+          <w:b/>
+          <w:bCs/>
+          <w:sz w:val="16"/>
+          <w:szCs w:val="16"/>
+        </w:rPr>
+      </w:pPr>
+    </w:p>
+    <w:p>
+      <w:pPr>
+        <w:pStyle w:val="NoSpacing"/>
+        <w:ind w:left="1440" w:hanging="1440"/>
+        <w:rPr>
+          <w:rFonts w:asciiTheme="minorHAnsi" w:hAnsiTheme="minorHAnsi" w:cstheme="minorHAnsi"/>
+          <w:b/>
+          <w:bCs/>
+          <w:sz w:val="26"/>
+          <w:szCs w:val="26"/>
+        </w:rPr>
+      </w:pPr>
+      <w:r>
+        <w:rPr>
+          <w:rFonts w:asciiTheme="minorHAnsi" w:hAnsiTheme="minorHAnsi" w:cstheme="minorHAnsi"/>
+          <w:b/>
+          <w:bCs/>
+          <w:sz w:val="26"/>
+          <w:szCs w:val="26"/>
+        </w:rPr>
+        <w:t>2007</w:t>
+      </w:r>
+      <w:r>
+        <w:rPr>
+          <w:rFonts w:asciiTheme="minorHAnsi" w:hAnsiTheme="minorHAnsi" w:cstheme="minorHAnsi"/>
+          <w:b/>
+          <w:bCs/>
+          <w:sz w:val="26"/>
+          <w:szCs w:val="26"/>
+        </w:rPr>
+        <w:t xml:space="preserve"> </w:t>
+      </w:r>
+      <w:r>
+        <w:rPr>
+          <w:rFonts w:asciiTheme="minorHAnsi" w:hAnsiTheme="minorHAnsi" w:cstheme="minorHAnsi"/>
+          <w:b/>
+          <w:bCs/>
+          <w:sz w:val="26"/>
+          <w:szCs w:val="26"/>
+        </w:rPr>
+        <w:t>-</w:t>
+      </w:r>
+      <w:r>
+        <w:rPr>
+          <w:rFonts w:asciiTheme="minorHAnsi" w:hAnsiTheme="minorHAnsi" w:cstheme="minorHAnsi"/>
+          <w:b/>
+          <w:bCs/>
+          <w:sz w:val="26"/>
+          <w:szCs w:val="26"/>
+        </w:rPr>
+        <w:t xml:space="preserve"> </w:t>
+      </w:r>
+      <w:r>
+        <w:rPr>
+          <w:rFonts w:asciiTheme="minorHAnsi" w:hAnsiTheme="minorHAnsi" w:cstheme="minorHAnsi"/>
+          <w:b/>
+          <w:bCs/>
+          <w:sz w:val="26"/>
+          <w:szCs w:val="26"/>
+        </w:rPr>
+        <w:t>20</w:t>
+      </w:r>
+      <w:r>
+        <w:rPr>
+          <w:rFonts w:asciiTheme="minorHAnsi" w:hAnsiTheme="minorHAnsi" w:cstheme="minorHAnsi"/>
+          <w:b/>
+          <w:bCs/>
+          <w:sz w:val="26"/>
+          <w:szCs w:val="26"/>
+        </w:rPr>
+        <w:t>08</w:t>
+      </w:r>
+      <w:r>
+        <w:rPr>
+          <w:rFonts w:asciiTheme="minorHAnsi" w:hAnsiTheme="minorHAnsi" w:cstheme="minorHAnsi"/>
+          <w:b/>
+          <w:bCs/>
+          <w:sz w:val="26"/>
+          <w:szCs w:val="26"/>
+        </w:rPr>
+        <w:tab/>
+        <w:t>Computer Science</w:t>
+      </w:r>
+      <w:r>
+        <w:rPr>
+          <w:rFonts w:asciiTheme="minorHAnsi" w:hAnsiTheme="minorHAnsi" w:cstheme="minorHAnsi"/>
+          <w:b/>
+          <w:bCs/>
+          <w:sz w:val="26"/>
+          <w:szCs w:val="26"/>
+        </w:rPr>
+        <w:t xml:space="preserve"> Lecturer</w:t>
+      </w:r>
+      <w:r>
+        <w:rPr>
+          <w:rFonts w:asciiTheme="minorHAnsi" w:hAnsiTheme="minorHAnsi" w:cstheme="minorHAnsi"/>
+          <w:b/>
+          <w:bCs/>
+          <w:sz w:val="26"/>
+          <w:szCs w:val="26"/>
+        </w:rPr>
+        <w:t xml:space="preserve"> @ </w:t>
+      </w:r>
+      <w:hyperlink r:id="rId14" w:history="1">
         <w:r>
           <w:rPr>
             <w:rStyle w:val="Hyperlink"/>
@@ -1342,17 +1650,15 @@
           <w:sz w:val="26"/>
           <w:szCs w:val="26"/>
         </w:rPr>
-        <w:t xml:space="preserve">Conducted seminars on behalf of faculty members. Developed computer-based simulation models for parallel job scheduling strategies. Co-authored scientific publications. </w:t>
-      </w:r>
-    </w:p>
-    <w:p>
-      <w:pPr>
-        <w:pStyle w:val="NoSpacing"/>
-        <w:ind w:left="1440" w:hanging="1440"/>
-        <w:rPr>
-          <w:rFonts w:asciiTheme="minorHAnsi" w:hAnsiTheme="minorHAnsi" w:cstheme="minorHAnsi"/>
-          <w:b/>
-          <w:bCs/>
+        <w:t>Created and delivered courses on information systems, programming languages, and computer organization.</w:t>
+      </w:r>
+    </w:p>
+    <w:p>
+      <w:pPr>
+        <w:pStyle w:val="NoSpacing"/>
+        <w:ind w:left="720"/>
+        <w:rPr>
+          <w:rFonts w:asciiTheme="minorHAnsi" w:hAnsiTheme="minorHAnsi" w:cstheme="minorHAnsi"/>
           <w:sz w:val="16"/>
           <w:szCs w:val="16"/>
         </w:rPr>
@@ -1378,6 +1684,146 @@
           <w:sz w:val="26"/>
           <w:szCs w:val="26"/>
         </w:rPr>
+        <w:t>2002</w:t>
+      </w:r>
+      <w:r>
+        <w:rPr>
+          <w:rFonts w:asciiTheme="minorHAnsi" w:hAnsiTheme="minorHAnsi" w:cstheme="minorHAnsi"/>
+          <w:b/>
+          <w:bCs/>
+          <w:sz w:val="26"/>
+          <w:szCs w:val="26"/>
+        </w:rPr>
+        <w:t xml:space="preserve"> </w:t>
+      </w:r>
+      <w:r>
+        <w:rPr>
+          <w:rFonts w:asciiTheme="minorHAnsi" w:hAnsiTheme="minorHAnsi" w:cstheme="minorHAnsi"/>
+          <w:b/>
+          <w:bCs/>
+          <w:sz w:val="26"/>
+          <w:szCs w:val="26"/>
+        </w:rPr>
+        <w:t>-</w:t>
+      </w:r>
+      <w:r>
+        <w:rPr>
+          <w:rFonts w:asciiTheme="minorHAnsi" w:hAnsiTheme="minorHAnsi" w:cstheme="minorHAnsi"/>
+          <w:b/>
+          <w:bCs/>
+          <w:sz w:val="26"/>
+          <w:szCs w:val="26"/>
+        </w:rPr>
+        <w:t xml:space="preserve"> </w:t>
+      </w:r>
+      <w:r>
+        <w:rPr>
+          <w:rFonts w:asciiTheme="minorHAnsi" w:hAnsiTheme="minorHAnsi" w:cstheme="minorHAnsi"/>
+          <w:b/>
+          <w:bCs/>
+          <w:sz w:val="26"/>
+          <w:szCs w:val="26"/>
+        </w:rPr>
+        <w:t>2006</w:t>
+      </w:r>
+      <w:r>
+        <w:rPr>
+          <w:rFonts w:asciiTheme="minorHAnsi" w:hAnsiTheme="minorHAnsi" w:cstheme="minorHAnsi"/>
+          <w:b/>
+          <w:bCs/>
+          <w:sz w:val="26"/>
+          <w:szCs w:val="26"/>
+        </w:rPr>
+        <w:tab/>
+      </w:r>
+      <w:r>
+        <w:rPr>
+          <w:rFonts w:asciiTheme="minorHAnsi" w:hAnsiTheme="minorHAnsi" w:cstheme="minorHAnsi"/>
+          <w:b/>
+          <w:bCs/>
+          <w:sz w:val="26"/>
+          <w:szCs w:val="26"/>
+        </w:rPr>
+        <w:t xml:space="preserve">Research and Teaching Assistant @ </w:t>
+      </w:r>
+      <w:hyperlink r:id="rId15" w:history="1">
+        <w:r>
+          <w:rPr>
+            <w:rStyle w:val="Hyperlink"/>
+            <w:rFonts w:asciiTheme="minorHAnsi" w:hAnsiTheme="minorHAnsi" w:cstheme="minorHAnsi"/>
+            <w:b/>
+            <w:bCs/>
+            <w:color w:val="auto"/>
+            <w:sz w:val="26"/>
+            <w:szCs w:val="26"/>
+            <w:u w:val="none"/>
+          </w:rPr>
+          <w:t>Trent University</w:t>
+        </w:r>
+      </w:hyperlink>
+      <w:r>
+        <w:rPr>
+          <w:rFonts w:asciiTheme="minorHAnsi" w:hAnsiTheme="minorHAnsi" w:cstheme="minorHAnsi"/>
+          <w:b/>
+          <w:bCs/>
+          <w:sz w:val="26"/>
+          <w:szCs w:val="26"/>
+        </w:rPr>
+        <w:t>, Ontario, Canada</w:t>
+      </w:r>
+    </w:p>
+    <w:p>
+      <w:pPr>
+        <w:pStyle w:val="NoSpacing"/>
+        <w:ind w:left="720"/>
+        <w:rPr>
+          <w:rFonts w:asciiTheme="minorHAnsi" w:hAnsiTheme="minorHAnsi" w:cstheme="minorHAnsi"/>
+          <w:sz w:val="26"/>
+          <w:szCs w:val="26"/>
+        </w:rPr>
+      </w:pPr>
+      <w:r>
+        <w:rPr>
+          <w:rFonts w:asciiTheme="minorHAnsi" w:hAnsiTheme="minorHAnsi" w:cstheme="minorHAnsi"/>
+          <w:sz w:val="26"/>
+          <w:szCs w:val="26"/>
+        </w:rPr>
+        <w:t xml:space="preserve">Conducted seminars on behalf of faculty members. Developed computer-based simulation models for parallel job scheduling strategies. Co-authored scientific publications. </w:t>
+      </w:r>
+    </w:p>
+    <w:p>
+      <w:pPr>
+        <w:pStyle w:val="NoSpacing"/>
+        <w:ind w:left="1440" w:hanging="1440"/>
+        <w:rPr>
+          <w:rFonts w:asciiTheme="minorHAnsi" w:hAnsiTheme="minorHAnsi" w:cstheme="minorHAnsi"/>
+          <w:b/>
+          <w:bCs/>
+          <w:sz w:val="16"/>
+          <w:szCs w:val="16"/>
+        </w:rPr>
+      </w:pPr>
+    </w:p>
+    <w:p>
+      <w:pPr>
+        <w:pStyle w:val="NoSpacing"/>
+        <w:ind w:left="1440" w:hanging="1440"/>
+        <w:rPr>
+          <w:rFonts w:asciiTheme="minorHAnsi" w:hAnsiTheme="minorHAnsi" w:cstheme="minorHAnsi"/>
+          <w:b/>
+          <w:bCs/>
+          <w:sz w:val="26"/>
+          <w:szCs w:val="26"/>
+        </w:rPr>
+      </w:pPr>
+      <w:r>
+        <w:rPr>
+          <w:rFonts w:asciiTheme="minorHAnsi" w:hAnsiTheme="minorHAnsi" w:cstheme="minorHAnsi"/>
+          <w:b/>
+          <w:bCs/>
+          <w:sz w:val="26"/>
+          <w:szCs w:val="26"/>
+        </w:rPr>
         <w:t>1997</w:t>
       </w:r>
       <w:r>
@@ -1388,7 +1834,27 @@
           <w:sz w:val="26"/>
           <w:szCs w:val="26"/>
         </w:rPr>
-        <w:t xml:space="preserve"> - </w:t>
+        <w:t xml:space="preserve"> </w:t>
+      </w:r>
+      <w:r>
+        <w:rPr>
+          <w:rFonts w:asciiTheme="minorHAnsi" w:hAnsiTheme="minorHAnsi" w:cstheme="minorHAnsi"/>
+          <w:b/>
+          <w:bCs/>
+          <w:sz w:val="26"/>
+          <w:szCs w:val="26"/>
+        </w:rPr>
+        <w:t>-</w:t>
+      </w:r>
+      <w:r>
+        <w:rPr>
+          <w:rFonts w:asciiTheme="minorHAnsi" w:hAnsiTheme="minorHAnsi" w:cstheme="minorHAnsi"/>
+          <w:b/>
+          <w:bCs/>
+          <w:sz w:val="26"/>
+          <w:szCs w:val="26"/>
+        </w:rPr>
+        <w:t xml:space="preserve"> </w:t>
       </w:r>
       <w:r>
         <w:rPr>
@@ -1409,7 +1875,17 @@
           <w:szCs w:val="26"/>
         </w:rPr>
         <w:tab/>
-        <w:t xml:space="preserve">Project Coordinator @ </w:t>
+        <w:t>Project Coordinator @</w:t>
+      </w:r>
+      <w:r>
+        <w:rPr>
+          <w:rFonts w:asciiTheme="minorHAnsi" w:hAnsiTheme="minorHAnsi" w:cstheme="minorHAnsi"/>
+          <w:b/>
+          <w:bCs/>
+          <w:sz w:val="26"/>
+          <w:szCs w:val="26"/>
+        </w:rPr>
+        <w:t xml:space="preserve"> </w:t>
       </w:r>
       <w:hyperlink w:history="1">
         <w:r>
@@ -1454,7 +1930,17 @@
           <w:sz w:val="26"/>
           <w:szCs w:val="26"/>
         </w:rPr>
-        <w:t>, Oregon, USA</w:t>
+        <w:t xml:space="preserve">, Oregon, </w:t>
+      </w:r>
+      <w:r>
+        <w:rPr>
+          <w:rFonts w:asciiTheme="minorHAnsi" w:hAnsiTheme="minorHAnsi" w:cstheme="minorHAnsi"/>
+          <w:b/>
+          <w:bCs/>
+          <w:sz w:val="26"/>
+          <w:szCs w:val="26"/>
+        </w:rPr>
+        <w:t>USA</w:t>
       </w:r>
     </w:p>
     <w:p>
@@ -1463,9 +1949,7 @@
         <w:bidi w:val="0"/>
         <w:spacing w:after="200" w:line="276" w:lineRule="auto"/>
         <w:rPr>
-          <w:rFonts w:ascii="Calibri" w:eastAsia="Calibri" w:hAnsi="Calibri" w:cs="Arial"/>
-          <w:b/>
-          <w:bCs/>
+          <w:rFonts w:asciiTheme="minorHAnsi" w:eastAsia="Calibri" w:hAnsiTheme="minorHAnsi" w:cstheme="minorHAnsi"/>
           <w:sz w:val="26"/>
           <w:szCs w:val="26"/>
           <w:lang w:bidi="en-US"/>
@@ -1478,8 +1962,139 @@
           <w:szCs w:val="26"/>
           <w:lang w:bidi="en-US"/>
         </w:rPr>
-        <w:t xml:space="preserve">Coordinated design, installation, and qualification of electronic silicon chip manufacturing equipment. </w:t>
-      </w:r>
+        <w:t>Coordinated design, installation, and qualification of electronic silicon chip manufacturing equipment.</w:t>
+      </w:r>
+    </w:p>
+    <w:p>
+      <w:pPr>
+        <w:pStyle w:val="NoSpacing"/>
+        <w:ind w:left="1440" w:hanging="1440"/>
+        <w:rPr>
+          <w:rFonts w:asciiTheme="minorHAnsi" w:hAnsiTheme="minorHAnsi" w:cstheme="minorHAnsi"/>
+          <w:b/>
+          <w:bCs/>
+          <w:sz w:val="26"/>
+          <w:szCs w:val="26"/>
+        </w:rPr>
+      </w:pPr>
+      <w:r>
+        <w:rPr>
+          <w:rFonts w:asciiTheme="minorHAnsi" w:hAnsiTheme="minorHAnsi" w:cstheme="minorHAnsi"/>
+          <w:b/>
+          <w:bCs/>
+          <w:sz w:val="26"/>
+          <w:szCs w:val="26"/>
+        </w:rPr>
+        <w:t>199</w:t>
+      </w:r>
+      <w:r>
+        <w:rPr>
+          <w:rFonts w:asciiTheme="minorHAnsi" w:hAnsiTheme="minorHAnsi" w:cstheme="minorHAnsi"/>
+          <w:b/>
+          <w:bCs/>
+          <w:sz w:val="26"/>
+          <w:szCs w:val="26"/>
+        </w:rPr>
+        <w:t>6 - 1997</w:t>
+      </w:r>
+      <w:r>
+        <w:rPr>
+          <w:rFonts w:asciiTheme="minorHAnsi" w:hAnsiTheme="minorHAnsi" w:cstheme="minorHAnsi"/>
+          <w:b/>
+          <w:bCs/>
+          <w:sz w:val="26"/>
+          <w:szCs w:val="26"/>
+        </w:rPr>
+        <w:tab/>
+      </w:r>
+      <w:r>
+        <w:rPr>
+          <w:rFonts w:asciiTheme="minorHAnsi" w:hAnsiTheme="minorHAnsi" w:cstheme="minorHAnsi"/>
+          <w:b/>
+          <w:bCs/>
+          <w:sz w:val="26"/>
+          <w:szCs w:val="26"/>
+        </w:rPr>
+        <w:t>Marine Electrical Officer</w:t>
+      </w:r>
+      <w:r>
+        <w:rPr>
+          <w:rFonts w:asciiTheme="minorHAnsi" w:hAnsiTheme="minorHAnsi" w:cstheme="minorHAnsi"/>
+          <w:b/>
+          <w:bCs/>
+          <w:sz w:val="26"/>
+          <w:szCs w:val="26"/>
+        </w:rPr>
+        <w:t xml:space="preserve"> @ </w:t>
+      </w:r>
+      <w:hyperlink w:history="1">
+        <w:r>
+          <w:rPr>
+            <w:rStyle w:val="Hyperlink"/>
+            <w:rFonts w:asciiTheme="minorHAnsi" w:hAnsiTheme="minorHAnsi" w:cstheme="minorHAnsi"/>
+            <w:b/>
+            <w:bCs/>
+            <w:color w:val="auto"/>
+            <w:sz w:val="26"/>
+            <w:szCs w:val="26"/>
+            <w:u w:val="none"/>
+          </w:rPr>
+          <w:t>Israeli Merchant Fleet</w:t>
+        </w:r>
+      </w:hyperlink>
+      <w:r>
+        <w:t>,</w:t>
+      </w:r>
+      <w:r>
+        <w:rPr>
+          <w:rFonts w:asciiTheme="minorHAnsi" w:hAnsiTheme="minorHAnsi" w:cstheme="minorHAnsi"/>
+          <w:b/>
+          <w:bCs/>
+          <w:sz w:val="26"/>
+          <w:szCs w:val="26"/>
+        </w:rPr>
+        <w:t xml:space="preserve"> Israel</w:t>
+      </w:r>
+    </w:p>
+    <w:p>
+      <w:pPr>
+        <w:pStyle w:val="NoSpacing"/>
+        <w:ind w:left="1440" w:hanging="720"/>
+        <w:rPr>
+          <w:rFonts w:asciiTheme="minorHAnsi" w:hAnsiTheme="minorHAnsi" w:cstheme="minorHAnsi"/>
+          <w:b/>
+          <w:bCs/>
+          <w:sz w:val="26"/>
+          <w:szCs w:val="26"/>
+        </w:rPr>
+      </w:pPr>
+      <w:r>
+        <w:rPr>
+          <w:rFonts w:asciiTheme="minorHAnsi" w:hAnsiTheme="minorHAnsi" w:cstheme="minorHAnsi"/>
+          <w:sz w:val="26"/>
+          <w:szCs w:val="26"/>
+        </w:rPr>
+        <w:t xml:space="preserve">Maintained </w:t>
+      </w:r>
+      <w:r>
+        <w:rPr>
+          <w:rFonts w:asciiTheme="minorHAnsi" w:hAnsiTheme="minorHAnsi" w:cstheme="minorHAnsi"/>
+          <w:sz w:val="26"/>
+          <w:szCs w:val="26"/>
+        </w:rPr>
+        <w:t>secure operational condition of naval electrical systems.</w:t>
+      </w:r>
+    </w:p>
+    <w:p>
+      <w:pPr>
+        <w:bidi w:val="0"/>
+        <w:rPr>
+          <w:rFonts w:asciiTheme="minorHAnsi" w:eastAsia="Calibri" w:hAnsiTheme="minorHAnsi" w:cstheme="minorHAnsi"/>
+          <w:sz w:val="26"/>
+          <w:szCs w:val="26"/>
+          <w:lang w:bidi="en-US"/>
+        </w:rPr>
+      </w:pPr>
     </w:p>
     <w:p>
       <w:pPr>
@@ -1501,7 +2116,6 @@
           <w:sz w:val="26"/>
           <w:szCs w:val="26"/>
         </w:rPr>
-        <w:lastRenderedPageBreak/>
         <w:t>FORMAL EDUCATION</w:t>
       </w:r>
     </w:p>
@@ -1517,6 +2131,88 @@
           <w:szCs w:val="26"/>
         </w:rPr>
       </w:pPr>
+      <w:r>
+        <w:rPr>
+          <w:rFonts w:asciiTheme="minorHAnsi" w:hAnsiTheme="minorHAnsi" w:cstheme="minorHAnsi"/>
+          <w:b/>
+          <w:bCs/>
+          <w:sz w:val="26"/>
+          <w:szCs w:val="26"/>
+        </w:rPr>
+        <w:t>200</w:t>
+      </w:r>
+      <w:r>
+        <w:rPr>
+          <w:rFonts w:asciiTheme="minorHAnsi" w:hAnsiTheme="minorHAnsi" w:cstheme="minorHAnsi"/>
+          <w:b/>
+          <w:bCs/>
+          <w:sz w:val="26"/>
+          <w:szCs w:val="26"/>
+        </w:rPr>
+        <w:t xml:space="preserve">8 – </w:t>
+      </w:r>
+      <w:r>
+        <w:rPr>
+          <w:rFonts w:asciiTheme="minorHAnsi" w:hAnsiTheme="minorHAnsi" w:cstheme="minorHAnsi"/>
+          <w:b/>
+          <w:bCs/>
+          <w:sz w:val="26"/>
+          <w:szCs w:val="26"/>
+        </w:rPr>
+        <w:t>200</w:t>
+      </w:r>
+      <w:r>
+        <w:rPr>
+          <w:rFonts w:asciiTheme="minorHAnsi" w:hAnsiTheme="minorHAnsi" w:cstheme="minorHAnsi"/>
+          <w:b/>
+          <w:bCs/>
+          <w:sz w:val="26"/>
+          <w:szCs w:val="26"/>
+        </w:rPr>
+        <w:t>9</w:t>
+      </w:r>
+      <w:r>
+        <w:rPr>
+          <w:rFonts w:asciiTheme="minorHAnsi" w:hAnsiTheme="minorHAnsi" w:cstheme="minorHAnsi"/>
+          <w:b/>
+          <w:bCs/>
+          <w:sz w:val="26"/>
+          <w:szCs w:val="26"/>
+        </w:rPr>
+        <w:tab/>
+      </w:r>
+      <w:r>
+        <w:rPr>
+          <w:rFonts w:asciiTheme="minorHAnsi" w:hAnsiTheme="minorHAnsi" w:cstheme="minorHAnsi"/>
+          <w:sz w:val="26"/>
+          <w:szCs w:val="26"/>
+        </w:rPr>
+        <w:t>Diploma of Basic Constable Training @ Ontario Police College</w:t>
+      </w:r>
+      <w:r>
+        <w:rPr>
+          <w:rFonts w:asciiTheme="minorHAnsi" w:hAnsiTheme="minorHAnsi" w:cstheme="minorHAnsi"/>
+          <w:sz w:val="26"/>
+          <w:szCs w:val="26"/>
+        </w:rPr>
+        <w:t xml:space="preserve"> and </w:t>
+      </w:r>
+      <w:r>
+        <w:rPr>
+          <w:rFonts w:asciiTheme="minorHAnsi" w:hAnsiTheme="minorHAnsi" w:cstheme="minorHAnsi"/>
+          <w:sz w:val="26"/>
+          <w:szCs w:val="26"/>
+        </w:rPr>
+        <w:t>Ontario Provincial Police Academy</w:t>
+      </w:r>
+      <w:r>
+        <w:rPr>
+          <w:rFonts w:asciiTheme="minorHAnsi" w:hAnsiTheme="minorHAnsi" w:cstheme="minorHAnsi"/>
+          <w:sz w:val="26"/>
+          <w:szCs w:val="26"/>
+        </w:rPr>
+        <w:t>, Ontario, Canada</w:t>
+      </w:r>
     </w:p>
     <w:p>
       <w:pPr>
@@ -1524,6 +2220,19 @@
         <w:ind w:left="1440" w:hanging="1440"/>
         <w:rPr>
           <w:rFonts w:asciiTheme="minorHAnsi" w:hAnsiTheme="minorHAnsi" w:cstheme="minorHAnsi"/>
+          <w:b/>
+          <w:bCs/>
+          <w:sz w:val="16"/>
+          <w:szCs w:val="16"/>
+        </w:rPr>
+      </w:pPr>
+    </w:p>
+    <w:p>
+      <w:pPr>
+        <w:pStyle w:val="NoSpacing"/>
+        <w:ind w:left="1440" w:hanging="1440"/>
+        <w:rPr>
+          <w:rFonts w:asciiTheme="minorHAnsi" w:hAnsiTheme="minorHAnsi" w:cstheme="minorHAnsi"/>
           <w:sz w:val="26"/>
           <w:szCs w:val="26"/>
         </w:rPr>
@@ -1546,7 +2255,27 @@
           <w:sz w:val="26"/>
           <w:szCs w:val="26"/>
         </w:rPr>
-        <w:t xml:space="preserve"> - </w:t>
+        <w:t xml:space="preserve"> </w:t>
+      </w:r>
+      <w:r>
+        <w:rPr>
+          <w:rFonts w:asciiTheme="minorHAnsi" w:hAnsiTheme="minorHAnsi" w:cstheme="minorHAnsi"/>
+          <w:b/>
+          <w:bCs/>
+          <w:sz w:val="26"/>
+          <w:szCs w:val="26"/>
+        </w:rPr>
+        <w:t>-</w:t>
+      </w:r>
+      <w:r>
+        <w:rPr>
+          <w:rFonts w:asciiTheme="minorHAnsi" w:hAnsiTheme="minorHAnsi" w:cstheme="minorHAnsi"/>
+          <w:b/>
+          <w:bCs/>
+          <w:sz w:val="26"/>
+          <w:szCs w:val="26"/>
+        </w:rPr>
+        <w:t xml:space="preserve"> </w:t>
       </w:r>
       <w:r>
         <w:rPr>
@@ -1571,10 +2300,20 @@
       <w:r>
         <w:rPr>
           <w:rFonts w:asciiTheme="minorHAnsi" w:hAnsiTheme="minorHAnsi" w:cstheme="minorHAnsi"/>
-          <w:sz w:val="26"/>
-          <w:szCs w:val="26"/>
-        </w:rPr>
-        <w:t xml:space="preserve">Master of Science in Computer Science @ </w:t>
+          <w:b/>
+          <w:bCs/>
+          <w:sz w:val="26"/>
+          <w:szCs w:val="26"/>
+        </w:rPr>
+        <w:t>Master of Science in Computer Science</w:t>
+      </w:r>
+      <w:r>
+        <w:rPr>
+          <w:rFonts w:asciiTheme="minorHAnsi" w:hAnsiTheme="minorHAnsi" w:cstheme="minorHAnsi"/>
+          <w:sz w:val="26"/>
+          <w:szCs w:val="26"/>
+        </w:rPr>
+        <w:t xml:space="preserve"> @ </w:t>
       </w:r>
       <w:hyperlink w:history="1">
         <w:r>
@@ -1632,8 +2371,8 @@
           <w:rFonts w:asciiTheme="minorHAnsi" w:hAnsiTheme="minorHAnsi" w:cstheme="minorHAnsi"/>
           <w:b/>
           <w:bCs/>
-          <w:sz w:val="26"/>
-          <w:szCs w:val="26"/>
+          <w:sz w:val="16"/>
+          <w:szCs w:val="16"/>
         </w:rPr>
       </w:pPr>
     </w:p>
@@ -1667,7 +2406,27 @@
           <w:sz w:val="26"/>
           <w:szCs w:val="26"/>
         </w:rPr>
-        <w:t xml:space="preserve"> - </w:t>
+        <w:t xml:space="preserve"> </w:t>
+      </w:r>
+      <w:r>
+        <w:rPr>
+          <w:rFonts w:asciiTheme="minorHAnsi" w:hAnsiTheme="minorHAnsi" w:cstheme="minorHAnsi"/>
+          <w:b/>
+          <w:bCs/>
+          <w:sz w:val="26"/>
+          <w:szCs w:val="26"/>
+        </w:rPr>
+        <w:t>-</w:t>
+      </w:r>
+      <w:r>
+        <w:rPr>
+          <w:rFonts w:asciiTheme="minorHAnsi" w:hAnsiTheme="minorHAnsi" w:cstheme="minorHAnsi"/>
+          <w:b/>
+          <w:bCs/>
+          <w:sz w:val="26"/>
+          <w:szCs w:val="26"/>
+        </w:rPr>
+        <w:t xml:space="preserve"> </w:t>
       </w:r>
       <w:r>
         <w:rPr>
@@ -1724,8 +2483,8 @@
         <w:pStyle w:val="NoSpacing"/>
         <w:rPr>
           <w:rFonts w:asciiTheme="minorHAnsi" w:hAnsiTheme="minorHAnsi" w:cstheme="minorHAnsi"/>
-          <w:sz w:val="26"/>
-          <w:szCs w:val="26"/>
+          <w:sz w:val="16"/>
+          <w:szCs w:val="16"/>
         </w:rPr>
       </w:pPr>
     </w:p>
@@ -1757,7 +2516,27 @@
           <w:sz w:val="26"/>
           <w:szCs w:val="26"/>
         </w:rPr>
-        <w:t xml:space="preserve"> - </w:t>
+        <w:t xml:space="preserve"> </w:t>
+      </w:r>
+      <w:r>
+        <w:rPr>
+          <w:rFonts w:asciiTheme="minorHAnsi" w:hAnsiTheme="minorHAnsi" w:cstheme="minorHAnsi"/>
+          <w:b/>
+          <w:bCs/>
+          <w:sz w:val="26"/>
+          <w:szCs w:val="26"/>
+        </w:rPr>
+        <w:t>-</w:t>
+      </w:r>
+      <w:r>
+        <w:rPr>
+          <w:rFonts w:asciiTheme="minorHAnsi" w:hAnsiTheme="minorHAnsi" w:cstheme="minorHAnsi"/>
+          <w:b/>
+          <w:bCs/>
+          <w:sz w:val="26"/>
+          <w:szCs w:val="26"/>
+        </w:rPr>
+        <w:t xml:space="preserve"> </w:t>
       </w:r>
       <w:r>
         <w:rPr>
@@ -1796,8 +2575,8 @@
           <w:rFonts w:asciiTheme="minorHAnsi" w:hAnsiTheme="minorHAnsi" w:cstheme="minorHAnsi"/>
           <w:b/>
           <w:bCs/>
-          <w:sz w:val="26"/>
-          <w:szCs w:val="26"/>
+          <w:sz w:val="16"/>
+          <w:szCs w:val="16"/>
         </w:rPr>
       </w:pPr>
     </w:p>
@@ -1831,7 +2610,27 @@
           <w:sz w:val="26"/>
           <w:szCs w:val="26"/>
         </w:rPr>
-        <w:t xml:space="preserve"> - </w:t>
+        <w:t xml:space="preserve"> </w:t>
+      </w:r>
+      <w:r>
+        <w:rPr>
+          <w:rFonts w:asciiTheme="minorHAnsi" w:hAnsiTheme="minorHAnsi" w:cstheme="minorHAnsi"/>
+          <w:b/>
+          <w:bCs/>
+          <w:sz w:val="26"/>
+          <w:szCs w:val="26"/>
+        </w:rPr>
+        <w:t>-</w:t>
+      </w:r>
+      <w:r>
+        <w:rPr>
+          <w:rFonts w:asciiTheme="minorHAnsi" w:hAnsiTheme="minorHAnsi" w:cstheme="minorHAnsi"/>
+          <w:b/>
+          <w:bCs/>
+          <w:sz w:val="26"/>
+          <w:szCs w:val="26"/>
+        </w:rPr>
+        <w:t xml:space="preserve"> </w:t>
       </w:r>
       <w:r>
         <w:rPr>
@@ -1861,16 +2660,6 @@
         </w:rPr>
         <w:t>Matriculation Certificate, Marine Electricity and Control @ ORT Yami, Ashdod, Israel</w:t>
       </w:r>
-    </w:p>
-    <w:p>
-      <w:pPr>
-        <w:pStyle w:val="NoSpacing"/>
-        <w:rPr>
-          <w:rFonts w:asciiTheme="minorHAnsi" w:hAnsiTheme="minorHAnsi" w:cstheme="minorHAnsi"/>
-          <w:sz w:val="26"/>
-          <w:szCs w:val="26"/>
-        </w:rPr>
-      </w:pPr>
     </w:p>
     <w:p>
       <w:pPr>
@@ -1991,7 +2780,71 @@
           <w:sz w:val="26"/>
           <w:szCs w:val="26"/>
         </w:rPr>
-        <w:t>, Grammarly</w:t>
+        <w:t xml:space="preserve">, </w:t>
+      </w:r>
+      <w:r>
+        <w:rPr>
+          <w:rFonts w:asciiTheme="minorHAnsi" w:hAnsiTheme="minorHAnsi" w:cstheme="minorHAnsi"/>
+          <w:sz w:val="26"/>
+          <w:szCs w:val="26"/>
+        </w:rPr>
+        <w:t>Google Gemini</w:t>
+      </w:r>
+      <w:r>
+        <w:rPr>
+          <w:rFonts w:asciiTheme="minorHAnsi" w:hAnsiTheme="minorHAnsi" w:cstheme="minorHAnsi"/>
+          <w:sz w:val="26"/>
+          <w:szCs w:val="26"/>
+        </w:rPr>
+        <w:t xml:space="preserve">, </w:t>
+      </w:r>
+      <w:r>
+        <w:rPr>
+          <w:rFonts w:asciiTheme="minorHAnsi" w:hAnsiTheme="minorHAnsi" w:cstheme="minorHAnsi"/>
+          <w:sz w:val="26"/>
+          <w:szCs w:val="26"/>
+        </w:rPr>
+        <w:t xml:space="preserve">Anthropic </w:t>
+      </w:r>
+      <w:r>
+        <w:rPr>
+          <w:rFonts w:asciiTheme="minorHAnsi" w:hAnsiTheme="minorHAnsi" w:cstheme="minorHAnsi"/>
+          <w:sz w:val="26"/>
+          <w:szCs w:val="26"/>
+        </w:rPr>
+        <w:t>Claude Code</w:t>
+      </w:r>
+      <w:r>
+        <w:rPr>
+          <w:rFonts w:asciiTheme="minorHAnsi" w:hAnsiTheme="minorHAnsi" w:cstheme="minorHAnsi"/>
+          <w:sz w:val="26"/>
+          <w:szCs w:val="26"/>
+        </w:rPr>
+        <w:t xml:space="preserve">, </w:t>
+      </w:r>
+      <w:r>
+        <w:rPr>
+          <w:rFonts w:asciiTheme="minorHAnsi" w:hAnsiTheme="minorHAnsi" w:cstheme="minorHAnsi"/>
+          <w:sz w:val="26"/>
+          <w:szCs w:val="26"/>
+        </w:rPr>
+        <w:t>Google NotebookLM</w:t>
+      </w:r>
+      <w:r>
+        <w:rPr>
+          <w:rFonts w:asciiTheme="minorHAnsi" w:hAnsiTheme="minorHAnsi" w:cstheme="minorHAnsi"/>
+          <w:sz w:val="26"/>
+          <w:szCs w:val="26"/>
+        </w:rPr>
+        <w:t xml:space="preserve">, </w:t>
+      </w:r>
+      <w:r>
+        <w:rPr>
+          <w:rFonts w:asciiTheme="minorHAnsi" w:hAnsiTheme="minorHAnsi" w:cstheme="minorHAnsi"/>
+          <w:sz w:val="26"/>
+          <w:szCs w:val="26"/>
+        </w:rPr>
+        <w:t>Grammarly</w:t>
       </w:r>
     </w:p>
     <w:p>
@@ -2095,7 +2948,15 @@
           <w:sz w:val="26"/>
           <w:szCs w:val="26"/>
         </w:rPr>
-        <w:t>Networking: Boost ASIO</w:t>
+        <w:t xml:space="preserve">Networking: </w:t>
+      </w:r>
+      <w:r>
+        <w:rPr>
+          <w:rFonts w:asciiTheme="minorHAnsi" w:hAnsiTheme="minorHAnsi" w:cstheme="minorHAnsi"/>
+          <w:sz w:val="26"/>
+          <w:szCs w:val="26"/>
+        </w:rPr>
+        <w:t>Boost ASIO</w:t>
       </w:r>
       <w:r>
         <w:rPr>
@@ -2111,7 +2972,15 @@
           <w:sz w:val="26"/>
           <w:szCs w:val="26"/>
         </w:rPr>
-        <w:t xml:space="preserve">TCP/UDP, RS232, RTI DDS, SOCKS, </w:t>
+        <w:t xml:space="preserve">TCP/UDP, RS232, </w:t>
+      </w:r>
+      <w:r>
+        <w:rPr>
+          <w:rFonts w:asciiTheme="minorHAnsi" w:hAnsiTheme="minorHAnsi" w:cstheme="minorHAnsi"/>
+          <w:sz w:val="26"/>
+          <w:szCs w:val="26"/>
+        </w:rPr>
+        <w:t xml:space="preserve">RTI DDS, SOCKS, </w:t>
       </w:r>
       <w:r>
         <w:rPr>
@@ -2163,7 +3032,15 @@
           <w:sz w:val="26"/>
           <w:szCs w:val="26"/>
         </w:rPr>
-        <w:t>IDEs: Visual Studio, Eclipse, PyCharm</w:t>
+        <w:t xml:space="preserve">IDEs: Visual Studio, Eclipse, </w:t>
+      </w:r>
+      <w:r>
+        <w:rPr>
+          <w:rFonts w:asciiTheme="minorHAnsi" w:hAnsiTheme="minorHAnsi" w:cstheme="minorHAnsi"/>
+          <w:sz w:val="26"/>
+          <w:szCs w:val="26"/>
+        </w:rPr>
+        <w:t>PyCharm</w:t>
       </w:r>
       <w:r>
         <w:rPr>
@@ -2343,6 +3220,152 @@
           <w:bottom w:val="single" w:sz="4" w:space="1" w:color="auto"/>
         </w:pBdr>
         <w:rPr>
+          <w:b/>
+          <w:bCs/>
+          <w:sz w:val="26"/>
+          <w:szCs w:val="26"/>
+        </w:rPr>
+      </w:pPr>
+      <w:r>
+        <w:rPr>
+          <w:b/>
+          <w:bCs/>
+          <w:sz w:val="26"/>
+          <w:szCs w:val="26"/>
+        </w:rPr>
+        <w:t>LANGUAGES</w:t>
+      </w:r>
+    </w:p>
+    <w:p>
+      <w:pPr>
+        <w:pStyle w:val="NoSpacing"/>
+        <w:ind w:left="720"/>
+        <w:rPr>
+          <w:rFonts w:asciiTheme="minorHAnsi" w:eastAsia="Times New Roman" w:hAnsiTheme="minorHAnsi" w:cs="Times New Roman"/>
+          <w:sz w:val="26"/>
+          <w:szCs w:val="26"/>
+          <w:lang w:bidi="he-IL"/>
+        </w:rPr>
+      </w:pPr>
+    </w:p>
+    <w:p>
+      <w:pPr>
+        <w:pStyle w:val="NoSpacing"/>
+        <w:numPr>
+          <w:ilvl w:val="0"/>
+          <w:numId w:val="7"/>
+        </w:numPr>
+        <w:rPr>
+          <w:rFonts w:asciiTheme="minorHAnsi" w:eastAsia="Times New Roman" w:hAnsiTheme="minorHAnsi" w:cs="Times New Roman"/>
+          <w:sz w:val="26"/>
+          <w:szCs w:val="26"/>
+          <w:lang w:bidi="he-IL"/>
+        </w:rPr>
+      </w:pPr>
+      <w:r>
+        <w:rPr>
+          <w:rFonts w:asciiTheme="minorHAnsi" w:eastAsia="Times New Roman" w:hAnsiTheme="minorHAnsi" w:cs="Times New Roman"/>
+          <w:sz w:val="26"/>
+          <w:szCs w:val="26"/>
+          <w:lang w:bidi="he-IL"/>
+        </w:rPr>
+        <w:t>English, Hebrew, Russian</w:t>
+      </w:r>
+    </w:p>
+    <w:p>
+      <w:pPr>
+        <w:pStyle w:val="NoSpacing"/>
+        <w:pBdr>
+          <w:bottom w:val="single" w:sz="4" w:space="1" w:color="auto"/>
+        </w:pBdr>
+        <w:rPr>
+          <w:b/>
+          <w:bCs/>
+          <w:sz w:val="26"/>
+          <w:szCs w:val="26"/>
+        </w:rPr>
+      </w:pPr>
+    </w:p>
+    <w:p>
+      <w:pPr>
+        <w:pStyle w:val="NoSpacing"/>
+        <w:pBdr>
+          <w:bottom w:val="single" w:sz="4" w:space="1" w:color="auto"/>
+        </w:pBdr>
+        <w:rPr>
+          <w:b/>
+          <w:bCs/>
+          <w:sz w:val="26"/>
+          <w:szCs w:val="26"/>
+        </w:rPr>
+      </w:pPr>
+      <w:r>
+        <w:rPr>
+          <w:b/>
+          <w:bCs/>
+          <w:sz w:val="26"/>
+          <w:szCs w:val="26"/>
+        </w:rPr>
+        <w:t>SECURITY</w:t>
+      </w:r>
+    </w:p>
+    <w:p>
+      <w:pPr>
+        <w:pStyle w:val="NoSpacing"/>
+        <w:ind w:left="720"/>
+        <w:rPr>
+          <w:rFonts w:asciiTheme="minorHAnsi" w:eastAsia="Times New Roman" w:hAnsiTheme="minorHAnsi" w:cs="Times New Roman"/>
+          <w:sz w:val="26"/>
+          <w:szCs w:val="26"/>
+          <w:lang w:bidi="he-IL"/>
+        </w:rPr>
+      </w:pPr>
+    </w:p>
+    <w:p>
+      <w:pPr>
+        <w:pStyle w:val="NoSpacing"/>
+        <w:numPr>
+          <w:ilvl w:val="0"/>
+          <w:numId w:val="7"/>
+        </w:numPr>
+        <w:rPr>
+          <w:rFonts w:asciiTheme="minorHAnsi" w:eastAsia="Times New Roman" w:hAnsiTheme="minorHAnsi" w:cs="Times New Roman"/>
+          <w:sz w:val="26"/>
+          <w:szCs w:val="26"/>
+          <w:lang w:bidi="he-IL"/>
+        </w:rPr>
+      </w:pPr>
+      <w:r>
+        <w:rPr>
+          <w:rFonts w:asciiTheme="minorHAnsi" w:eastAsia="Times New Roman" w:hAnsiTheme="minorHAnsi" w:cs="Times New Roman"/>
+          <w:sz w:val="26"/>
+          <w:szCs w:val="26"/>
+          <w:lang w:bidi="he-IL"/>
+        </w:rPr>
+        <w:t>Top secret (Level 3) security clearance</w:t>
+      </w:r>
+    </w:p>
+    <w:p>
+      <w:pPr>
+        <w:pStyle w:val="NoSpacing"/>
+        <w:pBdr>
+          <w:bottom w:val="single" w:sz="4" w:space="1" w:color="auto"/>
+        </w:pBdr>
+        <w:rPr>
+          <w:b/>
+          <w:bCs/>
+          <w:sz w:val="26"/>
+          <w:szCs w:val="26"/>
+        </w:rPr>
+      </w:pPr>
+    </w:p>
+    <w:p>
+      <w:pPr>
+        <w:pStyle w:val="NoSpacing"/>
+        <w:pBdr>
+          <w:bottom w:val="single" w:sz="4" w:space="1" w:color="auto"/>
+        </w:pBdr>
+        <w:rPr>
           <w:sz w:val="26"/>
           <w:szCs w:val="26"/>
         </w:rPr>
@@ -2394,7 +3417,25 @@
           <w:sz w:val="26"/>
           <w:szCs w:val="26"/>
         </w:rPr>
-        <w:t xml:space="preserve"> - </w:t>
+        <w:t xml:space="preserve"> </w:t>
+      </w:r>
+      <w:r>
+        <w:rPr>
+          <w:b/>
+          <w:bCs/>
+          <w:sz w:val="26"/>
+          <w:szCs w:val="26"/>
+        </w:rPr>
+        <w:t>-</w:t>
+      </w:r>
+      <w:r>
+        <w:rPr>
+          <w:b/>
+          <w:bCs/>
+          <w:sz w:val="26"/>
+          <w:szCs w:val="26"/>
+        </w:rPr>
+        <w:t xml:space="preserve"> </w:t>
       </w:r>
       <w:r>
         <w:rPr>
@@ -2452,45 +3493,63 @@
     <w:p>
       <w:pPr>
         <w:pStyle w:val="NoSpacing"/>
-        <w:rPr>
-          <w:rFonts w:asciiTheme="minorHAnsi" w:hAnsiTheme="minorHAnsi" w:cstheme="minorHAnsi"/>
-          <w:sz w:val="26"/>
-          <w:szCs w:val="26"/>
-        </w:rPr>
-      </w:pPr>
-    </w:p>
-    <w:p>
-      <w:pPr>
-        <w:bidi w:val="0"/>
+        <w:ind w:left="1440"/>
+        <w:rPr>
+          <w:rFonts w:asciiTheme="minorHAnsi" w:hAnsiTheme="minorHAnsi" w:cstheme="minorHAnsi"/>
+          <w:sz w:val="26"/>
+          <w:szCs w:val="26"/>
+        </w:rPr>
+      </w:pPr>
+    </w:p>
+    <w:p>
+      <w:pPr>
+        <w:pStyle w:val="NoSpacing"/>
+        <w:ind w:left="1440"/>
+        <w:rPr>
+          <w:rFonts w:asciiTheme="minorHAnsi" w:hAnsiTheme="minorHAnsi" w:cstheme="minorHAnsi"/>
+          <w:sz w:val="26"/>
+          <w:szCs w:val="26"/>
+        </w:rPr>
+      </w:pPr>
+    </w:p>
+    <w:p>
+      <w:pPr>
+        <w:pStyle w:val="NoSpacing"/>
+        <w:ind w:left="1440"/>
+        <w:rPr>
+          <w:rFonts w:asciiTheme="minorHAnsi" w:hAnsiTheme="minorHAnsi" w:cstheme="minorHAnsi"/>
+          <w:sz w:val="26"/>
+          <w:szCs w:val="26"/>
+        </w:rPr>
+      </w:pPr>
+    </w:p>
+    <w:p>
+      <w:pPr>
+        <w:pStyle w:val="NoSpacing"/>
+        <w:ind w:left="1440"/>
+        <w:rPr>
+          <w:rFonts w:asciiTheme="minorHAnsi" w:hAnsiTheme="minorHAnsi" w:cstheme="minorHAnsi"/>
+          <w:sz w:val="26"/>
+          <w:szCs w:val="26"/>
+        </w:rPr>
+      </w:pPr>
+    </w:p>
+    <w:p>
+      <w:pPr>
         <w:spacing w:after="200" w:line="276" w:lineRule="auto"/>
         <w:rPr>
-          <w:rFonts w:asciiTheme="minorHAnsi" w:eastAsia="Calibri" w:hAnsiTheme="minorHAnsi" w:cstheme="minorHAnsi"/>
-          <w:sz w:val="26"/>
-          <w:szCs w:val="26"/>
-          <w:lang w:bidi="en-US"/>
-        </w:rPr>
-      </w:pPr>
-      <w:r>
-        <w:rPr>
-          <w:rFonts w:asciiTheme="minorHAnsi" w:hAnsiTheme="minorHAnsi" w:cstheme="minorHAnsi"/>
-          <w:sz w:val="26"/>
-          <w:szCs w:val="26"/>
-        </w:rPr>
-        <w:br w:type="page"/>
-      </w:r>
-    </w:p>
-    <w:p>
-      <w:pPr>
-        <w:spacing w:before="240" w:after="240"/>
-        <w:rPr>
-          <w:rFonts w:ascii="Arial" w:hAnsi="Arial" w:cs="Arial"/>
-        </w:rPr>
-      </w:pPr>
-      <w:r>
-        <w:rPr>
-          <w:rFonts w:ascii="Arial" w:hAnsi="Arial" w:cs="Arial"/>
-          <w:b/>
-          <w:bCs/>
+          <w:rFonts w:ascii="Calibri" w:eastAsia="Calibri" w:hAnsi="Calibri" w:cs="Arial"/>
+          <w:sz w:val="22"/>
+          <w:szCs w:val="22"/>
+        </w:rPr>
+      </w:pPr>
+      <w:r>
+        <w:rPr>
+          <w:rFonts w:ascii="Calibri" w:eastAsia="Calibri" w:hAnsi="Calibri" w:cs="Arial"/>
+          <w:b/>
+          <w:bCs/>
+          <w:sz w:val="22"/>
+          <w:szCs w:val="22"/>
           <w:rtl/>
         </w:rPr>
         <w:lastRenderedPageBreak/>
@@ -2498,21 +3557,27 @@
       </w:r>
       <w:r>
         <w:rPr>
-          <w:rFonts w:ascii="Arial" w:hAnsi="Arial" w:cs="Arial"/>
-          <w:b/>
-          <w:bCs/>
+          <w:rFonts w:ascii="Calibri" w:eastAsia="Calibri" w:hAnsi="Calibri" w:cs="Arial"/>
+          <w:b/>
+          <w:bCs/>
+          <w:sz w:val="22"/>
+          <w:szCs w:val="22"/>
         </w:rPr>
         <w:t>:</w:t>
       </w:r>
       <w:r>
         <w:rPr>
-          <w:rFonts w:ascii="Arial" w:hAnsi="Arial" w:cs="Arial"/>
+          <w:rFonts w:ascii="Calibri" w:eastAsia="Calibri" w:hAnsi="Calibri" w:cs="Arial"/>
+          <w:sz w:val="22"/>
+          <w:szCs w:val="22"/>
         </w:rPr>
         <w:t xml:space="preserve"> </w:t>
       </w:r>
       <w:r>
         <w:rPr>
-          <w:rFonts w:ascii="Arial" w:hAnsi="Arial" w:cs="Arial"/>
+          <w:rFonts w:ascii="Calibri" w:eastAsia="Calibri" w:hAnsi="Calibri" w:cs="Arial"/>
+          <w:sz w:val="22"/>
+          <w:szCs w:val="22"/>
           <w:rtl/>
         </w:rPr>
         <w:t>סיכום פעילות מקצועית במסגרת עבודתי בתע"א</w:t>
@@ -2520,150 +3585,223 @@
     </w:p>
     <w:p>
       <w:pPr>
-        <w:spacing w:before="240" w:after="240"/>
-        <w:rPr>
-          <w:rFonts w:ascii="Arial" w:hAnsi="Arial" w:cs="Arial"/>
-        </w:rPr>
-      </w:pPr>
-      <w:r>
-        <w:rPr>
-          <w:rFonts w:ascii="Arial" w:hAnsi="Arial" w:cs="Arial"/>
+        <w:spacing w:after="200" w:line="276" w:lineRule="auto"/>
+        <w:rPr>
+          <w:rFonts w:ascii="Calibri" w:eastAsia="Calibri" w:hAnsi="Calibri" w:cs="Arial"/>
+          <w:sz w:val="22"/>
+          <w:szCs w:val="22"/>
+        </w:rPr>
+      </w:pPr>
+      <w:r>
+        <w:rPr>
+          <w:rFonts w:ascii="Calibri" w:eastAsia="Calibri" w:hAnsi="Calibri" w:cs="Arial"/>
+          <w:sz w:val="22"/>
+          <w:szCs w:val="22"/>
           <w:rtl/>
         </w:rPr>
         <w:t>שלום רב</w:t>
       </w:r>
       <w:r>
         <w:rPr>
-          <w:rFonts w:ascii="Arial" w:hAnsi="Arial" w:cs="Arial"/>
+          <w:rFonts w:ascii="Calibri" w:eastAsia="Calibri" w:hAnsi="Calibri" w:cs="Arial"/>
+          <w:sz w:val="22"/>
+          <w:szCs w:val="22"/>
         </w:rPr>
         <w:t>,</w:t>
       </w:r>
     </w:p>
     <w:p>
       <w:pPr>
-        <w:spacing w:before="240" w:after="240"/>
-        <w:rPr>
-          <w:rFonts w:ascii="Arial" w:hAnsi="Arial" w:cs="Arial"/>
-        </w:rPr>
-      </w:pPr>
-      <w:r>
-        <w:rPr>
-          <w:rFonts w:ascii="Arial" w:hAnsi="Arial" w:cs="Arial"/>
+        <w:spacing w:after="200" w:line="276" w:lineRule="auto"/>
+        <w:rPr>
+          <w:rFonts w:ascii="Calibri" w:eastAsia="Calibri" w:hAnsi="Calibri" w:cs="Arial"/>
+          <w:sz w:val="22"/>
+          <w:szCs w:val="22"/>
+        </w:rPr>
+      </w:pPr>
+      <w:r>
+        <w:rPr>
+          <w:rFonts w:ascii="Calibri" w:eastAsia="Calibri" w:hAnsi="Calibri" w:cs="Arial"/>
+          <w:sz w:val="22"/>
+          <w:szCs w:val="22"/>
           <w:rtl/>
         </w:rPr>
         <w:t>ברצוני להציג בפניכם סיכום מקיף של תרומתי המקצועית במסגרת תפקידי כמהנדס תוכנה בתעשייה האווירית</w:t>
       </w:r>
       <w:r>
         <w:rPr>
-          <w:rFonts w:ascii="Arial" w:hAnsi="Arial" w:cs="Arial"/>
+          <w:rFonts w:ascii="Calibri" w:eastAsia="Calibri" w:hAnsi="Calibri" w:cs="Arial"/>
+          <w:sz w:val="22"/>
+          <w:szCs w:val="22"/>
         </w:rPr>
         <w:t>.</w:t>
       </w:r>
     </w:p>
     <w:p>
       <w:pPr>
-        <w:spacing w:before="240" w:after="240"/>
-        <w:rPr>
-          <w:rFonts w:ascii="Arial" w:hAnsi="Arial" w:cs="Arial"/>
-        </w:rPr>
-      </w:pPr>
-      <w:r>
-        <w:rPr>
-          <w:rFonts w:ascii="Arial" w:hAnsi="Arial" w:cs="Arial"/>
+        <w:spacing w:after="200" w:line="276" w:lineRule="auto"/>
+        <w:rPr>
+          <w:rFonts w:ascii="Calibri" w:eastAsia="Calibri" w:hAnsi="Calibri" w:cs="Arial"/>
+          <w:sz w:val="22"/>
+          <w:szCs w:val="22"/>
+        </w:rPr>
+      </w:pPr>
+      <w:r>
+        <w:rPr>
+          <w:rFonts w:ascii="Calibri" w:eastAsia="Calibri" w:hAnsi="Calibri" w:cs="Arial"/>
+          <w:sz w:val="22"/>
+          <w:szCs w:val="22"/>
           <w:rtl/>
         </w:rPr>
         <w:t>מאז שהצטרפתי לתע"א בדצמבר 2015, פעלתי בעקביות לפיתוח והטמעה של פתרונות תוכנה מתקדמים, הן במערכות זמן-אמת והן באפליקציות מחקריות ודסקטופ, תוך הובלה של מחזורי פיתוח מלאים – מאפיון הדרישות, דרך עיצוב הארכיטקטורה, מימוש, בדיקות, אינטגרציה ועד תיעוד טכני מקיף</w:t>
       </w:r>
       <w:r>
         <w:rPr>
-          <w:rFonts w:ascii="Arial" w:hAnsi="Arial" w:cs="Arial"/>
+          <w:rFonts w:ascii="Calibri" w:eastAsia="Calibri" w:hAnsi="Calibri" w:cs="Arial"/>
+          <w:sz w:val="22"/>
+          <w:szCs w:val="22"/>
         </w:rPr>
         <w:t>.</w:t>
       </w:r>
     </w:p>
     <w:p>
       <w:pPr>
-        <w:spacing w:before="240" w:after="240"/>
-        <w:rPr>
-          <w:rFonts w:ascii="Arial" w:hAnsi="Arial" w:cs="Arial"/>
-          <w:b/>
-          <w:bCs/>
-        </w:rPr>
-      </w:pPr>
-      <w:r>
-        <w:rPr>
-          <w:rFonts w:ascii="Arial" w:hAnsi="Arial" w:cs="Arial"/>
-          <w:b/>
-          <w:bCs/>
-          <w:rtl/>
-        </w:rPr>
-        <w:t>מחלקת תוכנה מוטסת (דצמבר 2015 – אוקטובר 2020)</w:t>
-      </w:r>
-    </w:p>
-    <w:p>
-      <w:pPr>
-        <w:spacing w:before="240" w:after="240"/>
-        <w:rPr>
-          <w:rFonts w:ascii="Arial" w:hAnsi="Arial" w:cs="Arial"/>
-        </w:rPr>
-      </w:pPr>
-      <w:r>
-        <w:rPr>
-          <w:rFonts w:ascii="Arial" w:hAnsi="Arial" w:cs="Arial"/>
-          <w:rtl/>
-        </w:rPr>
-        <w:t xml:space="preserve">בתקופה זו פיתחתי לוגיקת שליטה חדשה משלב אפיון ועד מימוש בקוד בשפת תכנות </w:t>
-      </w:r>
-      <w:r>
-        <w:rPr>
-          <w:rFonts w:ascii="Arial" w:hAnsi="Arial" w:cs="Arial"/>
+        <w:spacing w:after="200" w:line="276" w:lineRule="auto"/>
+        <w:rPr>
+          <w:rFonts w:ascii="Calibri" w:eastAsia="Calibri" w:hAnsi="Calibri" w:cs="Arial"/>
+          <w:b/>
+          <w:bCs/>
+          <w:sz w:val="22"/>
+          <w:szCs w:val="22"/>
+        </w:rPr>
+      </w:pPr>
+      <w:r>
+        <w:rPr>
+          <w:rFonts w:ascii="Calibri" w:eastAsia="Calibri" w:hAnsi="Calibri" w:cs="Arial"/>
+          <w:b/>
+          <w:bCs/>
+          <w:sz w:val="22"/>
+          <w:szCs w:val="22"/>
+          <w:rtl/>
+        </w:rPr>
+        <w:t xml:space="preserve">מחלקת תוכנה </w:t>
+      </w:r>
+      <w:r>
+        <w:rPr>
+          <w:rFonts w:ascii="Calibri" w:eastAsia="Calibri" w:hAnsi="Calibri" w:cs="Arial" w:hint="cs"/>
+          <w:b/>
+          <w:bCs/>
+          <w:sz w:val="22"/>
+          <w:szCs w:val="22"/>
+          <w:rtl/>
+        </w:rPr>
+        <w:t>מוטסת</w:t>
+      </w:r>
+      <w:r>
+        <w:rPr>
+          <w:rFonts w:ascii="Calibri" w:eastAsia="Calibri" w:hAnsi="Calibri" w:cs="Arial"/>
+          <w:b/>
+          <w:bCs/>
+          <w:sz w:val="22"/>
+          <w:szCs w:val="22"/>
+          <w:rtl/>
+        </w:rPr>
+        <w:t xml:space="preserve"> (דצמבר 2015 – אוקטובר 2020)</w:t>
+      </w:r>
+    </w:p>
+    <w:p>
+      <w:pPr>
+        <w:spacing w:after="200" w:line="276" w:lineRule="auto"/>
+        <w:rPr>
+          <w:rFonts w:ascii="Calibri" w:eastAsia="Calibri" w:hAnsi="Calibri" w:cs="Arial"/>
+          <w:sz w:val="22"/>
+          <w:szCs w:val="22"/>
+        </w:rPr>
+      </w:pPr>
+      <w:r>
+        <w:rPr>
+          <w:rFonts w:ascii="Calibri" w:eastAsia="Calibri" w:hAnsi="Calibri" w:cs="Arial"/>
+          <w:sz w:val="22"/>
+          <w:szCs w:val="22"/>
+          <w:rtl/>
+        </w:rPr>
+        <w:t>בתקופה זו פיתחתי לוגיקת שליטה חדשה משלב אפיון ועד מימוש בקוד</w:t>
+      </w:r>
+      <w:r>
+        <w:rPr>
+          <w:rFonts w:ascii="Calibri" w:eastAsia="Calibri" w:hAnsi="Calibri" w:cs="Arial" w:hint="cs"/>
+          <w:sz w:val="22"/>
+          <w:szCs w:val="22"/>
+          <w:rtl/>
+        </w:rPr>
+        <w:t xml:space="preserve"> בשפת תכנות </w:t>
+      </w:r>
+      <w:r>
+        <w:rPr>
+          <w:rFonts w:ascii="Calibri" w:eastAsia="Calibri" w:hAnsi="Calibri" w:cs="Arial"/>
+          <w:sz w:val="22"/>
+          <w:szCs w:val="22"/>
         </w:rPr>
         <w:t>C</w:t>
       </w:r>
       <w:r>
         <w:rPr>
-          <w:rFonts w:ascii="Arial" w:hAnsi="Arial" w:cs="Arial"/>
+          <w:rFonts w:ascii="Calibri" w:eastAsia="Calibri" w:hAnsi="Calibri" w:cs="Arial" w:hint="cs"/>
+          <w:sz w:val="22"/>
+          <w:szCs w:val="22"/>
           <w:rtl/>
         </w:rPr>
         <w:t xml:space="preserve"> </w:t>
       </w:r>
       <w:r>
         <w:rPr>
-          <w:rFonts w:ascii="Arial" w:hAnsi="Arial" w:cs="Arial"/>
+          <w:rFonts w:ascii="Calibri" w:eastAsia="Calibri" w:hAnsi="Calibri" w:cs="Arial"/>
+          <w:sz w:val="22"/>
+          <w:szCs w:val="22"/>
         </w:rPr>
         <w:t xml:space="preserve"> </w:t>
       </w:r>
       <w:r>
         <w:rPr>
-          <w:rFonts w:ascii="Arial" w:hAnsi="Arial" w:cs="Arial"/>
+          <w:rFonts w:ascii="Calibri" w:eastAsia="Calibri" w:hAnsi="Calibri" w:cs="Arial"/>
+          <w:sz w:val="22"/>
+          <w:szCs w:val="22"/>
           <w:rtl/>
         </w:rPr>
         <w:t>תוך שיתוף פעולה הדוק עם מהנדסי אוויוניקה על ניסוח דרישות ותיעוד טכני. הלוגיקה עסקה בעיקר בניהול מנוע, דלק ומשאבת דלק</w:t>
       </w:r>
       <w:r>
         <w:rPr>
-          <w:rFonts w:ascii="Arial" w:hAnsi="Arial" w:cs="Arial"/>
+          <w:rFonts w:ascii="Calibri" w:eastAsia="Calibri" w:hAnsi="Calibri" w:cs="Arial"/>
+          <w:sz w:val="22"/>
+          <w:szCs w:val="22"/>
         </w:rPr>
         <w:t>.</w:t>
       </w:r>
     </w:p>
     <w:p>
       <w:pPr>
-        <w:spacing w:before="240" w:after="240"/>
-        <w:rPr>
-          <w:rFonts w:ascii="Arial" w:hAnsi="Arial" w:cs="Arial"/>
-        </w:rPr>
-      </w:pPr>
-      <w:r>
-        <w:rPr>
-          <w:rFonts w:ascii="Arial" w:hAnsi="Arial" w:cs="Arial"/>
+        <w:spacing w:after="200" w:line="276" w:lineRule="auto"/>
+        <w:rPr>
+          <w:rFonts w:ascii="Calibri" w:eastAsia="Calibri" w:hAnsi="Calibri" w:cs="Arial"/>
+          <w:sz w:val="22"/>
+          <w:szCs w:val="22"/>
+        </w:rPr>
+      </w:pPr>
+      <w:r>
+        <w:rPr>
+          <w:rFonts w:ascii="Calibri" w:eastAsia="Calibri" w:hAnsi="Calibri" w:cs="Arial"/>
+          <w:sz w:val="22"/>
+          <w:szCs w:val="22"/>
           <w:rtl/>
         </w:rPr>
         <w:t>יוזמתית, נכנסתי לעובי הקורה ושדרגתי מקטעים משמעותיים בתוכנת השליטה של המל"ט, שנמצאה במצב קשה מבחינה תחזוקתית. בין פעולותיי הבולטות</w:t>
       </w:r>
       <w:r>
         <w:rPr>
-          <w:rFonts w:ascii="Arial" w:hAnsi="Arial" w:cs="Arial"/>
+          <w:rFonts w:ascii="Calibri" w:eastAsia="Calibri" w:hAnsi="Calibri" w:cs="Arial"/>
+          <w:sz w:val="22"/>
+          <w:szCs w:val="22"/>
         </w:rPr>
         <w:t>:</w:t>
       </w:r>
@@ -2674,35 +3812,45 @@
           <w:ilvl w:val="0"/>
           <w:numId w:val="10"/>
         </w:numPr>
-        <w:spacing w:before="240" w:after="240" w:line="276" w:lineRule="auto"/>
+        <w:spacing w:after="200" w:line="276" w:lineRule="auto"/>
         <w:ind w:left="714" w:hanging="357"/>
         <w:rPr>
-          <w:rFonts w:ascii="Arial" w:hAnsi="Arial" w:cs="Arial"/>
-        </w:rPr>
-      </w:pPr>
-      <w:r>
-        <w:rPr>
-          <w:rFonts w:ascii="Arial" w:hAnsi="Arial" w:cs="Arial"/>
+          <w:rFonts w:ascii="Calibri" w:eastAsia="Calibri" w:hAnsi="Calibri" w:cs="Arial"/>
+          <w:sz w:val="22"/>
+          <w:szCs w:val="22"/>
+        </w:rPr>
+      </w:pPr>
+      <w:r>
+        <w:rPr>
+          <w:rFonts w:ascii="Calibri" w:eastAsia="Calibri" w:hAnsi="Calibri" w:cs="Arial"/>
+          <w:sz w:val="22"/>
+          <w:szCs w:val="22"/>
           <w:rtl/>
         </w:rPr>
         <w:t>בנייה מחדש וסטנדרטיזציה של מודולים קריטיים: כניסות/יציאות דיגיטליות, קווים סריאליים, זיכרון לא נדיף, תקשורת בין מחשבים</w:t>
       </w:r>
       <w:r>
         <w:rPr>
-          <w:rFonts w:ascii="Arial" w:hAnsi="Arial" w:cs="Arial"/>
+          <w:rFonts w:ascii="Calibri" w:eastAsia="Calibri" w:hAnsi="Calibri" w:cs="Arial"/>
+          <w:sz w:val="22"/>
+          <w:szCs w:val="22"/>
         </w:rPr>
         <w:t xml:space="preserve"> ,AVCs </w:t>
       </w:r>
       <w:r>
         <w:rPr>
-          <w:rFonts w:ascii="Arial" w:hAnsi="Arial" w:cs="Arial"/>
+          <w:rFonts w:ascii="Calibri" w:eastAsia="Calibri" w:hAnsi="Calibri" w:cs="Arial"/>
+          <w:sz w:val="22"/>
+          <w:szCs w:val="22"/>
           <w:rtl/>
         </w:rPr>
         <w:t>ניהול אנטנה</w:t>
       </w:r>
       <w:r>
         <w:rPr>
-          <w:rFonts w:ascii="Arial" w:hAnsi="Arial" w:cs="Arial"/>
+          <w:rFonts w:ascii="Calibri" w:eastAsia="Calibri" w:hAnsi="Calibri" w:cs="Arial"/>
+          <w:sz w:val="22"/>
+          <w:szCs w:val="22"/>
         </w:rPr>
         <w:t>.</w:t>
       </w:r>
@@ -2713,41 +3861,62 @@
           <w:ilvl w:val="0"/>
           <w:numId w:val="10"/>
         </w:numPr>
-        <w:spacing w:before="240" w:after="240" w:line="276" w:lineRule="auto"/>
+        <w:spacing w:after="200" w:line="276" w:lineRule="auto"/>
         <w:ind w:left="714" w:hanging="357"/>
         <w:rPr>
-          <w:rFonts w:ascii="Arial" w:hAnsi="Arial" w:cs="Arial"/>
-        </w:rPr>
-      </w:pPr>
-      <w:r>
-        <w:rPr>
-          <w:rFonts w:ascii="Arial" w:hAnsi="Arial" w:cs="Arial"/>
+          <w:rFonts w:ascii="Calibri" w:eastAsia="Calibri" w:hAnsi="Calibri" w:cs="Arial"/>
+          <w:sz w:val="22"/>
+          <w:szCs w:val="22"/>
+        </w:rPr>
+      </w:pPr>
+      <w:r>
+        <w:rPr>
+          <w:rFonts w:ascii="Calibri" w:eastAsia="Calibri" w:hAnsi="Calibri" w:cs="Arial"/>
+          <w:sz w:val="22"/>
+          <w:szCs w:val="22"/>
           <w:rtl/>
         </w:rPr>
         <w:t>שיפור ביצועים עבור מעבדי</w:t>
       </w:r>
       <w:r>
         <w:rPr>
-          <w:rFonts w:ascii="Arial" w:hAnsi="Arial" w:cs="Arial"/>
+          <w:rFonts w:ascii="Calibri" w:eastAsia="Calibri" w:hAnsi="Calibri" w:cs="Arial"/>
+          <w:sz w:val="22"/>
+          <w:szCs w:val="22"/>
         </w:rPr>
         <w:t xml:space="preserve"> PowerPC </w:t>
       </w:r>
       <w:r>
         <w:rPr>
-          <w:rFonts w:ascii="Arial" w:hAnsi="Arial" w:cs="Arial"/>
-          <w:rtl/>
-        </w:rPr>
-        <w:t xml:space="preserve">ושדרוג סביבת הפיתוח לגרסאות מתקדמות של </w:t>
-      </w:r>
-      <w:r>
-        <w:rPr>
-          <w:rFonts w:ascii="Arial" w:hAnsi="Arial" w:cs="Arial"/>
+          <w:rFonts w:ascii="Calibri" w:eastAsia="Calibri" w:hAnsi="Calibri" w:cs="Arial"/>
+          <w:sz w:val="22"/>
+          <w:szCs w:val="22"/>
+          <w:rtl/>
+        </w:rPr>
+        <w:t>ושדרוג סביבת הפיתוח לגרסאות מתקדמות ש</w:t>
+      </w:r>
+      <w:r>
+        <w:rPr>
+          <w:rFonts w:ascii="Calibri" w:eastAsia="Calibri" w:hAnsi="Calibri" w:cs="Arial" w:hint="cs"/>
+          <w:sz w:val="22"/>
+          <w:szCs w:val="22"/>
+          <w:rtl/>
+        </w:rPr>
+        <w:t xml:space="preserve">ל </w:t>
+      </w:r>
+      <w:r>
+        <w:rPr>
+          <w:rFonts w:ascii="Calibri" w:eastAsia="Calibri" w:hAnsi="Calibri" w:cs="Arial"/>
+          <w:sz w:val="22"/>
+          <w:szCs w:val="22"/>
         </w:rPr>
         <w:t>GHS Multi</w:t>
       </w:r>
       <w:r>
         <w:rPr>
-          <w:rFonts w:ascii="Arial" w:hAnsi="Arial" w:cs="Arial"/>
+          <w:rFonts w:ascii="Calibri" w:eastAsia="Calibri" w:hAnsi="Calibri" w:cs="Arial" w:hint="cs"/>
+          <w:sz w:val="22"/>
+          <w:szCs w:val="22"/>
           <w:rtl/>
         </w:rPr>
         <w:t>.</w:t>
@@ -2759,31 +3928,48 @@
           <w:ilvl w:val="0"/>
           <w:numId w:val="10"/>
         </w:numPr>
-        <w:spacing w:before="240" w:after="240" w:line="276" w:lineRule="auto"/>
+        <w:spacing w:after="200" w:line="276" w:lineRule="auto"/>
         <w:ind w:left="714" w:hanging="357"/>
         <w:rPr>
-          <w:rFonts w:ascii="Arial" w:hAnsi="Arial" w:cs="Arial"/>
-        </w:rPr>
-      </w:pPr>
-      <w:r>
-        <w:rPr>
-          <w:rFonts w:ascii="Arial" w:hAnsi="Arial" w:cs="Arial"/>
+          <w:rFonts w:ascii="Calibri" w:eastAsia="Calibri" w:hAnsi="Calibri" w:cs="Arial"/>
+          <w:sz w:val="22"/>
+          <w:szCs w:val="22"/>
+        </w:rPr>
+      </w:pPr>
+      <w:r>
+        <w:rPr>
+          <w:rFonts w:ascii="Calibri" w:eastAsia="Calibri" w:hAnsi="Calibri" w:cs="Arial"/>
+          <w:sz w:val="22"/>
+          <w:szCs w:val="22"/>
           <w:rtl/>
         </w:rPr>
         <w:t>ארגון מחדש של עץ הספריות, סידור קבצים לפי נושאים</w:t>
       </w:r>
       <w:r>
         <w:rPr>
-          <w:rFonts w:ascii="Arial" w:hAnsi="Arial" w:cs="Arial"/>
+          <w:rFonts w:ascii="Calibri" w:eastAsia="Calibri" w:hAnsi="Calibri" w:cs="Arial"/>
+          <w:sz w:val="22"/>
+          <w:szCs w:val="22"/>
         </w:rPr>
         <w:t xml:space="preserve"> </w:t>
       </w:r>
       <w:r>
         <w:rPr>
-          <w:rFonts w:ascii="Arial" w:hAnsi="Arial" w:cs="Arial"/>
-          <w:rtl/>
-        </w:rPr>
-        <w:t>התקנים.</w:t>
+          <w:rFonts w:ascii="Calibri" w:eastAsia="Calibri" w:hAnsi="Calibri" w:cs="Arial"/>
+          <w:sz w:val="22"/>
+          <w:szCs w:val="22"/>
+          <w:rtl/>
+        </w:rPr>
+        <w:t>התקנים</w:t>
+      </w:r>
+      <w:r>
+        <w:rPr>
+          <w:rFonts w:ascii="Calibri" w:eastAsia="Calibri" w:hAnsi="Calibri" w:cs="Arial" w:hint="cs"/>
+          <w:sz w:val="22"/>
+          <w:szCs w:val="22"/>
+          <w:rtl/>
+        </w:rPr>
+        <w:t>.</w:t>
       </w:r>
     </w:p>
     <w:p>
@@ -2792,22 +3978,28 @@
           <w:ilvl w:val="0"/>
           <w:numId w:val="10"/>
         </w:numPr>
-        <w:spacing w:before="240" w:after="240" w:line="276" w:lineRule="auto"/>
+        <w:spacing w:after="200" w:line="276" w:lineRule="auto"/>
         <w:ind w:left="714" w:hanging="357"/>
         <w:rPr>
-          <w:rFonts w:ascii="Arial" w:hAnsi="Arial" w:cs="Arial"/>
-        </w:rPr>
-      </w:pPr>
-      <w:r>
-        <w:rPr>
-          <w:rFonts w:ascii="Arial" w:hAnsi="Arial" w:cs="Arial"/>
+          <w:rFonts w:ascii="Calibri" w:eastAsia="Calibri" w:hAnsi="Calibri" w:cs="Arial"/>
+          <w:sz w:val="22"/>
+          <w:szCs w:val="22"/>
+        </w:rPr>
+      </w:pPr>
+      <w:r>
+        <w:rPr>
+          <w:rFonts w:ascii="Calibri" w:eastAsia="Calibri" w:hAnsi="Calibri" w:cs="Arial"/>
+          <w:sz w:val="22"/>
+          <w:szCs w:val="22"/>
           <w:rtl/>
         </w:rPr>
         <w:t>הסרת קוד ישן, לא פעיל ומיותר, יישור סגנון קוד, סטנדרטיזציה של שמות קבצים ומשתנים, שיפור קריאות, קוהרנטיות וקופלינג נמוך</w:t>
       </w:r>
       <w:r>
         <w:rPr>
-          <w:rFonts w:ascii="Arial" w:hAnsi="Arial" w:cs="Arial"/>
+          <w:rFonts w:ascii="Calibri" w:eastAsia="Calibri" w:hAnsi="Calibri" w:cs="Arial"/>
+          <w:sz w:val="22"/>
+          <w:szCs w:val="22"/>
         </w:rPr>
         <w:t>.</w:t>
       </w:r>
@@ -2818,22 +4010,28 @@
           <w:ilvl w:val="0"/>
           <w:numId w:val="10"/>
         </w:numPr>
-        <w:spacing w:before="240" w:after="240" w:line="276" w:lineRule="auto"/>
+        <w:spacing w:after="200" w:line="276" w:lineRule="auto"/>
         <w:ind w:left="714" w:hanging="357"/>
         <w:rPr>
-          <w:rFonts w:ascii="Arial" w:hAnsi="Arial" w:cs="Arial"/>
-        </w:rPr>
-      </w:pPr>
-      <w:r>
-        <w:rPr>
-          <w:rFonts w:ascii="Arial" w:hAnsi="Arial" w:cs="Arial"/>
+          <w:rFonts w:ascii="Calibri" w:eastAsia="Calibri" w:hAnsi="Calibri" w:cs="Arial"/>
+          <w:sz w:val="22"/>
+          <w:szCs w:val="22"/>
+        </w:rPr>
+      </w:pPr>
+      <w:r>
+        <w:rPr>
+          <w:rFonts w:ascii="Calibri" w:eastAsia="Calibri" w:hAnsi="Calibri" w:cs="Arial"/>
+          <w:sz w:val="22"/>
+          <w:szCs w:val="22"/>
           <w:rtl/>
         </w:rPr>
         <w:t>פיתוח ואינטגרציה של יכולות חדשות לשיפור אמינות ובטיחות תפקוד המערכת</w:t>
       </w:r>
       <w:r>
         <w:rPr>
-          <w:rFonts w:ascii="Arial" w:hAnsi="Arial" w:cs="Arial"/>
+          <w:rFonts w:ascii="Calibri" w:eastAsia="Calibri" w:hAnsi="Calibri" w:cs="Arial"/>
+          <w:sz w:val="22"/>
+          <w:szCs w:val="22"/>
         </w:rPr>
         <w:t>.</w:t>
       </w:r>
@@ -2844,73 +4042,102 @@
           <w:ilvl w:val="0"/>
           <w:numId w:val="10"/>
         </w:numPr>
-        <w:spacing w:before="240" w:after="240" w:line="276" w:lineRule="auto"/>
+        <w:spacing w:after="200" w:line="276" w:lineRule="auto"/>
         <w:ind w:left="714" w:hanging="357"/>
         <w:rPr>
-          <w:rFonts w:ascii="Arial" w:hAnsi="Arial" w:cs="Arial"/>
-        </w:rPr>
-      </w:pPr>
-      <w:r>
-        <w:rPr>
-          <w:rFonts w:ascii="Arial" w:hAnsi="Arial" w:cs="Arial"/>
+          <w:rFonts w:ascii="Calibri" w:eastAsia="Calibri" w:hAnsi="Calibri" w:cs="Arial"/>
+          <w:sz w:val="22"/>
+          <w:szCs w:val="22"/>
+        </w:rPr>
+      </w:pPr>
+      <w:r>
+        <w:rPr>
+          <w:rFonts w:ascii="Calibri" w:eastAsia="Calibri" w:hAnsi="Calibri" w:cs="Arial"/>
+          <w:sz w:val="22"/>
+          <w:szCs w:val="22"/>
           <w:rtl/>
         </w:rPr>
         <w:t>פיתוח אפליקציית ניטור אוויוני</w:t>
       </w:r>
       <w:r>
         <w:rPr>
-          <w:rFonts w:ascii="Arial" w:hAnsi="Arial" w:cs="Arial"/>
+          <w:rFonts w:ascii="Calibri" w:eastAsia="Calibri" w:hAnsi="Calibri" w:cs="Arial"/>
+          <w:sz w:val="22"/>
+          <w:szCs w:val="22"/>
         </w:rPr>
         <w:t xml:space="preserve"> (Avim) </w:t>
       </w:r>
       <w:r>
         <w:rPr>
-          <w:rFonts w:ascii="Arial" w:hAnsi="Arial" w:cs="Arial"/>
-          <w:rtl/>
-        </w:rPr>
-        <w:t xml:space="preserve">חדשה בשפת תכנות </w:t>
-      </w:r>
-      <w:r>
-        <w:rPr>
-          <w:rFonts w:ascii="Arial" w:hAnsi="Arial" w:cs="Arial"/>
+          <w:rFonts w:ascii="Calibri" w:eastAsia="Calibri" w:hAnsi="Calibri" w:cs="Arial"/>
+          <w:sz w:val="22"/>
+          <w:szCs w:val="22"/>
+          <w:rtl/>
+        </w:rPr>
+        <w:t>חדשה</w:t>
+      </w:r>
+      <w:r>
+        <w:rPr>
+          <w:rFonts w:ascii="Calibri" w:eastAsia="Calibri" w:hAnsi="Calibri" w:cs="Arial" w:hint="cs"/>
+          <w:sz w:val="22"/>
+          <w:szCs w:val="22"/>
+          <w:rtl/>
+        </w:rPr>
+        <w:t xml:space="preserve"> בשפת תכנות </w:t>
+      </w:r>
+      <w:r>
+        <w:rPr>
+          <w:rFonts w:ascii="Calibri" w:eastAsia="Calibri" w:hAnsi="Calibri" w:cs="Arial"/>
+          <w:sz w:val="22"/>
+          <w:szCs w:val="22"/>
         </w:rPr>
         <w:t>C</w:t>
       </w:r>
       <w:r>
         <w:rPr>
-          <w:rFonts w:ascii="Arial" w:hAnsi="Arial" w:cs="Arial"/>
+          <w:rFonts w:ascii="Calibri" w:eastAsia="Calibri" w:hAnsi="Calibri" w:cs="Arial"/>
+          <w:sz w:val="22"/>
+          <w:szCs w:val="22"/>
           <w:lang w:val="ru-RU"/>
         </w:rPr>
         <w:t>++</w:t>
       </w:r>
       <w:r>
         <w:rPr>
-          <w:rFonts w:ascii="Arial" w:hAnsi="Arial" w:cs="Arial"/>
+          <w:rFonts w:ascii="Calibri" w:eastAsia="Calibri" w:hAnsi="Calibri" w:cs="Arial" w:hint="cs"/>
+          <w:sz w:val="22"/>
+          <w:szCs w:val="22"/>
           <w:rtl/>
         </w:rPr>
         <w:t xml:space="preserve"> עם </w:t>
       </w:r>
       <w:r>
         <w:rPr>
-          <w:rFonts w:ascii="Arial" w:hAnsi="Arial" w:cs="Arial"/>
+          <w:rFonts w:ascii="Calibri" w:eastAsia="Calibri" w:hAnsi="Calibri" w:cs="Arial"/>
+          <w:sz w:val="22"/>
+          <w:szCs w:val="22"/>
         </w:rPr>
         <w:t>.Qt</w:t>
       </w:r>
     </w:p>
     <w:p>
       <w:pPr>
-        <w:spacing w:before="240" w:after="240"/>
-        <w:rPr>
-          <w:rFonts w:ascii="Arial" w:hAnsi="Arial" w:cs="Arial"/>
-          <w:b/>
-          <w:bCs/>
-        </w:rPr>
-      </w:pPr>
-      <w:r>
-        <w:rPr>
-          <w:rFonts w:ascii="Arial" w:hAnsi="Arial" w:cs="Arial"/>
-          <w:b/>
-          <w:bCs/>
+        <w:spacing w:after="200" w:line="276" w:lineRule="auto"/>
+        <w:rPr>
+          <w:rFonts w:ascii="Calibri" w:eastAsia="Calibri" w:hAnsi="Calibri" w:cs="Arial"/>
+          <w:b/>
+          <w:bCs/>
+          <w:sz w:val="22"/>
+          <w:szCs w:val="22"/>
+        </w:rPr>
+      </w:pPr>
+      <w:r>
+        <w:rPr>
+          <w:rFonts w:ascii="Calibri" w:eastAsia="Calibri" w:hAnsi="Calibri" w:cs="Arial"/>
+          <w:b/>
+          <w:bCs/>
+          <w:sz w:val="22"/>
+          <w:szCs w:val="22"/>
           <w:rtl/>
         </w:rPr>
         <w:t>מחלקת אלגוריתמים (נובמבר 2020 – דצמבר 2021)</w:t>
@@ -2918,348 +4145,919 @@
     </w:p>
     <w:p>
       <w:pPr>
-        <w:spacing w:before="240" w:after="240"/>
-        <w:rPr>
-          <w:rFonts w:ascii="Arial" w:hAnsi="Arial" w:cs="Arial"/>
-        </w:rPr>
-      </w:pPr>
-      <w:r>
-        <w:rPr>
-          <w:rFonts w:ascii="Arial" w:hAnsi="Arial" w:cs="Arial"/>
-          <w:rtl/>
-        </w:rPr>
-        <w:t xml:space="preserve">פיתוח מודול ניהול מרכזי בפרויקט נחיתת תמונה מבוסס על מערכת הפעלה ווינדוס בשפת תכנות </w:t>
-      </w:r>
-      <w:r>
-        <w:rPr>
-          <w:rFonts w:ascii="Arial" w:hAnsi="Arial" w:cs="Arial"/>
+        <w:spacing w:after="200" w:line="276" w:lineRule="auto"/>
+        <w:rPr>
+          <w:rFonts w:ascii="Calibri" w:eastAsia="Calibri" w:hAnsi="Calibri" w:cs="Arial"/>
+          <w:sz w:val="22"/>
+          <w:szCs w:val="22"/>
+        </w:rPr>
+      </w:pPr>
+      <w:r>
+        <w:rPr>
+          <w:rFonts w:ascii="Calibri" w:eastAsia="Calibri" w:hAnsi="Calibri" w:cs="Arial"/>
+          <w:sz w:val="22"/>
+          <w:szCs w:val="22"/>
+          <w:rtl/>
+        </w:rPr>
+        <w:t>פיתוח מודול ניהול מרכזי בפרויק</w:t>
+      </w:r>
+      <w:r>
+        <w:rPr>
+          <w:rFonts w:ascii="Calibri" w:eastAsia="Calibri" w:hAnsi="Calibri" w:cs="Arial" w:hint="cs"/>
+          <w:sz w:val="22"/>
+          <w:szCs w:val="22"/>
+          <w:rtl/>
+        </w:rPr>
+        <w:t>ט נחיתת תמונה מ</w:t>
+      </w:r>
+      <w:r>
+        <w:rPr>
+          <w:rFonts w:ascii="Calibri" w:eastAsia="Calibri" w:hAnsi="Calibri" w:cs="Arial"/>
+          <w:sz w:val="22"/>
+          <w:szCs w:val="22"/>
+          <w:rtl/>
+        </w:rPr>
+        <w:t>בוסס</w:t>
+      </w:r>
+      <w:r>
+        <w:rPr>
+          <w:rFonts w:ascii="Calibri" w:eastAsia="Calibri" w:hAnsi="Calibri" w:cs="Arial" w:hint="cs"/>
+          <w:sz w:val="22"/>
+          <w:szCs w:val="22"/>
+          <w:rtl/>
+        </w:rPr>
+        <w:t xml:space="preserve"> על </w:t>
+      </w:r>
+      <w:r>
+        <w:rPr>
+          <w:rFonts w:ascii="Calibri" w:eastAsia="Calibri" w:hAnsi="Calibri" w:cs="Arial"/>
+          <w:sz w:val="22"/>
+          <w:szCs w:val="22"/>
+          <w:rtl/>
+        </w:rPr>
+        <w:t>מערכת הפעלה</w:t>
+      </w:r>
+      <w:r>
+        <w:rPr>
+          <w:rFonts w:ascii="Calibri" w:eastAsia="Calibri" w:hAnsi="Calibri" w:cs="Arial" w:hint="cs"/>
+          <w:sz w:val="22"/>
+          <w:szCs w:val="22"/>
+          <w:rtl/>
+        </w:rPr>
+        <w:t xml:space="preserve"> </w:t>
+      </w:r>
+      <w:r>
+        <w:rPr>
+          <w:rFonts w:ascii="Calibri" w:eastAsia="Calibri" w:hAnsi="Calibri" w:cs="Arial"/>
+          <w:sz w:val="22"/>
+          <w:szCs w:val="22"/>
+          <w:rtl/>
+        </w:rPr>
+        <w:t>ווינדוס</w:t>
+      </w:r>
+      <w:r>
+        <w:rPr>
+          <w:rFonts w:ascii="Calibri" w:eastAsia="Calibri" w:hAnsi="Calibri" w:cs="Arial" w:hint="cs"/>
+          <w:sz w:val="22"/>
+          <w:szCs w:val="22"/>
+          <w:rtl/>
+        </w:rPr>
+        <w:t xml:space="preserve"> </w:t>
+      </w:r>
+      <w:r>
+        <w:rPr>
+          <w:rFonts w:ascii="Calibri" w:eastAsia="Calibri" w:hAnsi="Calibri" w:cs="Arial"/>
+          <w:sz w:val="22"/>
+          <w:szCs w:val="22"/>
+          <w:rtl/>
+        </w:rPr>
+        <w:t>ב</w:t>
+      </w:r>
+      <w:r>
+        <w:rPr>
+          <w:rFonts w:ascii="Calibri" w:eastAsia="Calibri" w:hAnsi="Calibri" w:cs="Arial" w:hint="cs"/>
+          <w:sz w:val="22"/>
+          <w:szCs w:val="22"/>
+          <w:rtl/>
+        </w:rPr>
+        <w:t xml:space="preserve">שפת תכנות </w:t>
+      </w:r>
+      <w:r>
+        <w:rPr>
+          <w:rFonts w:ascii="Calibri" w:eastAsia="Calibri" w:hAnsi="Calibri" w:cs="Arial"/>
+          <w:sz w:val="22"/>
+          <w:szCs w:val="22"/>
         </w:rPr>
         <w:t>C</w:t>
       </w:r>
       <w:r>
         <w:rPr>
-          <w:rFonts w:ascii="Arial" w:hAnsi="Arial" w:cs="Arial"/>
+          <w:rFonts w:ascii="Calibri" w:eastAsia="Calibri" w:hAnsi="Calibri" w:cs="Arial"/>
+          <w:sz w:val="22"/>
+          <w:szCs w:val="22"/>
           <w:lang w:val="ru-RU"/>
         </w:rPr>
         <w:t>++</w:t>
       </w:r>
       <w:r>
         <w:rPr>
-          <w:rFonts w:ascii="Arial" w:hAnsi="Arial" w:cs="Arial"/>
-          <w:rtl/>
-        </w:rPr>
-        <w:t xml:space="preserve"> כולל איסוף דרישות, עיצוב, מימוש, בדיקות ותיעוד</w:t>
-      </w:r>
-      <w:r>
-        <w:rPr>
-          <w:rFonts w:ascii="Arial" w:hAnsi="Arial" w:cs="Arial"/>
+          <w:rFonts w:ascii="Calibri" w:eastAsia="Calibri" w:hAnsi="Calibri" w:cs="Arial" w:hint="cs"/>
+          <w:sz w:val="22"/>
+          <w:szCs w:val="22"/>
+          <w:rtl/>
+        </w:rPr>
+        <w:t xml:space="preserve"> </w:t>
+      </w:r>
+      <w:r>
+        <w:rPr>
+          <w:rFonts w:ascii="Calibri" w:eastAsia="Calibri" w:hAnsi="Calibri" w:cs="Arial"/>
+          <w:sz w:val="22"/>
+          <w:szCs w:val="22"/>
+          <w:rtl/>
+        </w:rPr>
+        <w:t>כולל איסוף דרישות, עיצוב, מימוש, בדיקות ותיעוד</w:t>
+      </w:r>
+      <w:r>
+        <w:rPr>
+          <w:rFonts w:ascii="Calibri" w:eastAsia="Calibri" w:hAnsi="Calibri" w:cs="Arial"/>
+          <w:sz w:val="22"/>
+          <w:szCs w:val="22"/>
         </w:rPr>
         <w:t>.</w:t>
       </w:r>
     </w:p>
     <w:p>
       <w:pPr>
-        <w:spacing w:before="240" w:after="240"/>
-        <w:rPr>
-          <w:rFonts w:ascii="Arial" w:hAnsi="Arial" w:cs="Arial"/>
-          <w:b/>
-          <w:bCs/>
-        </w:rPr>
-      </w:pPr>
-      <w:r>
-        <w:rPr>
-          <w:rFonts w:ascii="Arial" w:hAnsi="Arial" w:cs="Arial"/>
-          <w:b/>
-          <w:bCs/>
-          <w:rtl/>
-        </w:rPr>
-        <w:t>מחלקת רובוטיקה – אלתא (ינואר 2022 – יוני 2022)</w:t>
-      </w:r>
-    </w:p>
-    <w:p>
-      <w:pPr>
-        <w:spacing w:before="240" w:after="240"/>
-        <w:rPr>
-          <w:rFonts w:ascii="Arial" w:hAnsi="Arial" w:cs="Arial"/>
-        </w:rPr>
-      </w:pPr>
-      <w:r>
-        <w:rPr>
-          <w:rFonts w:ascii="Arial" w:hAnsi="Arial" w:cs="Arial"/>
-          <w:rtl/>
-        </w:rPr>
-        <w:t xml:space="preserve">פיתוח מודול ניהולי-מרכזי בפרויקט השקפת עולם מבוסס על מערכת הפעלה ווינדוס בשפת תכנות </w:t>
-      </w:r>
-      <w:r>
-        <w:rPr>
-          <w:rFonts w:ascii="Arial" w:hAnsi="Arial" w:cs="Arial"/>
+        <w:spacing w:after="200" w:line="276" w:lineRule="auto"/>
+        <w:rPr>
+          <w:rFonts w:ascii="Calibri" w:eastAsia="Calibri" w:hAnsi="Calibri" w:cs="Arial"/>
+          <w:b/>
+          <w:bCs/>
+          <w:sz w:val="22"/>
+          <w:szCs w:val="22"/>
+        </w:rPr>
+      </w:pPr>
+      <w:r>
+        <w:rPr>
+          <w:rFonts w:ascii="Calibri" w:eastAsia="Calibri" w:hAnsi="Calibri" w:cs="Arial"/>
+          <w:b/>
+          <w:bCs/>
+          <w:sz w:val="22"/>
+          <w:szCs w:val="22"/>
+          <w:rtl/>
+        </w:rPr>
+        <w:t>מחלקת רובוטיקה – אלתא (ינואר 2022 – יו</w:t>
+      </w:r>
+      <w:r>
+        <w:rPr>
+          <w:rFonts w:ascii="Calibri" w:eastAsia="Calibri" w:hAnsi="Calibri" w:cs="Arial" w:hint="cs"/>
+          <w:b/>
+          <w:bCs/>
+          <w:sz w:val="22"/>
+          <w:szCs w:val="22"/>
+          <w:rtl/>
+        </w:rPr>
+        <w:t>ני</w:t>
+      </w:r>
+      <w:r>
+        <w:rPr>
+          <w:rFonts w:ascii="Calibri" w:eastAsia="Calibri" w:hAnsi="Calibri" w:cs="Arial"/>
+          <w:b/>
+          <w:bCs/>
+          <w:sz w:val="22"/>
+          <w:szCs w:val="22"/>
+          <w:rtl/>
+        </w:rPr>
+        <w:t xml:space="preserve"> 2022)</w:t>
+      </w:r>
+    </w:p>
+    <w:p>
+      <w:pPr>
+        <w:spacing w:after="200" w:line="276" w:lineRule="auto"/>
+        <w:rPr>
+          <w:rFonts w:ascii="Calibri" w:eastAsia="Calibri" w:hAnsi="Calibri" w:cs="Arial"/>
+          <w:sz w:val="22"/>
+          <w:szCs w:val="22"/>
+        </w:rPr>
+      </w:pPr>
+      <w:r>
+        <w:rPr>
+          <w:rFonts w:ascii="Calibri" w:eastAsia="Calibri" w:hAnsi="Calibri" w:cs="Arial"/>
+          <w:sz w:val="22"/>
+          <w:szCs w:val="22"/>
+          <w:rtl/>
+        </w:rPr>
+        <w:t>פיתוח מודול ניהולי-מרכזי</w:t>
+      </w:r>
+      <w:r>
+        <w:rPr>
+          <w:rFonts w:ascii="Calibri" w:eastAsia="Calibri" w:hAnsi="Calibri" w:cs="Arial" w:hint="cs"/>
+          <w:sz w:val="22"/>
+          <w:szCs w:val="22"/>
+          <w:rtl/>
+        </w:rPr>
+        <w:t xml:space="preserve"> </w:t>
+      </w:r>
+      <w:r>
+        <w:rPr>
+          <w:rFonts w:ascii="Calibri" w:eastAsia="Calibri" w:hAnsi="Calibri" w:cs="Arial"/>
+          <w:sz w:val="22"/>
+          <w:szCs w:val="22"/>
+          <w:rtl/>
+        </w:rPr>
+        <w:t>בפרויק</w:t>
+      </w:r>
+      <w:r>
+        <w:rPr>
+          <w:rFonts w:ascii="Calibri" w:eastAsia="Calibri" w:hAnsi="Calibri" w:cs="Arial" w:hint="cs"/>
+          <w:sz w:val="22"/>
+          <w:szCs w:val="22"/>
+          <w:rtl/>
+        </w:rPr>
+        <w:t>ט השקפת עולם מ</w:t>
+      </w:r>
+      <w:r>
+        <w:rPr>
+          <w:rFonts w:ascii="Calibri" w:eastAsia="Calibri" w:hAnsi="Calibri" w:cs="Arial"/>
+          <w:sz w:val="22"/>
+          <w:szCs w:val="22"/>
+          <w:rtl/>
+        </w:rPr>
+        <w:t>בוסס</w:t>
+      </w:r>
+      <w:r>
+        <w:rPr>
+          <w:rFonts w:ascii="Calibri" w:eastAsia="Calibri" w:hAnsi="Calibri" w:cs="Arial" w:hint="cs"/>
+          <w:sz w:val="22"/>
+          <w:szCs w:val="22"/>
+          <w:rtl/>
+        </w:rPr>
+        <w:t xml:space="preserve"> על </w:t>
+      </w:r>
+      <w:r>
+        <w:rPr>
+          <w:rFonts w:ascii="Calibri" w:eastAsia="Calibri" w:hAnsi="Calibri" w:cs="Arial"/>
+          <w:sz w:val="22"/>
+          <w:szCs w:val="22"/>
+          <w:rtl/>
+        </w:rPr>
+        <w:t>מערכת הפעלה</w:t>
+      </w:r>
+      <w:r>
+        <w:rPr>
+          <w:rFonts w:ascii="Calibri" w:eastAsia="Calibri" w:hAnsi="Calibri" w:cs="Arial" w:hint="cs"/>
+          <w:sz w:val="22"/>
+          <w:szCs w:val="22"/>
+          <w:rtl/>
+        </w:rPr>
+        <w:t xml:space="preserve"> </w:t>
+      </w:r>
+      <w:r>
+        <w:rPr>
+          <w:rFonts w:ascii="Calibri" w:eastAsia="Calibri" w:hAnsi="Calibri" w:cs="Arial"/>
+          <w:sz w:val="22"/>
+          <w:szCs w:val="22"/>
+          <w:rtl/>
+        </w:rPr>
+        <w:t>ווינדוס</w:t>
+      </w:r>
+      <w:r>
+        <w:rPr>
+          <w:rFonts w:ascii="Calibri" w:eastAsia="Calibri" w:hAnsi="Calibri" w:cs="Arial" w:hint="cs"/>
+          <w:sz w:val="22"/>
+          <w:szCs w:val="22"/>
+          <w:rtl/>
+        </w:rPr>
+        <w:t xml:space="preserve"> בשפת תכנות </w:t>
+      </w:r>
+      <w:r>
+        <w:rPr>
+          <w:rFonts w:ascii="Calibri" w:eastAsia="Calibri" w:hAnsi="Calibri" w:cs="Arial"/>
+          <w:sz w:val="22"/>
+          <w:szCs w:val="22"/>
         </w:rPr>
         <w:t>C</w:t>
       </w:r>
       <w:r>
         <w:rPr>
-          <w:rFonts w:ascii="Arial" w:hAnsi="Arial" w:cs="Arial"/>
+          <w:rFonts w:ascii="Calibri" w:eastAsia="Calibri" w:hAnsi="Calibri" w:cs="Arial"/>
+          <w:sz w:val="22"/>
+          <w:szCs w:val="22"/>
           <w:lang w:val="ru-RU"/>
         </w:rPr>
         <w:t>++</w:t>
       </w:r>
       <w:r>
         <w:rPr>
-          <w:rFonts w:ascii="Arial" w:hAnsi="Arial" w:cs="Arial"/>
-          <w:rtl/>
-        </w:rPr>
-        <w:t xml:space="preserve"> כולל ניהול תקשורת פנימית של תת-מערכות רובוטיות</w:t>
-      </w:r>
-      <w:r>
-        <w:rPr>
-          <w:rFonts w:ascii="Arial" w:hAnsi="Arial" w:cs="Arial"/>
+          <w:rFonts w:ascii="Calibri" w:eastAsia="Calibri" w:hAnsi="Calibri" w:cs="Arial" w:hint="cs"/>
+          <w:sz w:val="22"/>
+          <w:szCs w:val="22"/>
+          <w:rtl/>
+        </w:rPr>
+        <w:t xml:space="preserve"> </w:t>
+      </w:r>
+      <w:r>
+        <w:rPr>
+          <w:rFonts w:ascii="Calibri" w:eastAsia="Calibri" w:hAnsi="Calibri" w:cs="Arial"/>
+          <w:sz w:val="22"/>
+          <w:szCs w:val="22"/>
+          <w:rtl/>
+        </w:rPr>
+        <w:t xml:space="preserve">כולל ניהול תקשורת פנימית של </w:t>
+      </w:r>
+      <w:r>
+        <w:rPr>
+          <w:rFonts w:ascii="Calibri" w:eastAsia="Calibri" w:hAnsi="Calibri" w:cs="Arial" w:hint="cs"/>
+          <w:sz w:val="22"/>
+          <w:szCs w:val="22"/>
+          <w:rtl/>
+        </w:rPr>
+        <w:t>תת-מערכות</w:t>
+      </w:r>
+      <w:r>
+        <w:rPr>
+          <w:rFonts w:ascii="Calibri" w:eastAsia="Calibri" w:hAnsi="Calibri" w:cs="Arial"/>
+          <w:sz w:val="22"/>
+          <w:szCs w:val="22"/>
+          <w:rtl/>
+        </w:rPr>
+        <w:t xml:space="preserve"> רובוטיות</w:t>
+      </w:r>
+      <w:r>
+        <w:rPr>
+          <w:rFonts w:ascii="Calibri" w:eastAsia="Calibri" w:hAnsi="Calibri" w:cs="Arial"/>
+          <w:sz w:val="22"/>
+          <w:szCs w:val="22"/>
         </w:rPr>
         <w:t>.</w:t>
       </w:r>
     </w:p>
     <w:p>
       <w:pPr>
-        <w:spacing w:before="240" w:after="240"/>
-        <w:rPr>
-          <w:rFonts w:ascii="Arial" w:hAnsi="Arial" w:cs="Arial"/>
-          <w:b/>
-          <w:bCs/>
-        </w:rPr>
-      </w:pPr>
-      <w:r>
-        <w:rPr>
-          <w:rFonts w:ascii="Arial" w:hAnsi="Arial" w:cs="Arial"/>
-          <w:b/>
-          <w:bCs/>
-          <w:rtl/>
-        </w:rPr>
-        <w:t>מחלקת תוכנת מוצרים (יולי 2022 – יולי 2023)</w:t>
-      </w:r>
-    </w:p>
-    <w:p>
-      <w:pPr>
-        <w:spacing w:before="240" w:after="240"/>
-        <w:rPr>
-          <w:rFonts w:ascii="Arial" w:hAnsi="Arial" w:cs="Arial"/>
-        </w:rPr>
-      </w:pPr>
-      <w:r>
-        <w:rPr>
-          <w:rFonts w:ascii="Arial" w:hAnsi="Arial" w:cs="Arial"/>
-          <w:rtl/>
-        </w:rPr>
-        <w:t xml:space="preserve">ביצוע מחקר טכנולוגי ופיתוח יישומים ניסיוניים במספר שפות תכנות </w:t>
-      </w:r>
-      <w:r>
-        <w:rPr>
-          <w:rFonts w:ascii="Arial" w:hAnsi="Arial" w:cs="Arial"/>
+        <w:spacing w:after="200" w:line="276" w:lineRule="auto"/>
+        <w:rPr>
+          <w:rFonts w:ascii="Calibri" w:eastAsia="Calibri" w:hAnsi="Calibri" w:cs="Arial"/>
+          <w:b/>
+          <w:bCs/>
+          <w:sz w:val="22"/>
+          <w:szCs w:val="22"/>
+        </w:rPr>
+      </w:pPr>
+      <w:r>
+        <w:rPr>
+          <w:rFonts w:ascii="Calibri" w:eastAsia="Calibri" w:hAnsi="Calibri" w:cs="Arial"/>
+          <w:b/>
+          <w:bCs/>
+          <w:sz w:val="22"/>
+          <w:szCs w:val="22"/>
+          <w:rtl/>
+        </w:rPr>
+        <w:t xml:space="preserve">מחלקת </w:t>
+      </w:r>
+      <w:r>
+        <w:rPr>
+          <w:rFonts w:ascii="Calibri" w:eastAsia="Calibri" w:hAnsi="Calibri" w:cs="Arial" w:hint="cs"/>
+          <w:b/>
+          <w:bCs/>
+          <w:sz w:val="22"/>
+          <w:szCs w:val="22"/>
+          <w:rtl/>
+        </w:rPr>
+        <w:t>תוכנת מוצרים</w:t>
+      </w:r>
+      <w:r>
+        <w:rPr>
+          <w:rFonts w:ascii="Calibri" w:eastAsia="Calibri" w:hAnsi="Calibri" w:cs="Arial"/>
+          <w:b/>
+          <w:bCs/>
+          <w:sz w:val="22"/>
+          <w:szCs w:val="22"/>
+          <w:rtl/>
+        </w:rPr>
+        <w:t xml:space="preserve"> (יולי 2022 – יולי 2023)</w:t>
+      </w:r>
+    </w:p>
+    <w:p>
+      <w:pPr>
+        <w:spacing w:after="200" w:line="276" w:lineRule="auto"/>
+        <w:rPr>
+          <w:rFonts w:ascii="Calibri" w:eastAsia="Calibri" w:hAnsi="Calibri" w:cs="Arial"/>
+          <w:sz w:val="22"/>
+          <w:szCs w:val="22"/>
+        </w:rPr>
+      </w:pPr>
+      <w:r>
+        <w:rPr>
+          <w:rFonts w:ascii="Calibri" w:eastAsia="Calibri" w:hAnsi="Calibri" w:cs="Arial"/>
+          <w:sz w:val="22"/>
+          <w:szCs w:val="22"/>
+          <w:rtl/>
+        </w:rPr>
+        <w:t>ביצוע מחקר טכנולוגי ופיתוח יישומים ניסיוניים במספר שפות תכנו</w:t>
+      </w:r>
+      <w:r>
+        <w:rPr>
+          <w:rFonts w:ascii="Calibri" w:eastAsia="Calibri" w:hAnsi="Calibri" w:cs="Arial" w:hint="cs"/>
+          <w:sz w:val="22"/>
+          <w:szCs w:val="22"/>
+          <w:rtl/>
+        </w:rPr>
+        <w:t xml:space="preserve">ת </w:t>
+      </w:r>
+      <w:r>
+        <w:rPr>
+          <w:rFonts w:ascii="Calibri" w:eastAsia="Calibri" w:hAnsi="Calibri" w:cs="Arial"/>
+          <w:sz w:val="22"/>
+          <w:szCs w:val="22"/>
         </w:rPr>
         <w:t xml:space="preserve"> .C, C++, C#, Python</w:t>
       </w:r>
     </w:p>
     <w:p>
       <w:pPr>
-        <w:spacing w:before="240" w:after="240"/>
-        <w:rPr>
-          <w:rFonts w:ascii="Arial" w:hAnsi="Arial" w:cs="Arial"/>
-          <w:b/>
-          <w:bCs/>
-        </w:rPr>
-      </w:pPr>
-      <w:r>
-        <w:rPr>
-          <w:rFonts w:ascii="Arial" w:hAnsi="Arial" w:cs="Arial"/>
-          <w:b/>
-          <w:bCs/>
-          <w:rtl/>
-        </w:rPr>
-        <w:t>מחלקת תוכנת מוצרים (יולי 2023 – ינואר 2024)</w:t>
-      </w:r>
-    </w:p>
-    <w:p>
-      <w:pPr>
-        <w:spacing w:before="240" w:after="240"/>
-        <w:rPr>
-          <w:rFonts w:ascii="Arial" w:hAnsi="Arial" w:cs="Arial"/>
-        </w:rPr>
-      </w:pPr>
-      <w:r>
-        <w:rPr>
-          <w:rFonts w:ascii="Arial" w:hAnsi="Arial" w:cs="Arial"/>
-          <w:rtl/>
-        </w:rPr>
-        <w:t xml:space="preserve">פיתוח יישום ייצור זמן אמת בפרויקט </w:t>
-      </w:r>
-      <w:r>
-        <w:rPr>
-          <w:rFonts w:ascii="Arial" w:hAnsi="Arial" w:cs="Arial"/>
+        <w:spacing w:after="200" w:line="276" w:lineRule="auto"/>
+        <w:rPr>
+          <w:rFonts w:ascii="Calibri" w:eastAsia="Calibri" w:hAnsi="Calibri" w:cs="Arial"/>
+          <w:b/>
+          <w:bCs/>
+          <w:sz w:val="22"/>
+          <w:szCs w:val="22"/>
+        </w:rPr>
+      </w:pPr>
+      <w:r>
+        <w:rPr>
+          <w:rFonts w:ascii="Calibri" w:eastAsia="Calibri" w:hAnsi="Calibri" w:cs="Arial"/>
+          <w:b/>
+          <w:bCs/>
+          <w:sz w:val="22"/>
+          <w:szCs w:val="22"/>
+          <w:rtl/>
+        </w:rPr>
+        <w:t xml:space="preserve">מחלקת </w:t>
+      </w:r>
+      <w:r>
+        <w:rPr>
+          <w:rFonts w:ascii="Calibri" w:eastAsia="Calibri" w:hAnsi="Calibri" w:cs="Arial" w:hint="cs"/>
+          <w:b/>
+          <w:bCs/>
+          <w:sz w:val="22"/>
+          <w:szCs w:val="22"/>
+          <w:rtl/>
+        </w:rPr>
+        <w:t>תוכנת מוצרים</w:t>
+      </w:r>
+      <w:r>
+        <w:rPr>
+          <w:rFonts w:ascii="Calibri" w:eastAsia="Calibri" w:hAnsi="Calibri" w:cs="Arial"/>
+          <w:b/>
+          <w:bCs/>
+          <w:sz w:val="22"/>
+          <w:szCs w:val="22"/>
+          <w:rtl/>
+        </w:rPr>
+        <w:t xml:space="preserve"> (יולי 2023 – ינואר 2024)</w:t>
+      </w:r>
+    </w:p>
+    <w:p>
+      <w:pPr>
+        <w:spacing w:after="200" w:line="276" w:lineRule="auto"/>
+        <w:rPr>
+          <w:rFonts w:ascii="Calibri" w:eastAsia="Calibri" w:hAnsi="Calibri" w:cs="Arial"/>
+          <w:sz w:val="22"/>
+          <w:szCs w:val="22"/>
+        </w:rPr>
+      </w:pPr>
+      <w:r>
+        <w:rPr>
+          <w:rFonts w:ascii="Calibri" w:eastAsia="Calibri" w:hAnsi="Calibri" w:cs="Arial"/>
+          <w:sz w:val="22"/>
+          <w:szCs w:val="22"/>
+          <w:rtl/>
+        </w:rPr>
+        <w:t>פיתוח יישום ייצור</w:t>
+      </w:r>
+      <w:r>
+        <w:rPr>
+          <w:rFonts w:ascii="Calibri" w:eastAsia="Calibri" w:hAnsi="Calibri" w:cs="Arial" w:hint="cs"/>
+          <w:sz w:val="22"/>
+          <w:szCs w:val="22"/>
+          <w:rtl/>
+        </w:rPr>
+        <w:t xml:space="preserve"> זמן אמת </w:t>
+      </w:r>
+      <w:r>
+        <w:rPr>
+          <w:rFonts w:ascii="Calibri" w:eastAsia="Calibri" w:hAnsi="Calibri" w:cs="Arial"/>
+          <w:sz w:val="22"/>
+          <w:szCs w:val="22"/>
+          <w:rtl/>
+        </w:rPr>
+        <w:t>בפרויק</w:t>
+      </w:r>
+      <w:r>
+        <w:rPr>
+          <w:rFonts w:ascii="Calibri" w:eastAsia="Calibri" w:hAnsi="Calibri" w:cs="Arial" w:hint="cs"/>
+          <w:sz w:val="22"/>
+          <w:szCs w:val="22"/>
+          <w:rtl/>
+        </w:rPr>
+        <w:t xml:space="preserve">ט </w:t>
+      </w:r>
+      <w:r>
+        <w:rPr>
+          <w:rFonts w:ascii="Calibri" w:eastAsia="Calibri" w:hAnsi="Calibri" w:cs="Arial"/>
+          <w:sz w:val="22"/>
+          <w:szCs w:val="22"/>
         </w:rPr>
         <w:t>GVDM</w:t>
       </w:r>
       <w:r>
         <w:rPr>
-          <w:rFonts w:ascii="Arial" w:hAnsi="Arial" w:cs="Arial"/>
-          <w:rtl/>
-        </w:rPr>
-        <w:t xml:space="preserve"> מבוסס על מערכת הפעלה ווינדוס בשפת תכנות </w:t>
-      </w:r>
-      <w:r>
-        <w:rPr>
-          <w:rFonts w:ascii="Arial" w:hAnsi="Arial" w:cs="Arial"/>
+          <w:rFonts w:ascii="Calibri" w:eastAsia="Calibri" w:hAnsi="Calibri" w:cs="Arial" w:hint="cs"/>
+          <w:sz w:val="22"/>
+          <w:szCs w:val="22"/>
+          <w:rtl/>
+        </w:rPr>
+        <w:t xml:space="preserve"> מ</w:t>
+      </w:r>
+      <w:r>
+        <w:rPr>
+          <w:rFonts w:ascii="Calibri" w:eastAsia="Calibri" w:hAnsi="Calibri" w:cs="Arial"/>
+          <w:sz w:val="22"/>
+          <w:szCs w:val="22"/>
+          <w:rtl/>
+        </w:rPr>
+        <w:t>בוסס</w:t>
+      </w:r>
+      <w:r>
+        <w:rPr>
+          <w:rFonts w:ascii="Calibri" w:eastAsia="Calibri" w:hAnsi="Calibri" w:cs="Arial" w:hint="cs"/>
+          <w:sz w:val="22"/>
+          <w:szCs w:val="22"/>
+          <w:rtl/>
+        </w:rPr>
+        <w:t xml:space="preserve"> על </w:t>
+      </w:r>
+      <w:r>
+        <w:rPr>
+          <w:rFonts w:ascii="Calibri" w:eastAsia="Calibri" w:hAnsi="Calibri" w:cs="Arial"/>
+          <w:sz w:val="22"/>
+          <w:szCs w:val="22"/>
+          <w:rtl/>
+        </w:rPr>
+        <w:t>מערכת הפעלה</w:t>
+      </w:r>
+      <w:r>
+        <w:rPr>
+          <w:rFonts w:ascii="Calibri" w:eastAsia="Calibri" w:hAnsi="Calibri" w:cs="Arial" w:hint="cs"/>
+          <w:sz w:val="22"/>
+          <w:szCs w:val="22"/>
+          <w:rtl/>
+        </w:rPr>
+        <w:t xml:space="preserve"> </w:t>
+      </w:r>
+      <w:r>
+        <w:rPr>
+          <w:rFonts w:ascii="Calibri" w:eastAsia="Calibri" w:hAnsi="Calibri" w:cs="Arial"/>
+          <w:sz w:val="22"/>
+          <w:szCs w:val="22"/>
+          <w:rtl/>
+        </w:rPr>
+        <w:t>ווינדוס</w:t>
+      </w:r>
+      <w:r>
+        <w:rPr>
+          <w:rFonts w:ascii="Calibri" w:eastAsia="Calibri" w:hAnsi="Calibri" w:cs="Arial" w:hint="cs"/>
+          <w:sz w:val="22"/>
+          <w:szCs w:val="22"/>
+          <w:rtl/>
+        </w:rPr>
+        <w:t xml:space="preserve"> בשפת תכנות </w:t>
+      </w:r>
+      <w:r>
+        <w:rPr>
+          <w:rFonts w:ascii="Calibri" w:eastAsia="Calibri" w:hAnsi="Calibri" w:cs="Arial"/>
+          <w:sz w:val="22"/>
+          <w:szCs w:val="22"/>
         </w:rPr>
         <w:t>C++</w:t>
       </w:r>
       <w:r>
         <w:rPr>
-          <w:rFonts w:ascii="Arial" w:hAnsi="Arial" w:cs="Arial"/>
-          <w:rtl/>
-        </w:rPr>
-        <w:t>. התוכנה נמצאת כיום בשימוש חיל האוויר</w:t>
-      </w:r>
-      <w:r>
-        <w:rPr>
-          <w:rFonts w:ascii="Arial" w:hAnsi="Arial" w:cs="Arial"/>
+          <w:rFonts w:ascii="Calibri" w:eastAsia="Calibri" w:hAnsi="Calibri" w:cs="Arial" w:hint="cs"/>
+          <w:sz w:val="22"/>
+          <w:szCs w:val="22"/>
+          <w:rtl/>
+        </w:rPr>
+        <w:t xml:space="preserve">. </w:t>
+      </w:r>
+      <w:r>
+        <w:rPr>
+          <w:rFonts w:ascii="Calibri" w:eastAsia="Calibri" w:hAnsi="Calibri" w:cs="Arial"/>
+          <w:sz w:val="22"/>
+          <w:szCs w:val="22"/>
+          <w:rtl/>
+        </w:rPr>
+        <w:t>התוכנה נמצאת כיום בשימוש חיל האוויר</w:t>
+      </w:r>
+      <w:r>
+        <w:rPr>
+          <w:rFonts w:ascii="Calibri" w:eastAsia="Calibri" w:hAnsi="Calibri" w:cs="Arial"/>
+          <w:sz w:val="22"/>
+          <w:szCs w:val="22"/>
         </w:rPr>
         <w:t>.</w:t>
       </w:r>
     </w:p>
     <w:p>
       <w:pPr>
-        <w:bidi w:val="0"/>
         <w:spacing w:after="200" w:line="276" w:lineRule="auto"/>
         <w:rPr>
-          <w:rFonts w:ascii="Arial" w:hAnsi="Arial" w:cs="Arial"/>
-          <w:b/>
-          <w:bCs/>
-          <w:rtl/>
-        </w:rPr>
-      </w:pPr>
-      <w:r>
-        <w:rPr>
-          <w:rFonts w:ascii="Arial" w:hAnsi="Arial" w:cs="Arial"/>
-          <w:b/>
-          <w:bCs/>
-          <w:rtl/>
-        </w:rPr>
-        <w:br w:type="page"/>
-      </w:r>
-    </w:p>
-    <w:p>
-      <w:pPr>
-        <w:spacing w:before="240" w:after="240"/>
-        <w:rPr>
-          <w:rFonts w:ascii="Arial" w:hAnsi="Arial" w:cs="Arial"/>
-          <w:b/>
-          <w:bCs/>
-        </w:rPr>
-      </w:pPr>
-      <w:r>
-        <w:rPr>
-          <w:rFonts w:ascii="Arial" w:hAnsi="Arial" w:cs="Arial"/>
-          <w:b/>
-          <w:bCs/>
+          <w:rFonts w:ascii="Calibri" w:eastAsia="Calibri" w:hAnsi="Calibri" w:cs="Arial"/>
+          <w:b/>
+          <w:bCs/>
+          <w:sz w:val="22"/>
+          <w:szCs w:val="22"/>
+        </w:rPr>
+      </w:pPr>
+      <w:r>
+        <w:rPr>
+          <w:rFonts w:ascii="Calibri" w:eastAsia="Calibri" w:hAnsi="Calibri" w:cs="Arial"/>
+          <w:b/>
+          <w:bCs/>
+          <w:sz w:val="22"/>
+          <w:szCs w:val="22"/>
+          <w:rtl/>
+        </w:rPr>
+        <w:t xml:space="preserve">מחלקת </w:t>
+      </w:r>
+      <w:r>
+        <w:rPr>
+          <w:rFonts w:ascii="Calibri" w:eastAsia="Calibri" w:hAnsi="Calibri" w:cs="Arial" w:hint="cs"/>
+          <w:b/>
+          <w:bCs/>
+          <w:sz w:val="22"/>
+          <w:szCs w:val="22"/>
+          <w:rtl/>
+        </w:rPr>
+        <w:t>תוכנת מוצרים</w:t>
+      </w:r>
+      <w:r>
+        <w:rPr>
+          <w:rFonts w:ascii="Calibri" w:eastAsia="Calibri" w:hAnsi="Calibri" w:cs="Arial"/>
+          <w:b/>
+          <w:bCs/>
+          <w:sz w:val="22"/>
+          <w:szCs w:val="22"/>
+          <w:rtl/>
+        </w:rPr>
+        <w:t xml:space="preserve"> (</w:t>
+      </w:r>
+      <w:r>
+        <w:rPr>
+          <w:rFonts w:ascii="Calibri" w:eastAsia="Calibri" w:hAnsi="Calibri" w:cs="Arial" w:hint="cs"/>
+          <w:b/>
+          <w:bCs/>
+          <w:sz w:val="22"/>
+          <w:szCs w:val="22"/>
+          <w:rtl/>
+        </w:rPr>
+        <w:t>פברואר</w:t>
+      </w:r>
+      <w:r>
+        <w:rPr>
+          <w:rFonts w:ascii="Calibri" w:eastAsia="Calibri" w:hAnsi="Calibri" w:cs="Arial"/>
+          <w:b/>
+          <w:bCs/>
+          <w:sz w:val="22"/>
+          <w:szCs w:val="22"/>
+          <w:rtl/>
+        </w:rPr>
+        <w:t xml:space="preserve"> 2024 – היום)</w:t>
+      </w:r>
+    </w:p>
+    <w:p>
+      <w:pPr>
+        <w:spacing w:after="200" w:line="276" w:lineRule="auto"/>
+        <w:rPr>
+          <w:rFonts w:ascii="Calibri" w:eastAsia="Calibri" w:hAnsi="Calibri" w:cs="Arial"/>
+          <w:sz w:val="22"/>
+          <w:szCs w:val="22"/>
+          <w:rtl/>
+        </w:rPr>
+      </w:pPr>
+      <w:r>
+        <w:rPr>
+          <w:rFonts w:ascii="Calibri" w:eastAsia="Calibri" w:hAnsi="Calibri" w:cs="Arial"/>
+          <w:sz w:val="22"/>
+          <w:szCs w:val="22"/>
+          <w:rtl/>
+        </w:rPr>
+        <w:t xml:space="preserve">פיתוח יישום עיבוד אותות </w:t>
+      </w:r>
+      <w:r>
+        <w:rPr>
+          <w:rFonts w:ascii="Calibri" w:eastAsia="Calibri" w:hAnsi="Calibri" w:cs="Arial" w:hint="cs"/>
+          <w:sz w:val="22"/>
+          <w:szCs w:val="22"/>
+          <w:rtl/>
+        </w:rPr>
+        <w:t>ל</w:t>
+      </w:r>
+      <w:r>
+        <w:rPr>
+          <w:rFonts w:ascii="Calibri" w:eastAsia="Calibri" w:hAnsi="Calibri" w:cs="Arial"/>
+          <w:sz w:val="22"/>
+          <w:szCs w:val="22"/>
+          <w:rtl/>
+        </w:rPr>
+        <w:t>מער</w:t>
+      </w:r>
+      <w:r>
+        <w:rPr>
+          <w:rFonts w:ascii="Calibri" w:eastAsia="Calibri" w:hAnsi="Calibri" w:cs="Arial" w:hint="cs"/>
+          <w:sz w:val="22"/>
+          <w:szCs w:val="22"/>
+          <w:rtl/>
+        </w:rPr>
+        <w:t>כת</w:t>
+      </w:r>
+      <w:r>
+        <w:rPr>
+          <w:rFonts w:ascii="Calibri" w:eastAsia="Calibri" w:hAnsi="Calibri" w:cs="Arial"/>
+          <w:sz w:val="22"/>
+          <w:szCs w:val="22"/>
+          <w:rtl/>
+        </w:rPr>
+        <w:t xml:space="preserve"> משובצ</w:t>
+      </w:r>
+      <w:r>
+        <w:rPr>
+          <w:rFonts w:ascii="Calibri" w:eastAsia="Calibri" w:hAnsi="Calibri" w:cs="Arial" w:hint="cs"/>
+          <w:sz w:val="22"/>
+          <w:szCs w:val="22"/>
+          <w:rtl/>
+        </w:rPr>
+        <w:t xml:space="preserve">ת של חברת </w:t>
+      </w:r>
+      <w:r>
+        <w:rPr>
+          <w:rFonts w:ascii="Calibri" w:eastAsia="Calibri" w:hAnsi="Calibri" w:cs="Arial"/>
+          <w:sz w:val="22"/>
+          <w:szCs w:val="22"/>
+        </w:rPr>
+        <w:t>UEI</w:t>
+      </w:r>
+      <w:r>
+        <w:rPr>
+          <w:rFonts w:ascii="Calibri" w:eastAsia="Calibri" w:hAnsi="Calibri" w:cs="Arial" w:hint="cs"/>
+          <w:sz w:val="22"/>
+          <w:szCs w:val="22"/>
+          <w:rtl/>
+        </w:rPr>
+        <w:t xml:space="preserve"> </w:t>
+      </w:r>
+      <w:r>
+        <w:rPr>
+          <w:rFonts w:ascii="Calibri" w:eastAsia="Calibri" w:hAnsi="Calibri" w:cs="Arial"/>
+          <w:sz w:val="22"/>
+          <w:szCs w:val="22"/>
+          <w:rtl/>
+        </w:rPr>
+        <w:t>מבוס</w:t>
+      </w:r>
+      <w:r>
+        <w:rPr>
+          <w:rFonts w:ascii="Calibri" w:eastAsia="Calibri" w:hAnsi="Calibri" w:cs="Arial" w:hint="cs"/>
+          <w:sz w:val="22"/>
+          <w:szCs w:val="22"/>
+          <w:rtl/>
+        </w:rPr>
+        <w:t xml:space="preserve">סת על </w:t>
+      </w:r>
+      <w:r>
+        <w:rPr>
+          <w:rFonts w:ascii="Calibri" w:eastAsia="Calibri" w:hAnsi="Calibri" w:cs="Arial"/>
+          <w:sz w:val="22"/>
+          <w:szCs w:val="22"/>
+          <w:rtl/>
+        </w:rPr>
+        <w:t>מערכת הפעלה</w:t>
+      </w:r>
+      <w:r>
+        <w:rPr>
+          <w:rFonts w:ascii="Calibri" w:eastAsia="Calibri" w:hAnsi="Calibri" w:cs="Arial" w:hint="cs"/>
+          <w:sz w:val="22"/>
+          <w:szCs w:val="22"/>
+          <w:rtl/>
+        </w:rPr>
+        <w:t xml:space="preserve"> </w:t>
+      </w:r>
+      <w:r>
+        <w:rPr>
+          <w:rFonts w:ascii="Calibri" w:eastAsia="Calibri" w:hAnsi="Calibri" w:cs="Arial"/>
+          <w:sz w:val="22"/>
+          <w:szCs w:val="22"/>
+          <w:rtl/>
+        </w:rPr>
+        <w:t>לינוקס</w:t>
+      </w:r>
+      <w:r>
+        <w:rPr>
+          <w:rFonts w:ascii="Calibri" w:eastAsia="Calibri" w:hAnsi="Calibri" w:cs="Arial" w:hint="cs"/>
+          <w:sz w:val="22"/>
+          <w:szCs w:val="22"/>
+          <w:rtl/>
+        </w:rPr>
+        <w:t xml:space="preserve"> בשפת תכנות </w:t>
+      </w:r>
+      <w:r>
+        <w:rPr>
+          <w:rFonts w:ascii="Calibri" w:eastAsia="Calibri" w:hAnsi="Calibri" w:cs="Arial"/>
+          <w:sz w:val="22"/>
+          <w:szCs w:val="22"/>
+        </w:rPr>
+        <w:t>.C++</w:t>
+      </w:r>
+      <w:r>
+        <w:rPr>
+          <w:rFonts w:ascii="Calibri" w:eastAsia="Calibri" w:hAnsi="Calibri" w:cs="Arial" w:hint="cs"/>
+          <w:sz w:val="22"/>
+          <w:szCs w:val="22"/>
+          <w:rtl/>
+        </w:rPr>
+        <w:t xml:space="preserve"> </w:t>
+      </w:r>
+    </w:p>
+    <w:p>
+      <w:pPr>
+        <w:spacing w:after="200" w:line="276" w:lineRule="auto"/>
+        <w:rPr>
+          <w:rFonts w:ascii="Calibri" w:eastAsia="Calibri" w:hAnsi="Calibri" w:cs="Arial"/>
+          <w:b/>
+          <w:bCs/>
+          <w:sz w:val="22"/>
+          <w:szCs w:val="22"/>
+        </w:rPr>
+      </w:pPr>
+      <w:r>
+        <w:rPr>
+          <w:rFonts w:ascii="Calibri" w:eastAsia="Calibri" w:hAnsi="Calibri" w:cs="Arial"/>
+          <w:b/>
+          <w:bCs/>
+          <w:sz w:val="22"/>
+          <w:szCs w:val="22"/>
           <w:rtl/>
         </w:rPr>
         <w:lastRenderedPageBreak/>
-        <w:t>מחלקת תוכנת מוצרים (פברואר 2024 – היום)</w:t>
-      </w:r>
-    </w:p>
-    <w:p>
-      <w:pPr>
-        <w:spacing w:before="240" w:after="240"/>
-        <w:rPr>
-          <w:rFonts w:ascii="Arial" w:hAnsi="Arial" w:cs="Arial"/>
-          <w:rtl/>
-        </w:rPr>
-      </w:pPr>
-      <w:r>
-        <w:rPr>
-          <w:rFonts w:ascii="Arial" w:hAnsi="Arial" w:cs="Arial"/>
-          <w:rtl/>
-        </w:rPr>
-        <w:t xml:space="preserve">פיתוח יישום עיבוד אותות למערכת משובצת של חברת </w:t>
-      </w:r>
-      <w:r>
-        <w:rPr>
-          <w:rFonts w:ascii="Arial" w:hAnsi="Arial" w:cs="Arial"/>
-        </w:rPr>
-        <w:t>UEI</w:t>
-      </w:r>
-      <w:r>
-        <w:rPr>
-          <w:rFonts w:ascii="Arial" w:hAnsi="Arial" w:cs="Arial"/>
-          <w:rtl/>
-        </w:rPr>
-        <w:t xml:space="preserve"> מבוססת על מערכת הפעלה לינוקס בשפת תכנות </w:t>
-      </w:r>
-      <w:r>
-        <w:rPr>
-          <w:rFonts w:ascii="Arial" w:hAnsi="Arial" w:cs="Arial"/>
-        </w:rPr>
-        <w:t>.C++</w:t>
-      </w:r>
-      <w:r>
-        <w:rPr>
-          <w:rFonts w:ascii="Arial" w:hAnsi="Arial" w:cs="Arial"/>
-          <w:rtl/>
-        </w:rPr>
-        <w:t xml:space="preserve"> </w:t>
-      </w:r>
-    </w:p>
-    <w:p>
-      <w:pPr>
-        <w:spacing w:before="240" w:after="240"/>
-        <w:rPr>
-          <w:rFonts w:ascii="Arial" w:hAnsi="Arial" w:cs="Arial"/>
-          <w:b/>
-          <w:bCs/>
-        </w:rPr>
-      </w:pPr>
-      <w:r>
-        <w:rPr>
-          <w:rFonts w:ascii="Arial" w:hAnsi="Arial" w:cs="Arial"/>
-          <w:b/>
-          <w:bCs/>
-          <w:rtl/>
-        </w:rPr>
         <w:t>חונכות ושיתופי פעולה</w:t>
       </w:r>
     </w:p>
     <w:p>
       <w:pPr>
-        <w:spacing w:before="240" w:after="240"/>
-        <w:rPr>
-          <w:rFonts w:ascii="Arial" w:hAnsi="Arial" w:cs="Arial"/>
-        </w:rPr>
-      </w:pPr>
-      <w:r>
-        <w:rPr>
-          <w:rFonts w:ascii="Arial" w:hAnsi="Arial" w:cs="Arial"/>
+        <w:spacing w:after="200" w:line="276" w:lineRule="auto"/>
+        <w:rPr>
+          <w:rFonts w:ascii="Calibri" w:eastAsia="Calibri" w:hAnsi="Calibri" w:cs="Arial"/>
+          <w:sz w:val="22"/>
+          <w:szCs w:val="22"/>
+        </w:rPr>
+      </w:pPr>
+      <w:r>
+        <w:rPr>
+          <w:rFonts w:ascii="Calibri" w:eastAsia="Calibri" w:hAnsi="Calibri" w:cs="Arial"/>
+          <w:sz w:val="22"/>
+          <w:szCs w:val="22"/>
           <w:rtl/>
         </w:rPr>
         <w:t>במהלך כל שנותיי בתע"א, תרמתי גם בהדרכה וליווי של מהנדסי תוכנה צעירים, שיתפתי פעולה עם מהנדסי אוויוניקה במגוון תחומים טכניים, ותמכתי בהבנה של קוד ומסמכים מורכבים</w:t>
       </w:r>
       <w:r>
         <w:rPr>
-          <w:rFonts w:ascii="Arial" w:hAnsi="Arial" w:cs="Arial"/>
+          <w:rFonts w:ascii="Calibri" w:eastAsia="Calibri" w:hAnsi="Calibri" w:cs="Arial"/>
+          <w:sz w:val="22"/>
+          <w:szCs w:val="22"/>
         </w:rPr>
         <w:t>.</w:t>
       </w:r>
     </w:p>
     <w:p>
       <w:pPr>
-        <w:spacing w:before="240" w:after="240"/>
-        <w:rPr>
-          <w:rFonts w:ascii="Arial" w:hAnsi="Arial" w:cs="Arial"/>
-          <w:b/>
-          <w:bCs/>
-        </w:rPr>
-      </w:pPr>
-      <w:r>
-        <w:rPr>
-          <w:rFonts w:ascii="Arial" w:hAnsi="Arial" w:cs="Arial"/>
-          <w:b/>
-          <w:bCs/>
+        <w:spacing w:after="200" w:line="276" w:lineRule="auto"/>
+        <w:rPr>
+          <w:rFonts w:ascii="Calibri" w:eastAsia="Calibri" w:hAnsi="Calibri" w:cs="Arial"/>
+          <w:b/>
+          <w:bCs/>
+          <w:sz w:val="22"/>
+          <w:szCs w:val="22"/>
+        </w:rPr>
+      </w:pPr>
+      <w:r>
+        <w:rPr>
+          <w:rFonts w:ascii="Calibri" w:eastAsia="Calibri" w:hAnsi="Calibri" w:cs="Arial"/>
+          <w:b/>
+          <w:bCs/>
+          <w:sz w:val="22"/>
+          <w:szCs w:val="22"/>
           <w:rtl/>
         </w:rPr>
         <w:t>מכתבי המלצה והערכות</w:t>
@@ -3267,111 +5065,132 @@
     </w:p>
     <w:p>
       <w:pPr>
-        <w:spacing w:before="240" w:after="240"/>
-        <w:rPr>
-          <w:rFonts w:ascii="Arial" w:hAnsi="Arial" w:cs="Arial"/>
-        </w:rPr>
-      </w:pPr>
-      <w:r>
-        <w:rPr>
-          <w:rFonts w:ascii="Arial" w:hAnsi="Arial" w:cs="Arial"/>
-          <w:rtl/>
-        </w:rPr>
-        <w:t>קיימים ברשותי מכתבי המלצה ודוחות הערכה רבים שקיבלתי לאורך השנים מלקוחות, קולגות, ומנהלים בתע"א – המלצות המשקפות את המחויבות, המקצועיות, וההשפעה הרחבה של עבודתי</w:t>
-      </w:r>
-      <w:r>
-        <w:rPr>
-          <w:rFonts w:ascii="Arial" w:hAnsi="Arial" w:cs="Arial"/>
+        <w:spacing w:after="200" w:line="276" w:lineRule="auto"/>
+        <w:rPr>
+          <w:rFonts w:ascii="Calibri" w:eastAsia="Calibri" w:hAnsi="Calibri" w:cs="Arial"/>
+          <w:sz w:val="22"/>
+          <w:szCs w:val="22"/>
+        </w:rPr>
+      </w:pPr>
+      <w:r>
+        <w:rPr>
+          <w:rFonts w:ascii="Calibri" w:eastAsia="Calibri" w:hAnsi="Calibri" w:cs="Arial" w:hint="cs"/>
+          <w:sz w:val="22"/>
+          <w:szCs w:val="22"/>
+          <w:rtl/>
+        </w:rPr>
+        <w:t>קיימים ברשותי</w:t>
+      </w:r>
+      <w:r>
+        <w:rPr>
+          <w:rFonts w:ascii="Calibri" w:eastAsia="Calibri" w:hAnsi="Calibri" w:cs="Arial"/>
+          <w:sz w:val="22"/>
+          <w:szCs w:val="22"/>
+          <w:rtl/>
+        </w:rPr>
+        <w:t xml:space="preserve"> מכתבי המלצה ודוחות הערכה רבים שקיבלתי לאורך השנים מלקוחות, קולגות, ומנהלים בתע"א – המלצות המשקפות את המחויבות, המקצועיות, וההשפעה הרחבה של עבודתי</w:t>
+      </w:r>
+      <w:r>
+        <w:rPr>
+          <w:rFonts w:ascii="Calibri" w:eastAsia="Calibri" w:hAnsi="Calibri" w:cs="Arial"/>
+          <w:sz w:val="22"/>
+          <w:szCs w:val="22"/>
         </w:rPr>
         <w:t>.</w:t>
       </w:r>
     </w:p>
     <w:p>
       <w:pPr>
-        <w:spacing w:before="240" w:after="240"/>
-        <w:rPr>
-          <w:rFonts w:ascii="Arial" w:hAnsi="Arial" w:cs="Arial"/>
-          <w:rtl/>
-        </w:rPr>
-      </w:pPr>
-      <w:r>
-        <w:rPr>
-          <w:rFonts w:ascii="Arial" w:hAnsi="Arial" w:cs="Arial"/>
+        <w:spacing w:after="200" w:line="276" w:lineRule="auto"/>
+        <w:rPr>
+          <w:rFonts w:ascii="Calibri" w:eastAsia="Calibri" w:hAnsi="Calibri" w:cs="Arial"/>
+          <w:sz w:val="22"/>
+          <w:szCs w:val="22"/>
+          <w:rtl/>
+        </w:rPr>
+      </w:pPr>
+      <w:r>
+        <w:rPr>
+          <w:rFonts w:ascii="Calibri" w:eastAsia="Calibri" w:hAnsi="Calibri" w:cs="Arial"/>
+          <w:sz w:val="22"/>
+          <w:szCs w:val="22"/>
           <w:rtl/>
         </w:rPr>
         <w:t>בברכה</w:t>
       </w:r>
       <w:r>
         <w:rPr>
-          <w:rFonts w:ascii="Arial" w:hAnsi="Arial" w:cs="Arial"/>
+          <w:rFonts w:ascii="Calibri" w:eastAsia="Calibri" w:hAnsi="Calibri" w:cs="Arial"/>
+          <w:sz w:val="22"/>
+          <w:szCs w:val="22"/>
         </w:rPr>
         <w:t>,</w:t>
       </w:r>
     </w:p>
     <w:p>
       <w:pPr>
-        <w:spacing w:before="240" w:after="240"/>
-        <w:rPr>
-          <w:rFonts w:ascii="Arial" w:hAnsi="Arial" w:cs="Arial"/>
-          <w:b/>
-          <w:bCs/>
-        </w:rPr>
-      </w:pPr>
-      <w:r>
-        <w:rPr>
-          <w:rFonts w:ascii="Arial" w:hAnsi="Arial" w:cs="Arial"/>
-          <w:b/>
-          <w:bCs/>
+        <w:spacing w:after="200" w:line="276" w:lineRule="auto"/>
+        <w:rPr>
+          <w:rFonts w:ascii="Calibri" w:eastAsia="Calibri" w:hAnsi="Calibri" w:cs="Arial"/>
+          <w:sz w:val="22"/>
+          <w:szCs w:val="22"/>
+        </w:rPr>
+      </w:pPr>
+      <w:r>
+        <w:rPr>
+          <w:rFonts w:ascii="Calibri" w:eastAsia="Calibri" w:hAnsi="Calibri" w:cs="Arial"/>
+          <w:b/>
+          <w:bCs/>
+          <w:sz w:val="22"/>
+          <w:szCs w:val="22"/>
           <w:rtl/>
         </w:rPr>
         <w:t>מיכאל ז'אק</w:t>
       </w:r>
-    </w:p>
-    <w:p>
-      <w:pPr>
-        <w:spacing w:before="240" w:after="240"/>
-        <w:rPr>
-          <w:rFonts w:ascii="Arial" w:hAnsi="Arial" w:cs="Arial"/>
-        </w:rPr>
-      </w:pPr>
-      <w:r>
-        <w:rPr>
-          <w:rFonts w:ascii="Arial" w:hAnsi="Arial" w:cs="Arial"/>
+      <w:r>
+        <w:rPr>
+          <w:rFonts w:ascii="Calibri" w:eastAsia="Calibri" w:hAnsi="Calibri" w:cs="Arial"/>
+          <w:sz w:val="22"/>
+          <w:szCs w:val="22"/>
+        </w:rPr>
+        <w:br/>
+      </w:r>
+      <w:r>
+        <w:rPr>
+          <w:rFonts w:ascii="Calibri" w:eastAsia="Calibri" w:hAnsi="Calibri" w:cs="Arial"/>
+          <w:sz w:val="22"/>
+          <w:szCs w:val="22"/>
           <w:rtl/>
         </w:rPr>
         <w:t>מהנדס תוכנה, תע"א</w:t>
       </w:r>
-    </w:p>
-    <w:p>
-      <w:pPr>
-        <w:spacing w:before="240" w:after="240"/>
-        <w:rPr>
-          <w:rFonts w:ascii="Arial" w:hAnsi="Arial" w:cs="Arial"/>
-        </w:rPr>
-      </w:pPr>
-      <w:r>
-        <w:rPr>
-          <w:rFonts w:ascii="Arial" w:hAnsi="Arial" w:cs="Arial"/>
-        </w:rPr>
+      <w:r>
+        <w:rPr>
+          <w:rFonts w:ascii="Calibri" w:eastAsia="Calibri" w:hAnsi="Calibri" w:cs="Arial"/>
+          <w:sz w:val="22"/>
+          <w:szCs w:val="22"/>
+        </w:rPr>
+        <w:br/>
         <w:t>mjack@iai.co.il | 052-507-7979</w:t>
       </w:r>
     </w:p>
     <w:p>
       <w:pPr>
         <w:pStyle w:val="NoSpacing"/>
+        <w:ind w:left="1440"/>
         <w:jc w:val="right"/>
         <w:rPr>
-          <w:rFonts w:ascii="Arial" w:hAnsi="Arial"/>
+          <w:rFonts w:asciiTheme="minorHAnsi" w:hAnsiTheme="minorHAnsi" w:cstheme="minorHAnsi"/>
           <w:sz w:val="26"/>
           <w:szCs w:val="26"/>
         </w:rPr>
       </w:pPr>
     </w:p>
     <w:sectPr>
-      <w:headerReference w:type="default" r:id="rId14"/>
-      <w:footerReference w:type="default" r:id="rId15"/>
+      <w:headerReference w:type="default" r:id="rId16"/>
+      <w:footerReference w:type="default" r:id="rId17"/>
       <w:pgSz w:w="11906" w:h="16838"/>
-      <w:pgMar w:top="1152" w:right="720" w:bottom="1152" w:left="720" w:header="0" w:footer="706" w:gutter="0"/>
+      <w:pgMar w:top="1077" w:right="720" w:bottom="1077" w:left="720" w:header="0" w:footer="709" w:gutter="0"/>
       <w:cols w:space="708"/>
       <w:bidi/>
       <w:docGrid w:linePitch="360"/>

--- a/Resume/Mikhail Jacques CV + Professional background at IAI.docx
+++ b/Resume/Mikhail Jacques CV + Professional background at IAI.docx
@@ -235,16 +235,7 @@
           <w:sz w:val="26"/>
           <w:szCs w:val="26"/>
         </w:rPr>
-        <w:t>PROFESSIONAL</w:t>
-      </w:r>
-      <w:r>
-        <w:rPr>
-          <w:b/>
-          <w:bCs/>
-          <w:sz w:val="26"/>
-          <w:szCs w:val="26"/>
-        </w:rPr>
-        <w:t xml:space="preserve"> SUMMARY</w:t>
+        <w:t>PROFESSIONAL SUMMARY</w:t>
       </w:r>
     </w:p>
     <w:p>
@@ -348,7 +339,7 @@
           <w:szCs w:val="26"/>
           <w:lang w:bidi="he-IL"/>
         </w:rPr>
-        <w:t xml:space="preserve"> and analysis, </w:t>
+        <w:t xml:space="preserve"> and analysis, architectural </w:t>
       </w:r>
       <w:r>
         <w:rPr>
@@ -357,7 +348,7 @@
           <w:szCs w:val="26"/>
           <w:lang w:bidi="he-IL"/>
         </w:rPr>
-        <w:t xml:space="preserve">architectural </w:t>
+        <w:t>design, implementation, testing,</w:t>
       </w:r>
       <w:r>
         <w:rPr>
@@ -366,25 +357,7 @@
           <w:szCs w:val="26"/>
           <w:lang w:bidi="he-IL"/>
         </w:rPr>
-        <w:t>design, implementation, testing,</w:t>
-      </w:r>
-      <w:r>
-        <w:rPr>
-          <w:rFonts w:asciiTheme="minorHAnsi" w:eastAsia="Times New Roman" w:hAnsiTheme="minorHAnsi" w:cs="Times New Roman"/>
-          <w:sz w:val="26"/>
-          <w:szCs w:val="26"/>
-          <w:lang w:bidi="he-IL"/>
-        </w:rPr>
-        <w:t xml:space="preserve"> delivery</w:t>
-      </w:r>
-      <w:r>
-        <w:rPr>
-          <w:rFonts w:asciiTheme="minorHAnsi" w:eastAsia="Times New Roman" w:hAnsiTheme="minorHAnsi" w:cs="Times New Roman"/>
-          <w:sz w:val="26"/>
-          <w:szCs w:val="26"/>
-          <w:lang w:bidi="he-IL"/>
-        </w:rPr>
-        <w:t>,</w:t>
+        <w:t xml:space="preserve"> delivery,</w:t>
       </w:r>
       <w:r>
         <w:rPr>
@@ -453,16 +426,7 @@
           <w:szCs w:val="26"/>
           <w:lang w:bidi="he-IL"/>
         </w:rPr>
-        <w:t>S</w:t>
-      </w:r>
-      <w:r>
-        <w:rPr>
-          <w:rFonts w:asciiTheme="minorHAnsi" w:eastAsia="Times New Roman" w:hAnsiTheme="minorHAnsi" w:cs="Times New Roman"/>
-          <w:sz w:val="26"/>
-          <w:szCs w:val="26"/>
-          <w:lang w:bidi="he-IL"/>
-        </w:rPr>
-        <w:t>killed</w:t>
+        <w:t>Skilled</w:t>
       </w:r>
       <w:r>
         <w:rPr>
@@ -552,57 +516,17 @@
           <w:sz w:val="26"/>
           <w:szCs w:val="26"/>
         </w:rPr>
-        <w:t xml:space="preserve"> - </w:t>
-      </w:r>
-      <w:r>
-        <w:rPr>
-          <w:rFonts w:asciiTheme="minorHAnsi" w:hAnsiTheme="minorHAnsi" w:cstheme="minorHAnsi"/>
-          <w:b/>
-          <w:bCs/>
-          <w:sz w:val="26"/>
-          <w:szCs w:val="26"/>
-        </w:rPr>
-        <w:t>Present</w:t>
-      </w:r>
-      <w:r>
-        <w:rPr>
-          <w:rFonts w:asciiTheme="minorHAnsi" w:hAnsiTheme="minorHAnsi" w:cstheme="minorHAnsi"/>
-          <w:b/>
-          <w:bCs/>
-          <w:sz w:val="26"/>
-          <w:szCs w:val="26"/>
-        </w:rPr>
-        <w:t xml:space="preserve"> </w:t>
-      </w:r>
-      <w:r>
-        <w:rPr>
-          <w:rFonts w:asciiTheme="minorHAnsi" w:hAnsiTheme="minorHAnsi" w:cstheme="minorHAnsi"/>
-          <w:b/>
-          <w:bCs/>
-          <w:sz w:val="26"/>
-          <w:szCs w:val="26"/>
-        </w:rPr>
-        <w:t>S</w:t>
-      </w:r>
-      <w:r>
-        <w:rPr>
-          <w:rFonts w:asciiTheme="minorHAnsi" w:hAnsiTheme="minorHAnsi" w:cstheme="minorHAnsi"/>
-          <w:b/>
-          <w:bCs/>
-          <w:sz w:val="26"/>
-          <w:szCs w:val="26"/>
-        </w:rPr>
-        <w:t xml:space="preserve">oftware </w:t>
-      </w:r>
-      <w:r>
-        <w:rPr>
-          <w:rFonts w:asciiTheme="minorHAnsi" w:hAnsiTheme="minorHAnsi" w:cstheme="minorHAnsi"/>
-          <w:b/>
-          <w:bCs/>
-          <w:sz w:val="26"/>
-          <w:szCs w:val="26"/>
-        </w:rPr>
-        <w:t xml:space="preserve">Engineer @ </w:t>
+        <w:t xml:space="preserve"> - Present </w:t>
+      </w:r>
+      <w:r>
+        <w:rPr>
+          <w:rFonts w:asciiTheme="minorHAnsi" w:hAnsiTheme="minorHAnsi" w:cstheme="minorHAnsi"/>
+          <w:b/>
+          <w:bCs/>
+          <w:sz w:val="26"/>
+          <w:szCs w:val="26"/>
+        </w:rPr>
+        <w:t xml:space="preserve">Software Engineer @ </w:t>
       </w:r>
       <w:hyperlink r:id="rId11" w:history="1">
         <w:r>
@@ -627,17 +551,7 @@
           <w:sz w:val="26"/>
           <w:szCs w:val="26"/>
         </w:rPr>
-        <w:t xml:space="preserve"> - Malat</w:t>
-      </w:r>
-      <w:r>
-        <w:rPr>
-          <w:rFonts w:asciiTheme="minorHAnsi" w:hAnsiTheme="minorHAnsi" w:cstheme="minorHAnsi"/>
-          <w:b/>
-          <w:bCs/>
-          <w:sz w:val="26"/>
-          <w:szCs w:val="26"/>
-        </w:rPr>
-        <w:t>, Israel</w:t>
+        <w:t xml:space="preserve"> - Malat, Israel</w:t>
       </w:r>
     </w:p>
     <w:p>
@@ -696,15 +610,7 @@
           <w:sz w:val="26"/>
           <w:szCs w:val="26"/>
         </w:rPr>
-        <w:t xml:space="preserve"> </w:t>
-      </w:r>
-      <w:r>
-        <w:rPr>
-          <w:rFonts w:asciiTheme="minorHAnsi" w:hAnsiTheme="minorHAnsi" w:cstheme="minorHAnsi"/>
-          <w:sz w:val="26"/>
-          <w:szCs w:val="26"/>
-        </w:rPr>
-        <w:t xml:space="preserve">software </w:t>
+        <w:t xml:space="preserve"> software </w:t>
       </w:r>
       <w:r>
         <w:rPr>
@@ -789,17 +695,7 @@
           <w:sz w:val="26"/>
           <w:szCs w:val="26"/>
         </w:rPr>
-        <w:t xml:space="preserve"> - </w:t>
-      </w:r>
-      <w:r>
-        <w:rPr>
-          <w:rFonts w:asciiTheme="minorHAnsi" w:hAnsiTheme="minorHAnsi" w:cstheme="minorHAnsi"/>
-          <w:b/>
-          <w:bCs/>
-          <w:sz w:val="26"/>
-          <w:szCs w:val="26"/>
-        </w:rPr>
-        <w:t>2015</w:t>
+        <w:t xml:space="preserve"> - 2015</w:t>
       </w:r>
       <w:r>
         <w:rPr>
@@ -856,7 +752,25 @@
           <w:sz w:val="26"/>
           <w:szCs w:val="26"/>
         </w:rPr>
-        <w:t>Developed LeanFT, a proprietary automated software tool, using C# and Java.</w:t>
+        <w:t xml:space="preserve">Developed </w:t>
+      </w:r>
+      <w:proofErr w:type="spellStart"/>
+      <w:r>
+        <w:rPr>
+          <w:rFonts w:asciiTheme="minorHAnsi" w:hAnsiTheme="minorHAnsi" w:cstheme="minorHAnsi"/>
+          <w:sz w:val="26"/>
+          <w:szCs w:val="26"/>
+        </w:rPr>
+        <w:t>LeanFT</w:t>
+      </w:r>
+      <w:proofErr w:type="spellEnd"/>
+      <w:r>
+        <w:rPr>
+          <w:rFonts w:asciiTheme="minorHAnsi" w:hAnsiTheme="minorHAnsi" w:cstheme="minorHAnsi"/>
+          <w:sz w:val="26"/>
+          <w:szCs w:val="26"/>
+        </w:rPr>
+        <w:t>, a proprietary automated software tool, using C# and Java.</w:t>
       </w:r>
     </w:p>
     <w:p>
@@ -901,37 +815,7 @@
           <w:sz w:val="26"/>
           <w:szCs w:val="26"/>
         </w:rPr>
-        <w:t xml:space="preserve"> </w:t>
-      </w:r>
-      <w:r>
-        <w:rPr>
-          <w:rFonts w:asciiTheme="minorHAnsi" w:hAnsiTheme="minorHAnsi" w:cstheme="minorHAnsi"/>
-          <w:b/>
-          <w:bCs/>
-          <w:sz w:val="26"/>
-          <w:szCs w:val="26"/>
-        </w:rPr>
-        <w:t>-</w:t>
-      </w:r>
-      <w:r>
-        <w:rPr>
-          <w:rFonts w:asciiTheme="minorHAnsi" w:hAnsiTheme="minorHAnsi" w:cstheme="minorHAnsi"/>
-          <w:b/>
-          <w:bCs/>
-          <w:sz w:val="26"/>
-          <w:szCs w:val="26"/>
-        </w:rPr>
-        <w:t xml:space="preserve"> </w:t>
-      </w:r>
-      <w:r>
-        <w:rPr>
-          <w:rFonts w:asciiTheme="minorHAnsi" w:hAnsiTheme="minorHAnsi" w:cstheme="minorHAnsi"/>
-          <w:b/>
-          <w:bCs/>
-          <w:sz w:val="26"/>
-          <w:szCs w:val="26"/>
-        </w:rPr>
-        <w:t>2014</w:t>
+        <w:t xml:space="preserve"> - 2014</w:t>
       </w:r>
       <w:r>
         <w:rPr>
@@ -1044,6 +928,7 @@
         <w:t xml:space="preserve">Software Engineer @ </w:t>
       </w:r>
       <w:hyperlink w:history="1">
+        <w:proofErr w:type="spellStart"/>
         <w:r>
           <w:rPr>
             <w:rStyle w:val="Hyperlink"/>
@@ -1057,6 +942,7 @@
           </w:rPr>
           <w:t>TrioSoft</w:t>
         </w:r>
+        <w:proofErr w:type="spellEnd"/>
       </w:hyperlink>
       <w:r>
         <w:rPr>
@@ -1535,27 +1421,7 @@
           <w:sz w:val="26"/>
           <w:szCs w:val="26"/>
         </w:rPr>
-        <w:t xml:space="preserve"> </w:t>
-      </w:r>
-      <w:r>
-        <w:rPr>
-          <w:rFonts w:asciiTheme="minorHAnsi" w:hAnsiTheme="minorHAnsi" w:cstheme="minorHAnsi"/>
-          <w:b/>
-          <w:bCs/>
-          <w:sz w:val="26"/>
-          <w:szCs w:val="26"/>
-        </w:rPr>
-        <w:t>-</w:t>
-      </w:r>
-      <w:r>
-        <w:rPr>
-          <w:rFonts w:asciiTheme="minorHAnsi" w:hAnsiTheme="minorHAnsi" w:cstheme="minorHAnsi"/>
-          <w:b/>
-          <w:bCs/>
-          <w:sz w:val="26"/>
-          <w:szCs w:val="26"/>
-        </w:rPr>
-        <w:t xml:space="preserve"> </w:t>
+        <w:t xml:space="preserve"> - </w:t>
       </w:r>
       <w:r>
         <w:rPr>
@@ -1586,27 +1452,7 @@
           <w:szCs w:val="26"/>
         </w:rPr>
         <w:tab/>
-        <w:t>Computer Science</w:t>
-      </w:r>
-      <w:r>
-        <w:rPr>
-          <w:rFonts w:asciiTheme="minorHAnsi" w:hAnsiTheme="minorHAnsi" w:cstheme="minorHAnsi"/>
-          <w:b/>
-          <w:bCs/>
-          <w:sz w:val="26"/>
-          <w:szCs w:val="26"/>
-        </w:rPr>
-        <w:t xml:space="preserve"> Lecturer</w:t>
-      </w:r>
-      <w:r>
-        <w:rPr>
-          <w:rFonts w:asciiTheme="minorHAnsi" w:hAnsiTheme="minorHAnsi" w:cstheme="minorHAnsi"/>
-          <w:b/>
-          <w:bCs/>
-          <w:sz w:val="26"/>
-          <w:szCs w:val="26"/>
-        </w:rPr>
-        <w:t xml:space="preserve"> @ </w:t>
+        <w:t xml:space="preserve">Computer Science Lecturer @ </w:t>
       </w:r>
       <w:hyperlink r:id="rId14" w:history="1">
         <w:r>
@@ -1694,27 +1540,7 @@
           <w:sz w:val="26"/>
           <w:szCs w:val="26"/>
         </w:rPr>
-        <w:t xml:space="preserve"> </w:t>
-      </w:r>
-      <w:r>
-        <w:rPr>
-          <w:rFonts w:asciiTheme="minorHAnsi" w:hAnsiTheme="minorHAnsi" w:cstheme="minorHAnsi"/>
-          <w:b/>
-          <w:bCs/>
-          <w:sz w:val="26"/>
-          <w:szCs w:val="26"/>
-        </w:rPr>
-        <w:t>-</w:t>
-      </w:r>
-      <w:r>
-        <w:rPr>
-          <w:rFonts w:asciiTheme="minorHAnsi" w:hAnsiTheme="minorHAnsi" w:cstheme="minorHAnsi"/>
-          <w:b/>
-          <w:bCs/>
-          <w:sz w:val="26"/>
-          <w:szCs w:val="26"/>
-        </w:rPr>
-        <w:t xml:space="preserve"> </w:t>
+        <w:t xml:space="preserve"> - </w:t>
       </w:r>
       <w:r>
         <w:rPr>
@@ -1834,27 +1660,7 @@
           <w:sz w:val="26"/>
           <w:szCs w:val="26"/>
         </w:rPr>
-        <w:t xml:space="preserve"> </w:t>
-      </w:r>
-      <w:r>
-        <w:rPr>
-          <w:rFonts w:asciiTheme="minorHAnsi" w:hAnsiTheme="minorHAnsi" w:cstheme="minorHAnsi"/>
-          <w:b/>
-          <w:bCs/>
-          <w:sz w:val="26"/>
-          <w:szCs w:val="26"/>
-        </w:rPr>
-        <w:t>-</w:t>
-      </w:r>
-      <w:r>
-        <w:rPr>
-          <w:rFonts w:asciiTheme="minorHAnsi" w:hAnsiTheme="minorHAnsi" w:cstheme="minorHAnsi"/>
-          <w:b/>
-          <w:bCs/>
-          <w:sz w:val="26"/>
-          <w:szCs w:val="26"/>
-        </w:rPr>
-        <w:t xml:space="preserve"> </w:t>
+        <w:t xml:space="preserve"> - </w:t>
       </w:r>
       <w:r>
         <w:rPr>
@@ -1875,17 +1681,7 @@
           <w:szCs w:val="26"/>
         </w:rPr>
         <w:tab/>
-        <w:t>Project Coordinator @</w:t>
-      </w:r>
-      <w:r>
-        <w:rPr>
-          <w:rFonts w:asciiTheme="minorHAnsi" w:hAnsiTheme="minorHAnsi" w:cstheme="minorHAnsi"/>
-          <w:b/>
-          <w:bCs/>
-          <w:sz w:val="26"/>
-          <w:szCs w:val="26"/>
-        </w:rPr>
-        <w:t xml:space="preserve"> </w:t>
+        <w:t xml:space="preserve">Project Coordinator @ </w:t>
       </w:r>
       <w:hyperlink w:history="1">
         <w:r>
@@ -1930,17 +1726,7 @@
           <w:sz w:val="26"/>
           <w:szCs w:val="26"/>
         </w:rPr>
-        <w:t xml:space="preserve">, Oregon, </w:t>
-      </w:r>
-      <w:r>
-        <w:rPr>
-          <w:rFonts w:asciiTheme="minorHAnsi" w:hAnsiTheme="minorHAnsi" w:cstheme="minorHAnsi"/>
-          <w:b/>
-          <w:bCs/>
-          <w:sz w:val="26"/>
-          <w:szCs w:val="26"/>
-        </w:rPr>
-        <w:t>USA</w:t>
+        <w:t>, Oregon, USA</w:t>
       </w:r>
     </w:p>
     <w:p>
@@ -2255,27 +2041,7 @@
           <w:sz w:val="26"/>
           <w:szCs w:val="26"/>
         </w:rPr>
-        <w:t xml:space="preserve"> </w:t>
-      </w:r>
-      <w:r>
-        <w:rPr>
-          <w:rFonts w:asciiTheme="minorHAnsi" w:hAnsiTheme="minorHAnsi" w:cstheme="minorHAnsi"/>
-          <w:b/>
-          <w:bCs/>
-          <w:sz w:val="26"/>
-          <w:szCs w:val="26"/>
-        </w:rPr>
-        <w:t>-</w:t>
-      </w:r>
-      <w:r>
-        <w:rPr>
-          <w:rFonts w:asciiTheme="minorHAnsi" w:hAnsiTheme="minorHAnsi" w:cstheme="minorHAnsi"/>
-          <w:b/>
-          <w:bCs/>
-          <w:sz w:val="26"/>
-          <w:szCs w:val="26"/>
-        </w:rPr>
-        <w:t xml:space="preserve"> </w:t>
+        <w:t xml:space="preserve"> - </w:t>
       </w:r>
       <w:r>
         <w:rPr>
@@ -2406,27 +2172,7 @@
           <w:sz w:val="26"/>
           <w:szCs w:val="26"/>
         </w:rPr>
-        <w:t xml:space="preserve"> </w:t>
-      </w:r>
-      <w:r>
-        <w:rPr>
-          <w:rFonts w:asciiTheme="minorHAnsi" w:hAnsiTheme="minorHAnsi" w:cstheme="minorHAnsi"/>
-          <w:b/>
-          <w:bCs/>
-          <w:sz w:val="26"/>
-          <w:szCs w:val="26"/>
-        </w:rPr>
-        <w:t>-</w:t>
-      </w:r>
-      <w:r>
-        <w:rPr>
-          <w:rFonts w:asciiTheme="minorHAnsi" w:hAnsiTheme="minorHAnsi" w:cstheme="minorHAnsi"/>
-          <w:b/>
-          <w:bCs/>
-          <w:sz w:val="26"/>
-          <w:szCs w:val="26"/>
-        </w:rPr>
-        <w:t xml:space="preserve"> </w:t>
+        <w:t xml:space="preserve"> - </w:t>
       </w:r>
       <w:r>
         <w:rPr>
@@ -2516,27 +2262,7 @@
           <w:sz w:val="26"/>
           <w:szCs w:val="26"/>
         </w:rPr>
-        <w:t xml:space="preserve"> </w:t>
-      </w:r>
-      <w:r>
-        <w:rPr>
-          <w:rFonts w:asciiTheme="minorHAnsi" w:hAnsiTheme="minorHAnsi" w:cstheme="minorHAnsi"/>
-          <w:b/>
-          <w:bCs/>
-          <w:sz w:val="26"/>
-          <w:szCs w:val="26"/>
-        </w:rPr>
-        <w:t>-</w:t>
-      </w:r>
-      <w:r>
-        <w:rPr>
-          <w:rFonts w:asciiTheme="minorHAnsi" w:hAnsiTheme="minorHAnsi" w:cstheme="minorHAnsi"/>
-          <w:b/>
-          <w:bCs/>
-          <w:sz w:val="26"/>
-          <w:szCs w:val="26"/>
-        </w:rPr>
-        <w:t xml:space="preserve"> </w:t>
+        <w:t xml:space="preserve"> - </w:t>
       </w:r>
       <w:r>
         <w:rPr>
@@ -2564,7 +2290,43 @@
           <w:sz w:val="26"/>
           <w:szCs w:val="26"/>
         </w:rPr>
-        <w:t>Diploma of Technician, Marine Electricity and Control @ Mevoot Yam Marine Technological College, Mikhmoret, Israel</w:t>
+        <w:t xml:space="preserve">Diploma of Technician, Marine Electricity and Control @ </w:t>
+      </w:r>
+      <w:proofErr w:type="spellStart"/>
+      <w:r>
+        <w:rPr>
+          <w:rFonts w:asciiTheme="minorHAnsi" w:hAnsiTheme="minorHAnsi" w:cstheme="minorHAnsi"/>
+          <w:sz w:val="26"/>
+          <w:szCs w:val="26"/>
+        </w:rPr>
+        <w:t>Mevoot</w:t>
+      </w:r>
+      <w:proofErr w:type="spellEnd"/>
+      <w:r>
+        <w:rPr>
+          <w:rFonts w:asciiTheme="minorHAnsi" w:hAnsiTheme="minorHAnsi" w:cstheme="minorHAnsi"/>
+          <w:sz w:val="26"/>
+          <w:szCs w:val="26"/>
+        </w:rPr>
+        <w:t xml:space="preserve"> Yam Marine Technological College, </w:t>
+      </w:r>
+      <w:proofErr w:type="spellStart"/>
+      <w:r>
+        <w:rPr>
+          <w:rFonts w:asciiTheme="minorHAnsi" w:hAnsiTheme="minorHAnsi" w:cstheme="minorHAnsi"/>
+          <w:sz w:val="26"/>
+          <w:szCs w:val="26"/>
+        </w:rPr>
+        <w:t>Mikhmoret</w:t>
+      </w:r>
+      <w:proofErr w:type="spellEnd"/>
+      <w:r>
+        <w:rPr>
+          <w:rFonts w:asciiTheme="minorHAnsi" w:hAnsiTheme="minorHAnsi" w:cstheme="minorHAnsi"/>
+          <w:sz w:val="26"/>
+          <w:szCs w:val="26"/>
+        </w:rPr>
+        <w:t>, Israel</w:t>
       </w:r>
     </w:p>
     <w:p>
@@ -2610,27 +2372,7 @@
           <w:sz w:val="26"/>
           <w:szCs w:val="26"/>
         </w:rPr>
-        <w:t xml:space="preserve"> </w:t>
-      </w:r>
-      <w:r>
-        <w:rPr>
-          <w:rFonts w:asciiTheme="minorHAnsi" w:hAnsiTheme="minorHAnsi" w:cstheme="minorHAnsi"/>
-          <w:b/>
-          <w:bCs/>
-          <w:sz w:val="26"/>
-          <w:szCs w:val="26"/>
-        </w:rPr>
-        <w:t>-</w:t>
-      </w:r>
-      <w:r>
-        <w:rPr>
-          <w:rFonts w:asciiTheme="minorHAnsi" w:hAnsiTheme="minorHAnsi" w:cstheme="minorHAnsi"/>
-          <w:b/>
-          <w:bCs/>
-          <w:sz w:val="26"/>
-          <w:szCs w:val="26"/>
-        </w:rPr>
-        <w:t xml:space="preserve"> </w:t>
+        <w:t xml:space="preserve"> - </w:t>
       </w:r>
       <w:r>
         <w:rPr>
@@ -2796,6 +2538,22 @@
           <w:sz w:val="26"/>
           <w:szCs w:val="26"/>
         </w:rPr>
+        <w:t xml:space="preserve">, Anthropic </w:t>
+      </w:r>
+      <w:r>
+        <w:rPr>
+          <w:rFonts w:asciiTheme="minorHAnsi" w:hAnsiTheme="minorHAnsi" w:cstheme="minorHAnsi"/>
+          <w:sz w:val="26"/>
+          <w:szCs w:val="26"/>
+        </w:rPr>
+        <w:t>Claude Code</w:t>
+      </w:r>
+      <w:r>
+        <w:rPr>
+          <w:rFonts w:asciiTheme="minorHAnsi" w:hAnsiTheme="minorHAnsi" w:cstheme="minorHAnsi"/>
+          <w:sz w:val="26"/>
+          <w:szCs w:val="26"/>
+        </w:rPr>
         <w:t xml:space="preserve">, </w:t>
       </w:r>
       <w:r>
@@ -2804,47 +2562,25 @@
           <w:sz w:val="26"/>
           <w:szCs w:val="26"/>
         </w:rPr>
-        <w:t xml:space="preserve">Anthropic </w:t>
-      </w:r>
-      <w:r>
-        <w:rPr>
-          <w:rFonts w:asciiTheme="minorHAnsi" w:hAnsiTheme="minorHAnsi" w:cstheme="minorHAnsi"/>
-          <w:sz w:val="26"/>
-          <w:szCs w:val="26"/>
-        </w:rPr>
-        <w:t>Claude Code</w:t>
-      </w:r>
-      <w:r>
-        <w:rPr>
-          <w:rFonts w:asciiTheme="minorHAnsi" w:hAnsiTheme="minorHAnsi" w:cstheme="minorHAnsi"/>
-          <w:sz w:val="26"/>
-          <w:szCs w:val="26"/>
-        </w:rPr>
-        <w:t xml:space="preserve">, </w:t>
-      </w:r>
-      <w:r>
-        <w:rPr>
-          <w:rFonts w:asciiTheme="minorHAnsi" w:hAnsiTheme="minorHAnsi" w:cstheme="minorHAnsi"/>
-          <w:sz w:val="26"/>
-          <w:szCs w:val="26"/>
-        </w:rPr>
-        <w:t>Google NotebookLM</w:t>
-      </w:r>
-      <w:r>
-        <w:rPr>
-          <w:rFonts w:asciiTheme="minorHAnsi" w:hAnsiTheme="minorHAnsi" w:cstheme="minorHAnsi"/>
-          <w:sz w:val="26"/>
-          <w:szCs w:val="26"/>
-        </w:rPr>
-        <w:t xml:space="preserve">, </w:t>
-      </w:r>
-      <w:r>
-        <w:rPr>
-          <w:rFonts w:asciiTheme="minorHAnsi" w:hAnsiTheme="minorHAnsi" w:cstheme="minorHAnsi"/>
-          <w:sz w:val="26"/>
-          <w:szCs w:val="26"/>
-        </w:rPr>
-        <w:t>Grammarly</w:t>
+        <w:t xml:space="preserve">Google </w:t>
+      </w:r>
+      <w:proofErr w:type="spellStart"/>
+      <w:r>
+        <w:rPr>
+          <w:rFonts w:asciiTheme="minorHAnsi" w:hAnsiTheme="minorHAnsi" w:cstheme="minorHAnsi"/>
+          <w:sz w:val="26"/>
+          <w:szCs w:val="26"/>
+        </w:rPr>
+        <w:t>NotebookLM</w:t>
+      </w:r>
+      <w:proofErr w:type="spellEnd"/>
+      <w:r>
+        <w:rPr>
+          <w:rFonts w:asciiTheme="minorHAnsi" w:hAnsiTheme="minorHAnsi" w:cstheme="minorHAnsi"/>
+          <w:sz w:val="26"/>
+          <w:szCs w:val="26"/>
+        </w:rPr>
+        <w:t>, Grammarly</w:t>
       </w:r>
     </w:p>
     <w:p>
@@ -2926,7 +2662,25 @@
           <w:sz w:val="26"/>
           <w:szCs w:val="26"/>
         </w:rPr>
-        <w:t>Design Patterns: GoF design patterns in C++, C#</w:t>
+        <w:t xml:space="preserve">Design Patterns: </w:t>
+      </w:r>
+      <w:proofErr w:type="spellStart"/>
+      <w:r>
+        <w:rPr>
+          <w:rFonts w:asciiTheme="minorHAnsi" w:hAnsiTheme="minorHAnsi" w:cstheme="minorHAnsi"/>
+          <w:sz w:val="26"/>
+          <w:szCs w:val="26"/>
+        </w:rPr>
+        <w:t>GoF</w:t>
+      </w:r>
+      <w:proofErr w:type="spellEnd"/>
+      <w:r>
+        <w:rPr>
+          <w:rFonts w:asciiTheme="minorHAnsi" w:hAnsiTheme="minorHAnsi" w:cstheme="minorHAnsi"/>
+          <w:sz w:val="26"/>
+          <w:szCs w:val="26"/>
+        </w:rPr>
+        <w:t xml:space="preserve"> design patterns in C++, C#</w:t>
       </w:r>
     </w:p>
     <w:p>
@@ -2948,15 +2702,7 @@
           <w:sz w:val="26"/>
           <w:szCs w:val="26"/>
         </w:rPr>
-        <w:t xml:space="preserve">Networking: </w:t>
-      </w:r>
-      <w:r>
-        <w:rPr>
-          <w:rFonts w:asciiTheme="minorHAnsi" w:hAnsiTheme="minorHAnsi" w:cstheme="minorHAnsi"/>
-          <w:sz w:val="26"/>
-          <w:szCs w:val="26"/>
-        </w:rPr>
-        <w:t>Boost ASIO</w:t>
+        <w:t>Networking: Boost ASIO</w:t>
       </w:r>
       <w:r>
         <w:rPr>
@@ -2972,15 +2718,7 @@
           <w:sz w:val="26"/>
           <w:szCs w:val="26"/>
         </w:rPr>
-        <w:t xml:space="preserve">TCP/UDP, RS232, </w:t>
-      </w:r>
-      <w:r>
-        <w:rPr>
-          <w:rFonts w:asciiTheme="minorHAnsi" w:hAnsiTheme="minorHAnsi" w:cstheme="minorHAnsi"/>
-          <w:sz w:val="26"/>
-          <w:szCs w:val="26"/>
-        </w:rPr>
-        <w:t xml:space="preserve">RTI DDS, SOCKS, </w:t>
+        <w:t xml:space="preserve">TCP/UDP, RS232, RTI DDS, SOCKS, </w:t>
       </w:r>
       <w:r>
         <w:rPr>
@@ -3032,15 +2770,7 @@
           <w:sz w:val="26"/>
           <w:szCs w:val="26"/>
         </w:rPr>
-        <w:t xml:space="preserve">IDEs: Visual Studio, Eclipse, </w:t>
-      </w:r>
-      <w:r>
-        <w:rPr>
-          <w:rFonts w:asciiTheme="minorHAnsi" w:hAnsiTheme="minorHAnsi" w:cstheme="minorHAnsi"/>
-          <w:sz w:val="26"/>
-          <w:szCs w:val="26"/>
-        </w:rPr>
-        <w:t>PyCharm</w:t>
+        <w:t>IDEs: Visual Studio, Eclipse, PyCharm</w:t>
       </w:r>
       <w:r>
         <w:rPr>
@@ -3110,7 +2840,7 @@
           <w:sz w:val="26"/>
           <w:szCs w:val="26"/>
         </w:rPr>
-        <w:t xml:space="preserve">, </w:t>
+        <w:t xml:space="preserve">, Antigravity, </w:t>
       </w:r>
       <w:r>
         <w:rPr>
@@ -3186,13 +2916,23 @@
         </w:rPr>
         <w:t xml:space="preserve">Auxiliary tools: </w:t>
       </w:r>
-      <w:r>
-        <w:rPr>
-          <w:rFonts w:asciiTheme="minorHAnsi" w:hAnsiTheme="minorHAnsi" w:cstheme="minorHAnsi"/>
-          <w:sz w:val="26"/>
-          <w:szCs w:val="26"/>
-        </w:rPr>
-        <w:t xml:space="preserve">CMake, </w:t>
+      <w:proofErr w:type="spellStart"/>
+      <w:r>
+        <w:rPr>
+          <w:rFonts w:asciiTheme="minorHAnsi" w:hAnsiTheme="minorHAnsi" w:cstheme="minorHAnsi"/>
+          <w:sz w:val="26"/>
+          <w:szCs w:val="26"/>
+        </w:rPr>
+        <w:t>CMake</w:t>
+      </w:r>
+      <w:proofErr w:type="spellEnd"/>
+      <w:r>
+        <w:rPr>
+          <w:rFonts w:asciiTheme="minorHAnsi" w:hAnsiTheme="minorHAnsi" w:cstheme="minorHAnsi"/>
+          <w:sz w:val="26"/>
+          <w:szCs w:val="26"/>
+        </w:rPr>
+        <w:t xml:space="preserve">, </w:t>
       </w:r>
       <w:r>
         <w:rPr>
@@ -3417,122 +3157,413 @@
           <w:sz w:val="26"/>
           <w:szCs w:val="26"/>
         </w:rPr>
+        <w:t xml:space="preserve"> - </w:t>
+      </w:r>
+      <w:r>
+        <w:rPr>
+          <w:b/>
+          <w:bCs/>
+          <w:sz w:val="26"/>
+          <w:szCs w:val="26"/>
+        </w:rPr>
+        <w:t>1996</w:t>
+      </w:r>
+      <w:r>
+        <w:rPr>
+          <w:b/>
+          <w:bCs/>
+          <w:sz w:val="26"/>
+          <w:szCs w:val="26"/>
+        </w:rPr>
+        <w:tab/>
+      </w:r>
+      <w:r>
+        <w:rPr>
+          <w:rFonts w:asciiTheme="minorHAnsi" w:hAnsiTheme="minorHAnsi" w:cstheme="minorHAnsi"/>
+          <w:sz w:val="26"/>
+          <w:szCs w:val="26"/>
+        </w:rPr>
+        <w:t xml:space="preserve">Marine Electrician @ </w:t>
+      </w:r>
+      <w:r>
+        <w:rPr>
+          <w:sz w:val="26"/>
+          <w:szCs w:val="26"/>
+        </w:rPr>
+        <w:t>Israeli Navy (</w:t>
+      </w:r>
+      <w:proofErr w:type="spellStart"/>
+      <w:r>
+        <w:rPr>
+          <w:sz w:val="26"/>
+          <w:szCs w:val="26"/>
+        </w:rPr>
+        <w:t>Shayetet</w:t>
+      </w:r>
+      <w:proofErr w:type="spellEnd"/>
+      <w:r>
+        <w:rPr>
+          <w:sz w:val="26"/>
+          <w:szCs w:val="26"/>
+        </w:rPr>
+        <w:t xml:space="preserve"> 13)</w:t>
+      </w:r>
+    </w:p>
+    <w:p>
+      <w:pPr>
+        <w:pStyle w:val="NoSpacing"/>
+        <w:ind w:left="1440"/>
+        <w:rPr>
+          <w:rFonts w:asciiTheme="minorHAnsi" w:hAnsiTheme="minorHAnsi" w:cstheme="minorHAnsi"/>
+          <w:sz w:val="26"/>
+          <w:szCs w:val="26"/>
+        </w:rPr>
+      </w:pPr>
+      <w:r>
+        <w:rPr>
+          <w:rFonts w:asciiTheme="minorHAnsi" w:hAnsiTheme="minorHAnsi" w:cstheme="minorHAnsi"/>
+          <w:sz w:val="26"/>
+          <w:szCs w:val="26"/>
+        </w:rPr>
+        <w:t>Maintained secure operational condition of naval electrical systems.</w:t>
+      </w:r>
+    </w:p>
+    <w:p>
+      <w:pPr>
+        <w:pStyle w:val="NoSpacing"/>
+        <w:ind w:left="1440"/>
+        <w:rPr>
+          <w:rFonts w:asciiTheme="minorHAnsi" w:hAnsiTheme="minorHAnsi" w:cstheme="minorHAnsi"/>
+          <w:sz w:val="26"/>
+          <w:szCs w:val="26"/>
+        </w:rPr>
+      </w:pPr>
+    </w:p>
+    <w:p>
+      <w:pPr>
+        <w:bidi w:val="0"/>
+        <w:spacing w:after="200" w:line="276" w:lineRule="auto"/>
+        <w:rPr>
+          <w:rFonts w:asciiTheme="minorHAnsi" w:eastAsia="Calibri" w:hAnsiTheme="minorHAnsi" w:cstheme="minorHAnsi"/>
+          <w:sz w:val="26"/>
+          <w:szCs w:val="26"/>
+          <w:lang w:bidi="en-US"/>
+        </w:rPr>
+      </w:pPr>
+      <w:r>
+        <w:rPr>
+          <w:rFonts w:asciiTheme="minorHAnsi" w:hAnsiTheme="minorHAnsi" w:cstheme="minorHAnsi"/>
+          <w:sz w:val="26"/>
+          <w:szCs w:val="26"/>
+        </w:rPr>
+        <w:br w:type="page"/>
+      </w:r>
+    </w:p>
+    <w:p>
+      <w:pPr>
+        <w:pStyle w:val="NoSpacing"/>
+        <w:ind w:left="1440"/>
+        <w:rPr>
+          <w:rFonts w:asciiTheme="minorHAnsi" w:hAnsiTheme="minorHAnsi" w:cstheme="minorHAnsi"/>
+          <w:sz w:val="26"/>
+          <w:szCs w:val="26"/>
+        </w:rPr>
+      </w:pPr>
+    </w:p>
+    <w:p>
+      <w:pPr>
+        <w:spacing w:after="200" w:line="276" w:lineRule="auto"/>
+        <w:rPr>
+          <w:rFonts w:ascii="Calibri" w:eastAsia="Calibri" w:hAnsi="Calibri" w:cs="Arial"/>
+          <w:sz w:val="22"/>
+          <w:szCs w:val="22"/>
+        </w:rPr>
+      </w:pPr>
+      <w:r>
+        <w:rPr>
+          <w:rFonts w:ascii="Calibri" w:eastAsia="Calibri" w:hAnsi="Calibri" w:cs="Arial"/>
+          <w:b/>
+          <w:bCs/>
+          <w:sz w:val="22"/>
+          <w:szCs w:val="22"/>
+          <w:rtl/>
+        </w:rPr>
+        <w:t>נושא</w:t>
+      </w:r>
+      <w:r>
+        <w:rPr>
+          <w:rFonts w:ascii="Calibri" w:eastAsia="Calibri" w:hAnsi="Calibri" w:cs="Arial"/>
+          <w:b/>
+          <w:bCs/>
+          <w:sz w:val="22"/>
+          <w:szCs w:val="22"/>
+        </w:rPr>
+        <w:t>:</w:t>
+      </w:r>
+      <w:r>
+        <w:rPr>
+          <w:rFonts w:ascii="Calibri" w:eastAsia="Calibri" w:hAnsi="Calibri" w:cs="Arial"/>
+          <w:sz w:val="22"/>
+          <w:szCs w:val="22"/>
+        </w:rPr>
         <w:t xml:space="preserve"> </w:t>
       </w:r>
       <w:r>
         <w:rPr>
-          <w:b/>
-          <w:bCs/>
-          <w:sz w:val="26"/>
-          <w:szCs w:val="26"/>
-        </w:rPr>
-        <w:t>-</w:t>
-      </w:r>
-      <w:r>
-        <w:rPr>
-          <w:b/>
-          <w:bCs/>
-          <w:sz w:val="26"/>
-          <w:szCs w:val="26"/>
+          <w:rFonts w:ascii="Calibri" w:eastAsia="Calibri" w:hAnsi="Calibri" w:cs="Arial"/>
+          <w:sz w:val="22"/>
+          <w:szCs w:val="22"/>
+          <w:rtl/>
+        </w:rPr>
+        <w:t xml:space="preserve">סיכום פעילות מקצועית במסגרת עבודתי </w:t>
+      </w:r>
+      <w:proofErr w:type="spellStart"/>
+      <w:r>
+        <w:rPr>
+          <w:rFonts w:ascii="Calibri" w:eastAsia="Calibri" w:hAnsi="Calibri" w:cs="Arial"/>
+          <w:sz w:val="22"/>
+          <w:szCs w:val="22"/>
+          <w:rtl/>
+        </w:rPr>
+        <w:t>בתע"א</w:t>
+      </w:r>
+      <w:proofErr w:type="spellEnd"/>
+    </w:p>
+    <w:p>
+      <w:pPr>
+        <w:spacing w:after="200" w:line="276" w:lineRule="auto"/>
+        <w:rPr>
+          <w:rFonts w:ascii="Calibri" w:eastAsia="Calibri" w:hAnsi="Calibri" w:cs="Arial"/>
+          <w:sz w:val="22"/>
+          <w:szCs w:val="22"/>
+        </w:rPr>
+      </w:pPr>
+      <w:r>
+        <w:rPr>
+          <w:rFonts w:ascii="Calibri" w:eastAsia="Calibri" w:hAnsi="Calibri" w:cs="Arial"/>
+          <w:sz w:val="22"/>
+          <w:szCs w:val="22"/>
+          <w:rtl/>
+        </w:rPr>
+        <w:t>שלום רב</w:t>
+      </w:r>
+      <w:r>
+        <w:rPr>
+          <w:rFonts w:ascii="Calibri" w:eastAsia="Calibri" w:hAnsi="Calibri" w:cs="Arial"/>
+          <w:sz w:val="22"/>
+          <w:szCs w:val="22"/>
+        </w:rPr>
+        <w:t>,</w:t>
+      </w:r>
+    </w:p>
+    <w:p>
+      <w:pPr>
+        <w:spacing w:after="200" w:line="276" w:lineRule="auto"/>
+        <w:rPr>
+          <w:rFonts w:ascii="Calibri" w:eastAsia="Calibri" w:hAnsi="Calibri" w:cs="Arial"/>
+          <w:sz w:val="22"/>
+          <w:szCs w:val="22"/>
+        </w:rPr>
+      </w:pPr>
+      <w:r>
+        <w:rPr>
+          <w:rFonts w:ascii="Calibri" w:eastAsia="Calibri" w:hAnsi="Calibri" w:cs="Arial"/>
+          <w:sz w:val="22"/>
+          <w:szCs w:val="22"/>
+          <w:rtl/>
+        </w:rPr>
+        <w:t>ברצוני להציג בפניכם סיכום מקיף של תרומתי המקצועית במסגרת תפקידי כמהנדס תוכנה בתעשייה האווירית</w:t>
+      </w:r>
+      <w:r>
+        <w:rPr>
+          <w:rFonts w:ascii="Calibri" w:eastAsia="Calibri" w:hAnsi="Calibri" w:cs="Arial"/>
+          <w:sz w:val="22"/>
+          <w:szCs w:val="22"/>
+        </w:rPr>
+        <w:t>.</w:t>
+      </w:r>
+    </w:p>
+    <w:p>
+      <w:pPr>
+        <w:spacing w:after="200" w:line="276" w:lineRule="auto"/>
+        <w:rPr>
+          <w:rFonts w:ascii="Calibri" w:eastAsia="Calibri" w:hAnsi="Calibri" w:cs="Arial"/>
+          <w:sz w:val="22"/>
+          <w:szCs w:val="22"/>
+        </w:rPr>
+      </w:pPr>
+      <w:r>
+        <w:rPr>
+          <w:rFonts w:ascii="Calibri" w:eastAsia="Calibri" w:hAnsi="Calibri" w:cs="Arial"/>
+          <w:sz w:val="22"/>
+          <w:szCs w:val="22"/>
+          <w:rtl/>
+        </w:rPr>
+        <w:t xml:space="preserve">מאז שהצטרפתי </w:t>
+      </w:r>
+      <w:proofErr w:type="spellStart"/>
+      <w:r>
+        <w:rPr>
+          <w:rFonts w:ascii="Calibri" w:eastAsia="Calibri" w:hAnsi="Calibri" w:cs="Arial"/>
+          <w:sz w:val="22"/>
+          <w:szCs w:val="22"/>
+          <w:rtl/>
+        </w:rPr>
+        <w:t>לתע"א</w:t>
+      </w:r>
+      <w:proofErr w:type="spellEnd"/>
+      <w:r>
+        <w:rPr>
+          <w:rFonts w:ascii="Calibri" w:eastAsia="Calibri" w:hAnsi="Calibri" w:cs="Arial"/>
+          <w:sz w:val="22"/>
+          <w:szCs w:val="22"/>
+          <w:rtl/>
+        </w:rPr>
+        <w:t xml:space="preserve"> בדצמבר 2015, פעלתי בעקביות לפיתוח והטמעה של פתרונות תוכנה מתקדמים, הן במערכות זמן-אמת והן באפליקציות מחקריות ודסקטופ, תוך הובלה של מחזורי פיתוח מלאים – מאפיון הדרישות, דרך עיצוב הארכיטקטורה, מימוש, בדיקות, אינטגרציה ועד תיעוד טכני מקיף</w:t>
+      </w:r>
+      <w:r>
+        <w:rPr>
+          <w:rFonts w:ascii="Calibri" w:eastAsia="Calibri" w:hAnsi="Calibri" w:cs="Arial"/>
+          <w:sz w:val="22"/>
+          <w:szCs w:val="22"/>
+        </w:rPr>
+        <w:t>.</w:t>
+      </w:r>
+    </w:p>
+    <w:p>
+      <w:pPr>
+        <w:spacing w:after="200" w:line="276" w:lineRule="auto"/>
+        <w:rPr>
+          <w:rFonts w:ascii="Calibri" w:eastAsia="Calibri" w:hAnsi="Calibri" w:cs="Arial"/>
+          <w:b/>
+          <w:bCs/>
+          <w:sz w:val="22"/>
+          <w:szCs w:val="22"/>
+        </w:rPr>
+      </w:pPr>
+      <w:r>
+        <w:rPr>
+          <w:rFonts w:ascii="Calibri" w:eastAsia="Calibri" w:hAnsi="Calibri" w:cs="Arial"/>
+          <w:b/>
+          <w:bCs/>
+          <w:sz w:val="22"/>
+          <w:szCs w:val="22"/>
+          <w:rtl/>
+        </w:rPr>
+        <w:t xml:space="preserve">מחלקת תוכנה </w:t>
+      </w:r>
+      <w:r>
+        <w:rPr>
+          <w:rFonts w:ascii="Calibri" w:eastAsia="Calibri" w:hAnsi="Calibri" w:cs="Arial" w:hint="cs"/>
+          <w:b/>
+          <w:bCs/>
+          <w:sz w:val="22"/>
+          <w:szCs w:val="22"/>
+          <w:rtl/>
+        </w:rPr>
+        <w:t>מוטסת</w:t>
+      </w:r>
+      <w:r>
+        <w:rPr>
+          <w:rFonts w:ascii="Calibri" w:eastAsia="Calibri" w:hAnsi="Calibri" w:cs="Arial"/>
+          <w:b/>
+          <w:bCs/>
+          <w:sz w:val="22"/>
+          <w:szCs w:val="22"/>
+          <w:rtl/>
+        </w:rPr>
+        <w:t xml:space="preserve"> (דצמבר 2015 – אוקטובר 2020)</w:t>
+      </w:r>
+    </w:p>
+    <w:p>
+      <w:pPr>
+        <w:spacing w:after="200" w:line="276" w:lineRule="auto"/>
+        <w:rPr>
+          <w:rFonts w:ascii="Calibri" w:eastAsia="Calibri" w:hAnsi="Calibri" w:cs="Arial"/>
+          <w:sz w:val="22"/>
+          <w:szCs w:val="22"/>
+        </w:rPr>
+      </w:pPr>
+      <w:r>
+        <w:rPr>
+          <w:rFonts w:ascii="Calibri" w:eastAsia="Calibri" w:hAnsi="Calibri" w:cs="Arial"/>
+          <w:sz w:val="22"/>
+          <w:szCs w:val="22"/>
+          <w:rtl/>
+        </w:rPr>
+        <w:t>בתקופה זו פיתחתי לוגיקת שליטה חדשה משלב אפיון ועד מימוש בקוד</w:t>
+      </w:r>
+      <w:r>
+        <w:rPr>
+          <w:rFonts w:ascii="Calibri" w:eastAsia="Calibri" w:hAnsi="Calibri" w:cs="Arial" w:hint="cs"/>
+          <w:sz w:val="22"/>
+          <w:szCs w:val="22"/>
+          <w:rtl/>
+        </w:rPr>
+        <w:t xml:space="preserve"> בשפת תכנות </w:t>
+      </w:r>
+      <w:r>
+        <w:rPr>
+          <w:rFonts w:ascii="Calibri" w:eastAsia="Calibri" w:hAnsi="Calibri" w:cs="Arial"/>
+          <w:sz w:val="22"/>
+          <w:szCs w:val="22"/>
+        </w:rPr>
+        <w:t>C</w:t>
+      </w:r>
+      <w:r>
+        <w:rPr>
+          <w:rFonts w:ascii="Calibri" w:eastAsia="Calibri" w:hAnsi="Calibri" w:cs="Arial" w:hint="cs"/>
+          <w:sz w:val="22"/>
+          <w:szCs w:val="22"/>
+          <w:rtl/>
         </w:rPr>
         <w:t xml:space="preserve"> </w:t>
       </w:r>
       <w:r>
         <w:rPr>
-          <w:b/>
-          <w:bCs/>
-          <w:sz w:val="26"/>
-          <w:szCs w:val="26"/>
-        </w:rPr>
-        <w:t>1996</w:t>
-      </w:r>
-      <w:r>
-        <w:rPr>
-          <w:b/>
-          <w:bCs/>
-          <w:sz w:val="26"/>
-          <w:szCs w:val="26"/>
-        </w:rPr>
-        <w:tab/>
-      </w:r>
-      <w:r>
-        <w:rPr>
-          <w:rFonts w:asciiTheme="minorHAnsi" w:hAnsiTheme="minorHAnsi" w:cstheme="minorHAnsi"/>
-          <w:sz w:val="26"/>
-          <w:szCs w:val="26"/>
-        </w:rPr>
-        <w:t xml:space="preserve">Marine Electrician @ </w:t>
-      </w:r>
-      <w:r>
-        <w:rPr>
-          <w:sz w:val="26"/>
-          <w:szCs w:val="26"/>
-        </w:rPr>
-        <w:t>Israeli Navy (Shayetet 13)</w:t>
-      </w:r>
-    </w:p>
-    <w:p>
-      <w:pPr>
-        <w:pStyle w:val="NoSpacing"/>
-        <w:ind w:left="1440"/>
-        <w:rPr>
-          <w:rFonts w:asciiTheme="minorHAnsi" w:hAnsiTheme="minorHAnsi" w:cstheme="minorHAnsi"/>
-          <w:sz w:val="26"/>
-          <w:szCs w:val="26"/>
-        </w:rPr>
-      </w:pPr>
-      <w:r>
-        <w:rPr>
-          <w:rFonts w:asciiTheme="minorHAnsi" w:hAnsiTheme="minorHAnsi" w:cstheme="minorHAnsi"/>
-          <w:sz w:val="26"/>
-          <w:szCs w:val="26"/>
-        </w:rPr>
-        <w:t>Maintained secure operational condition of naval electrical systems.</w:t>
-      </w:r>
-    </w:p>
-    <w:p>
-      <w:pPr>
-        <w:pStyle w:val="NoSpacing"/>
-        <w:ind w:left="1440"/>
-        <w:rPr>
-          <w:rFonts w:asciiTheme="minorHAnsi" w:hAnsiTheme="minorHAnsi" w:cstheme="minorHAnsi"/>
-          <w:sz w:val="26"/>
-          <w:szCs w:val="26"/>
-        </w:rPr>
-      </w:pPr>
-    </w:p>
-    <w:p>
-      <w:pPr>
-        <w:pStyle w:val="NoSpacing"/>
-        <w:ind w:left="1440"/>
-        <w:rPr>
-          <w:rFonts w:asciiTheme="minorHAnsi" w:hAnsiTheme="minorHAnsi" w:cstheme="minorHAnsi"/>
-          <w:sz w:val="26"/>
-          <w:szCs w:val="26"/>
-        </w:rPr>
-      </w:pPr>
-    </w:p>
-    <w:p>
-      <w:pPr>
-        <w:pStyle w:val="NoSpacing"/>
-        <w:ind w:left="1440"/>
-        <w:rPr>
-          <w:rFonts w:asciiTheme="minorHAnsi" w:hAnsiTheme="minorHAnsi" w:cstheme="minorHAnsi"/>
-          <w:sz w:val="26"/>
-          <w:szCs w:val="26"/>
-        </w:rPr>
-      </w:pPr>
-    </w:p>
-    <w:p>
-      <w:pPr>
-        <w:pStyle w:val="NoSpacing"/>
-        <w:ind w:left="1440"/>
-        <w:rPr>
-          <w:rFonts w:asciiTheme="minorHAnsi" w:hAnsiTheme="minorHAnsi" w:cstheme="minorHAnsi"/>
-          <w:sz w:val="26"/>
-          <w:szCs w:val="26"/>
-        </w:rPr>
-      </w:pPr>
+          <w:rFonts w:ascii="Calibri" w:eastAsia="Calibri" w:hAnsi="Calibri" w:cs="Arial"/>
+          <w:sz w:val="22"/>
+          <w:szCs w:val="22"/>
+        </w:rPr>
+        <w:t xml:space="preserve"> </w:t>
+      </w:r>
+      <w:r>
+        <w:rPr>
+          <w:rFonts w:ascii="Calibri" w:eastAsia="Calibri" w:hAnsi="Calibri" w:cs="Arial"/>
+          <w:sz w:val="22"/>
+          <w:szCs w:val="22"/>
+          <w:rtl/>
+        </w:rPr>
+        <w:t xml:space="preserve">תוך שיתוף פעולה הדוק עם מהנדסי </w:t>
+      </w:r>
+      <w:proofErr w:type="spellStart"/>
+      <w:r>
+        <w:rPr>
+          <w:rFonts w:ascii="Calibri" w:eastAsia="Calibri" w:hAnsi="Calibri" w:cs="Arial"/>
+          <w:sz w:val="22"/>
+          <w:szCs w:val="22"/>
+          <w:rtl/>
+        </w:rPr>
+        <w:t>אוויוניקה</w:t>
+      </w:r>
+      <w:proofErr w:type="spellEnd"/>
+      <w:r>
+        <w:rPr>
+          <w:rFonts w:ascii="Calibri" w:eastAsia="Calibri" w:hAnsi="Calibri" w:cs="Arial"/>
+          <w:sz w:val="22"/>
+          <w:szCs w:val="22"/>
+          <w:rtl/>
+        </w:rPr>
+        <w:t xml:space="preserve"> על ניסוח דרישות ותיעוד טכני. הלוגיקה עסקה בעיקר בניהול מנוע, דלק ומשאבת דלק</w:t>
+      </w:r>
+      <w:r>
+        <w:rPr>
+          <w:rFonts w:ascii="Calibri" w:eastAsia="Calibri" w:hAnsi="Calibri" w:cs="Arial"/>
+          <w:sz w:val="22"/>
+          <w:szCs w:val="22"/>
+        </w:rPr>
+        <w:t>.</w:t>
+      </w:r>
     </w:p>
     <w:p>
       <w:pPr>
@@ -3543,259 +3574,25 @@
           <w:szCs w:val="22"/>
         </w:rPr>
       </w:pPr>
-      <w:r>
-        <w:rPr>
-          <w:rFonts w:ascii="Calibri" w:eastAsia="Calibri" w:hAnsi="Calibri" w:cs="Arial"/>
-          <w:b/>
-          <w:bCs/>
-          <w:sz w:val="22"/>
-          <w:szCs w:val="22"/>
-          <w:rtl/>
-        </w:rPr>
-        <w:lastRenderedPageBreak/>
-        <w:t>נושא</w:t>
-      </w:r>
-      <w:r>
-        <w:rPr>
-          <w:rFonts w:ascii="Calibri" w:eastAsia="Calibri" w:hAnsi="Calibri" w:cs="Arial"/>
-          <w:b/>
-          <w:bCs/>
-          <w:sz w:val="22"/>
-          <w:szCs w:val="22"/>
-        </w:rPr>
-        <w:t>:</w:t>
-      </w:r>
-      <w:r>
-        <w:rPr>
-          <w:rFonts w:ascii="Calibri" w:eastAsia="Calibri" w:hAnsi="Calibri" w:cs="Arial"/>
-          <w:sz w:val="22"/>
-          <w:szCs w:val="22"/>
-        </w:rPr>
-        <w:t xml:space="preserve"> </w:t>
-      </w:r>
-      <w:r>
-        <w:rPr>
-          <w:rFonts w:ascii="Calibri" w:eastAsia="Calibri" w:hAnsi="Calibri" w:cs="Arial"/>
-          <w:sz w:val="22"/>
-          <w:szCs w:val="22"/>
-          <w:rtl/>
-        </w:rPr>
-        <w:t>סיכום פעילות מקצועית במסגרת עבודתי בתע"א</w:t>
-      </w:r>
-    </w:p>
-    <w:p>
-      <w:pPr>
-        <w:spacing w:after="200" w:line="276" w:lineRule="auto"/>
-        <w:rPr>
-          <w:rFonts w:ascii="Calibri" w:eastAsia="Calibri" w:hAnsi="Calibri" w:cs="Arial"/>
-          <w:sz w:val="22"/>
-          <w:szCs w:val="22"/>
-        </w:rPr>
-      </w:pPr>
-      <w:r>
-        <w:rPr>
-          <w:rFonts w:ascii="Calibri" w:eastAsia="Calibri" w:hAnsi="Calibri" w:cs="Arial"/>
-          <w:sz w:val="22"/>
-          <w:szCs w:val="22"/>
-          <w:rtl/>
-        </w:rPr>
-        <w:t>שלום רב</w:t>
-      </w:r>
-      <w:r>
-        <w:rPr>
-          <w:rFonts w:ascii="Calibri" w:eastAsia="Calibri" w:hAnsi="Calibri" w:cs="Arial"/>
-          <w:sz w:val="22"/>
-          <w:szCs w:val="22"/>
-        </w:rPr>
-        <w:t>,</w:t>
-      </w:r>
-    </w:p>
-    <w:p>
-      <w:pPr>
-        <w:spacing w:after="200" w:line="276" w:lineRule="auto"/>
-        <w:rPr>
-          <w:rFonts w:ascii="Calibri" w:eastAsia="Calibri" w:hAnsi="Calibri" w:cs="Arial"/>
-          <w:sz w:val="22"/>
-          <w:szCs w:val="22"/>
-        </w:rPr>
-      </w:pPr>
-      <w:r>
-        <w:rPr>
-          <w:rFonts w:ascii="Calibri" w:eastAsia="Calibri" w:hAnsi="Calibri" w:cs="Arial"/>
-          <w:sz w:val="22"/>
-          <w:szCs w:val="22"/>
-          <w:rtl/>
-        </w:rPr>
-        <w:t>ברצוני להציג בפניכם סיכום מקיף של תרומתי המקצועית במסגרת תפקידי כמהנדס תוכנה בתעשייה האווירית</w:t>
-      </w:r>
-      <w:r>
-        <w:rPr>
-          <w:rFonts w:ascii="Calibri" w:eastAsia="Calibri" w:hAnsi="Calibri" w:cs="Arial"/>
-          <w:sz w:val="22"/>
-          <w:szCs w:val="22"/>
-        </w:rPr>
-        <w:t>.</w:t>
-      </w:r>
-    </w:p>
-    <w:p>
-      <w:pPr>
-        <w:spacing w:after="200" w:line="276" w:lineRule="auto"/>
-        <w:rPr>
-          <w:rFonts w:ascii="Calibri" w:eastAsia="Calibri" w:hAnsi="Calibri" w:cs="Arial"/>
-          <w:sz w:val="22"/>
-          <w:szCs w:val="22"/>
-        </w:rPr>
-      </w:pPr>
-      <w:r>
-        <w:rPr>
-          <w:rFonts w:ascii="Calibri" w:eastAsia="Calibri" w:hAnsi="Calibri" w:cs="Arial"/>
-          <w:sz w:val="22"/>
-          <w:szCs w:val="22"/>
-          <w:rtl/>
-        </w:rPr>
-        <w:t>מאז שהצטרפתי לתע"א בדצמבר 2015, פעלתי בעקביות לפיתוח והטמעה של פתרונות תוכנה מתקדמים, הן במערכות זמן-אמת והן באפליקציות מחקריות ודסקטופ, תוך הובלה של מחזורי פיתוח מלאים – מאפיון הדרישות, דרך עיצוב הארכיטקטורה, מימוש, בדיקות, אינטגרציה ועד תיעוד טכני מקיף</w:t>
-      </w:r>
-      <w:r>
-        <w:rPr>
-          <w:rFonts w:ascii="Calibri" w:eastAsia="Calibri" w:hAnsi="Calibri" w:cs="Arial"/>
-          <w:sz w:val="22"/>
-          <w:szCs w:val="22"/>
-        </w:rPr>
-        <w:t>.</w:t>
-      </w:r>
-    </w:p>
-    <w:p>
-      <w:pPr>
-        <w:spacing w:after="200" w:line="276" w:lineRule="auto"/>
-        <w:rPr>
-          <w:rFonts w:ascii="Calibri" w:eastAsia="Calibri" w:hAnsi="Calibri" w:cs="Arial"/>
-          <w:b/>
-          <w:bCs/>
-          <w:sz w:val="22"/>
-          <w:szCs w:val="22"/>
-        </w:rPr>
-      </w:pPr>
-      <w:r>
-        <w:rPr>
-          <w:rFonts w:ascii="Calibri" w:eastAsia="Calibri" w:hAnsi="Calibri" w:cs="Arial"/>
-          <w:b/>
-          <w:bCs/>
-          <w:sz w:val="22"/>
-          <w:szCs w:val="22"/>
-          <w:rtl/>
-        </w:rPr>
-        <w:t xml:space="preserve">מחלקת תוכנה </w:t>
-      </w:r>
-      <w:r>
-        <w:rPr>
-          <w:rFonts w:ascii="Calibri" w:eastAsia="Calibri" w:hAnsi="Calibri" w:cs="Arial" w:hint="cs"/>
-          <w:b/>
-          <w:bCs/>
-          <w:sz w:val="22"/>
-          <w:szCs w:val="22"/>
-          <w:rtl/>
-        </w:rPr>
-        <w:t>מוטסת</w:t>
-      </w:r>
-      <w:r>
-        <w:rPr>
-          <w:rFonts w:ascii="Calibri" w:eastAsia="Calibri" w:hAnsi="Calibri" w:cs="Arial"/>
-          <w:b/>
-          <w:bCs/>
-          <w:sz w:val="22"/>
-          <w:szCs w:val="22"/>
-          <w:rtl/>
-        </w:rPr>
-        <w:t xml:space="preserve"> (דצמבר 2015 – אוקטובר 2020)</w:t>
-      </w:r>
-    </w:p>
-    <w:p>
-      <w:pPr>
-        <w:spacing w:after="200" w:line="276" w:lineRule="auto"/>
-        <w:rPr>
-          <w:rFonts w:ascii="Calibri" w:eastAsia="Calibri" w:hAnsi="Calibri" w:cs="Arial"/>
-          <w:sz w:val="22"/>
-          <w:szCs w:val="22"/>
-        </w:rPr>
-      </w:pPr>
-      <w:r>
-        <w:rPr>
-          <w:rFonts w:ascii="Calibri" w:eastAsia="Calibri" w:hAnsi="Calibri" w:cs="Arial"/>
-          <w:sz w:val="22"/>
-          <w:szCs w:val="22"/>
-          <w:rtl/>
-        </w:rPr>
-        <w:t>בתקופה זו פיתחתי לוגיקת שליטה חדשה משלב אפיון ועד מימוש בקוד</w:t>
-      </w:r>
-      <w:r>
-        <w:rPr>
-          <w:rFonts w:ascii="Calibri" w:eastAsia="Calibri" w:hAnsi="Calibri" w:cs="Arial" w:hint="cs"/>
-          <w:sz w:val="22"/>
-          <w:szCs w:val="22"/>
-          <w:rtl/>
-        </w:rPr>
-        <w:t xml:space="preserve"> בשפת תכנות </w:t>
-      </w:r>
-      <w:r>
-        <w:rPr>
-          <w:rFonts w:ascii="Calibri" w:eastAsia="Calibri" w:hAnsi="Calibri" w:cs="Arial"/>
-          <w:sz w:val="22"/>
-          <w:szCs w:val="22"/>
-        </w:rPr>
-        <w:t>C</w:t>
-      </w:r>
-      <w:r>
-        <w:rPr>
-          <w:rFonts w:ascii="Calibri" w:eastAsia="Calibri" w:hAnsi="Calibri" w:cs="Arial" w:hint="cs"/>
-          <w:sz w:val="22"/>
-          <w:szCs w:val="22"/>
-          <w:rtl/>
-        </w:rPr>
-        <w:t xml:space="preserve"> </w:t>
-      </w:r>
-      <w:r>
-        <w:rPr>
-          <w:rFonts w:ascii="Calibri" w:eastAsia="Calibri" w:hAnsi="Calibri" w:cs="Arial"/>
-          <w:sz w:val="22"/>
-          <w:szCs w:val="22"/>
-        </w:rPr>
-        <w:t xml:space="preserve"> </w:t>
-      </w:r>
-      <w:r>
-        <w:rPr>
-          <w:rFonts w:ascii="Calibri" w:eastAsia="Calibri" w:hAnsi="Calibri" w:cs="Arial"/>
-          <w:sz w:val="22"/>
-          <w:szCs w:val="22"/>
-          <w:rtl/>
-        </w:rPr>
-        <w:t>תוך שיתוף פעולה הדוק עם מהנדסי אוויוניקה על ניסוח דרישות ותיעוד טכני. הלוגיקה עסקה בעיקר בניהול מנוע, דלק ומשאבת דלק</w:t>
-      </w:r>
-      <w:r>
-        <w:rPr>
-          <w:rFonts w:ascii="Calibri" w:eastAsia="Calibri" w:hAnsi="Calibri" w:cs="Arial"/>
-          <w:sz w:val="22"/>
-          <w:szCs w:val="22"/>
-        </w:rPr>
-        <w:t>.</w:t>
-      </w:r>
-    </w:p>
-    <w:p>
-      <w:pPr>
-        <w:spacing w:after="200" w:line="276" w:lineRule="auto"/>
-        <w:rPr>
-          <w:rFonts w:ascii="Calibri" w:eastAsia="Calibri" w:hAnsi="Calibri" w:cs="Arial"/>
-          <w:sz w:val="22"/>
-          <w:szCs w:val="22"/>
-        </w:rPr>
-      </w:pPr>
-      <w:r>
-        <w:rPr>
-          <w:rFonts w:ascii="Calibri" w:eastAsia="Calibri" w:hAnsi="Calibri" w:cs="Arial"/>
-          <w:sz w:val="22"/>
-          <w:szCs w:val="22"/>
-          <w:rtl/>
-        </w:rPr>
-        <w:t>יוזמתית, נכנסתי לעובי הקורה ושדרגתי מקטעים משמעותיים בתוכנת השליטה של המל"ט, שנמצאה במצב קשה מבחינה תחזוקתית. בין פעולותיי הבולטות</w:t>
+      <w:proofErr w:type="spellStart"/>
+      <w:r>
+        <w:rPr>
+          <w:rFonts w:ascii="Calibri" w:eastAsia="Calibri" w:hAnsi="Calibri" w:cs="Arial"/>
+          <w:sz w:val="22"/>
+          <w:szCs w:val="22"/>
+          <w:rtl/>
+        </w:rPr>
+        <w:t>יוזמתית</w:t>
+      </w:r>
+      <w:proofErr w:type="spellEnd"/>
+      <w:r>
+        <w:rPr>
+          <w:rFonts w:ascii="Calibri" w:eastAsia="Calibri" w:hAnsi="Calibri" w:cs="Arial"/>
+          <w:sz w:val="22"/>
+          <w:szCs w:val="22"/>
+          <w:rtl/>
+        </w:rPr>
+        <w:t>, נכנסתי לעובי הקורה ושדרגתי מקטעים משמעותיים בתוכנת השליטה של המל"ט, שנמצאה במצב קשה מבחינה תחזוקתית. בין פעולותיי הבולטות</w:t>
       </w:r>
       <w:r>
         <w:rPr>
@@ -3993,7 +3790,27 @@
           <w:szCs w:val="22"/>
           <w:rtl/>
         </w:rPr>
-        <w:t>הסרת קוד ישן, לא פעיל ומיותר, יישור סגנון קוד, סטנדרטיזציה של שמות קבצים ומשתנים, שיפור קריאות, קוהרנטיות וקופלינג נמוך</w:t>
+        <w:t xml:space="preserve">הסרת קוד ישן, לא פעיל ומיותר, יישור סגנון קוד, סטנדרטיזציה של שמות קבצים ומשתנים, שיפור קריאות, קוהרנטיות </w:t>
+      </w:r>
+      <w:proofErr w:type="spellStart"/>
+      <w:r>
+        <w:rPr>
+          <w:rFonts w:ascii="Calibri" w:eastAsia="Calibri" w:hAnsi="Calibri" w:cs="Arial"/>
+          <w:sz w:val="22"/>
+          <w:szCs w:val="22"/>
+          <w:rtl/>
+        </w:rPr>
+        <w:t>וקופלינג</w:t>
+      </w:r>
+      <w:proofErr w:type="spellEnd"/>
+      <w:r>
+        <w:rPr>
+          <w:rFonts w:ascii="Calibri" w:eastAsia="Calibri" w:hAnsi="Calibri" w:cs="Arial"/>
+          <w:sz w:val="22"/>
+          <w:szCs w:val="22"/>
+          <w:rtl/>
+        </w:rPr>
+        <w:t xml:space="preserve"> נמוך</w:t>
       </w:r>
       <w:r>
         <w:rPr>
@@ -4057,8 +3874,19 @@
           <w:szCs w:val="22"/>
           <w:rtl/>
         </w:rPr>
-        <w:t>פיתוח אפליקציית ניטור אוויוני</w:t>
-      </w:r>
+        <w:t xml:space="preserve">פיתוח אפליקציית ניטור </w:t>
+      </w:r>
+      <w:proofErr w:type="spellStart"/>
+      <w:r>
+        <w:rPr>
+          <w:rFonts w:ascii="Calibri" w:eastAsia="Calibri" w:hAnsi="Calibri" w:cs="Arial"/>
+          <w:sz w:val="22"/>
+          <w:szCs w:val="22"/>
+          <w:rtl/>
+        </w:rPr>
+        <w:t>אוויוני</w:t>
+      </w:r>
+      <w:proofErr w:type="spellEnd"/>
       <w:r>
         <w:rPr>
           <w:rFonts w:ascii="Calibri" w:eastAsia="Calibri" w:hAnsi="Calibri" w:cs="Arial"/>
@@ -4306,7 +4134,31 @@
           <w:szCs w:val="22"/>
           <w:rtl/>
         </w:rPr>
-        <w:t>מחלקת רובוטיקה – אלתא (ינואר 2022 – יו</w:t>
+        <w:t xml:space="preserve">מחלקת רובוטיקה – </w:t>
+      </w:r>
+      <w:proofErr w:type="spellStart"/>
+      <w:r>
+        <w:rPr>
+          <w:rFonts w:ascii="Calibri" w:eastAsia="Calibri" w:hAnsi="Calibri" w:cs="Arial"/>
+          <w:b/>
+          <w:bCs/>
+          <w:sz w:val="22"/>
+          <w:szCs w:val="22"/>
+          <w:rtl/>
+        </w:rPr>
+        <w:t>אלתא</w:t>
+      </w:r>
+      <w:proofErr w:type="spellEnd"/>
+      <w:r>
+        <w:rPr>
+          <w:rFonts w:ascii="Calibri" w:eastAsia="Calibri" w:hAnsi="Calibri" w:cs="Arial"/>
+          <w:b/>
+          <w:bCs/>
+          <w:sz w:val="22"/>
+          <w:szCs w:val="22"/>
+          <w:rtl/>
+        </w:rPr>
+        <w:t xml:space="preserve"> (ינואר 2022 – יו</w:t>
       </w:r>
       <w:r>
         <w:rPr>
@@ -5029,7 +4881,47 @@
           <w:szCs w:val="22"/>
           <w:rtl/>
         </w:rPr>
-        <w:t>במהלך כל שנותיי בתע"א, תרמתי גם בהדרכה וליווי של מהנדסי תוכנה צעירים, שיתפתי פעולה עם מהנדסי אוויוניקה במגוון תחומים טכניים, ותמכתי בהבנה של קוד ומסמכים מורכבים</w:t>
+        <w:t xml:space="preserve">במהלך כל שנותיי </w:t>
+      </w:r>
+      <w:proofErr w:type="spellStart"/>
+      <w:r>
+        <w:rPr>
+          <w:rFonts w:ascii="Calibri" w:eastAsia="Calibri" w:hAnsi="Calibri" w:cs="Arial"/>
+          <w:sz w:val="22"/>
+          <w:szCs w:val="22"/>
+          <w:rtl/>
+        </w:rPr>
+        <w:t>בתע"א</w:t>
+      </w:r>
+      <w:proofErr w:type="spellEnd"/>
+      <w:r>
+        <w:rPr>
+          <w:rFonts w:ascii="Calibri" w:eastAsia="Calibri" w:hAnsi="Calibri" w:cs="Arial"/>
+          <w:sz w:val="22"/>
+          <w:szCs w:val="22"/>
+          <w:rtl/>
+        </w:rPr>
+        <w:t xml:space="preserve">, תרמתי גם בהדרכה וליווי של מהנדסי תוכנה צעירים, שיתפתי פעולה עם מהנדסי </w:t>
+      </w:r>
+      <w:proofErr w:type="spellStart"/>
+      <w:r>
+        <w:rPr>
+          <w:rFonts w:ascii="Calibri" w:eastAsia="Calibri" w:hAnsi="Calibri" w:cs="Arial"/>
+          <w:sz w:val="22"/>
+          <w:szCs w:val="22"/>
+          <w:rtl/>
+        </w:rPr>
+        <w:t>אוויוניקה</w:t>
+      </w:r>
+      <w:proofErr w:type="spellEnd"/>
+      <w:r>
+        <w:rPr>
+          <w:rFonts w:ascii="Calibri" w:eastAsia="Calibri" w:hAnsi="Calibri" w:cs="Arial"/>
+          <w:sz w:val="22"/>
+          <w:szCs w:val="22"/>
+          <w:rtl/>
+        </w:rPr>
+        <w:t xml:space="preserve"> במגוון תחומים טכניים, ותמכתי בהבנה של קוד ומסמכים מורכבים</w:t>
       </w:r>
       <w:r>
         <w:rPr>
@@ -5088,7 +4980,27 @@
           <w:szCs w:val="22"/>
           <w:rtl/>
         </w:rPr>
-        <w:t xml:space="preserve"> מכתבי המלצה ודוחות הערכה רבים שקיבלתי לאורך השנים מלקוחות, קולגות, ומנהלים בתע"א – המלצות המשקפות את המחויבות, המקצועיות, וההשפעה הרחבה של עבודתי</w:t>
+        <w:t xml:space="preserve"> מכתבי המלצה ודוחות הערכה רבים שקיבלתי לאורך השנים מלקוחות, קולגות, ומנהלים </w:t>
+      </w:r>
+      <w:proofErr w:type="spellStart"/>
+      <w:r>
+        <w:rPr>
+          <w:rFonts w:ascii="Calibri" w:eastAsia="Calibri" w:hAnsi="Calibri" w:cs="Arial"/>
+          <w:sz w:val="22"/>
+          <w:szCs w:val="22"/>
+          <w:rtl/>
+        </w:rPr>
+        <w:t>בתע"א</w:t>
+      </w:r>
+      <w:proofErr w:type="spellEnd"/>
+      <w:r>
+        <w:rPr>
+          <w:rFonts w:ascii="Calibri" w:eastAsia="Calibri" w:hAnsi="Calibri" w:cs="Arial"/>
+          <w:sz w:val="22"/>
+          <w:szCs w:val="22"/>
+          <w:rtl/>
+        </w:rPr>
+        <w:t xml:space="preserve"> – המלצות המשקפות את המחויבות, המקצועיות, וההשפעה הרחבה של עבודתי</w:t>
       </w:r>
       <w:r>
         <w:rPr>

--- a/Resume/Mikhail Jacques CV + Professional background at IAI.docx
+++ b/Resume/Mikhail Jacques CV + Professional background at IAI.docx
@@ -752,25 +752,7 @@
           <w:sz w:val="26"/>
           <w:szCs w:val="26"/>
         </w:rPr>
-        <w:t xml:space="preserve">Developed </w:t>
-      </w:r>
-      <w:proofErr w:type="spellStart"/>
-      <w:r>
-        <w:rPr>
-          <w:rFonts w:asciiTheme="minorHAnsi" w:hAnsiTheme="minorHAnsi" w:cstheme="minorHAnsi"/>
-          <w:sz w:val="26"/>
-          <w:szCs w:val="26"/>
-        </w:rPr>
-        <w:t>LeanFT</w:t>
-      </w:r>
-      <w:proofErr w:type="spellEnd"/>
-      <w:r>
-        <w:rPr>
-          <w:rFonts w:asciiTheme="minorHAnsi" w:hAnsiTheme="minorHAnsi" w:cstheme="minorHAnsi"/>
-          <w:sz w:val="26"/>
-          <w:szCs w:val="26"/>
-        </w:rPr>
-        <w:t>, a proprietary automated software tool, using C# and Java.</w:t>
+        <w:t>Developed LeanFT, a proprietary automated software tool, using C# and Java.</w:t>
       </w:r>
     </w:p>
     <w:p>
@@ -928,7 +910,6 @@
         <w:t xml:space="preserve">Software Engineer @ </w:t>
       </w:r>
       <w:hyperlink w:history="1">
-        <w:proofErr w:type="spellStart"/>
         <w:r>
           <w:rPr>
             <w:rStyle w:val="Hyperlink"/>
@@ -942,7 +923,6 @@
           </w:rPr>
           <w:t>TrioSoft</w:t>
         </w:r>
-        <w:proofErr w:type="spellEnd"/>
       </w:hyperlink>
       <w:r>
         <w:rPr>
@@ -2290,43 +2270,7 @@
           <w:sz w:val="26"/>
           <w:szCs w:val="26"/>
         </w:rPr>
-        <w:t xml:space="preserve">Diploma of Technician, Marine Electricity and Control @ </w:t>
-      </w:r>
-      <w:proofErr w:type="spellStart"/>
-      <w:r>
-        <w:rPr>
-          <w:rFonts w:asciiTheme="minorHAnsi" w:hAnsiTheme="minorHAnsi" w:cstheme="minorHAnsi"/>
-          <w:sz w:val="26"/>
-          <w:szCs w:val="26"/>
-        </w:rPr>
-        <w:t>Mevoot</w:t>
-      </w:r>
-      <w:proofErr w:type="spellEnd"/>
-      <w:r>
-        <w:rPr>
-          <w:rFonts w:asciiTheme="minorHAnsi" w:hAnsiTheme="minorHAnsi" w:cstheme="minorHAnsi"/>
-          <w:sz w:val="26"/>
-          <w:szCs w:val="26"/>
-        </w:rPr>
-        <w:t xml:space="preserve"> Yam Marine Technological College, </w:t>
-      </w:r>
-      <w:proofErr w:type="spellStart"/>
-      <w:r>
-        <w:rPr>
-          <w:rFonts w:asciiTheme="minorHAnsi" w:hAnsiTheme="minorHAnsi" w:cstheme="minorHAnsi"/>
-          <w:sz w:val="26"/>
-          <w:szCs w:val="26"/>
-        </w:rPr>
-        <w:t>Mikhmoret</w:t>
-      </w:r>
-      <w:proofErr w:type="spellEnd"/>
-      <w:r>
-        <w:rPr>
-          <w:rFonts w:asciiTheme="minorHAnsi" w:hAnsiTheme="minorHAnsi" w:cstheme="minorHAnsi"/>
-          <w:sz w:val="26"/>
-          <w:szCs w:val="26"/>
-        </w:rPr>
-        <w:t>, Israel</w:t>
+        <w:t>Diploma of Technician, Marine Electricity and Control @ Mevoot Yam Marine Technological College, Mikhmoret, Israel</w:t>
       </w:r>
     </w:p>
     <w:p>
@@ -2562,18 +2506,8 @@
           <w:sz w:val="26"/>
           <w:szCs w:val="26"/>
         </w:rPr>
-        <w:t xml:space="preserve">Google </w:t>
-      </w:r>
-      <w:proofErr w:type="spellStart"/>
-      <w:r>
-        <w:rPr>
-          <w:rFonts w:asciiTheme="minorHAnsi" w:hAnsiTheme="minorHAnsi" w:cstheme="minorHAnsi"/>
-          <w:sz w:val="26"/>
-          <w:szCs w:val="26"/>
-        </w:rPr>
-        <w:t>NotebookLM</w:t>
-      </w:r>
-      <w:proofErr w:type="spellEnd"/>
+        <w:t>Google NotebookLM</w:t>
+      </w:r>
       <w:r>
         <w:rPr>
           <w:rFonts w:asciiTheme="minorHAnsi" w:hAnsiTheme="minorHAnsi" w:cstheme="minorHAnsi"/>
@@ -2662,25 +2596,7 @@
           <w:sz w:val="26"/>
           <w:szCs w:val="26"/>
         </w:rPr>
-        <w:t xml:space="preserve">Design Patterns: </w:t>
-      </w:r>
-      <w:proofErr w:type="spellStart"/>
-      <w:r>
-        <w:rPr>
-          <w:rFonts w:asciiTheme="minorHAnsi" w:hAnsiTheme="minorHAnsi" w:cstheme="minorHAnsi"/>
-          <w:sz w:val="26"/>
-          <w:szCs w:val="26"/>
-        </w:rPr>
-        <w:t>GoF</w:t>
-      </w:r>
-      <w:proofErr w:type="spellEnd"/>
-      <w:r>
-        <w:rPr>
-          <w:rFonts w:asciiTheme="minorHAnsi" w:hAnsiTheme="minorHAnsi" w:cstheme="minorHAnsi"/>
-          <w:sz w:val="26"/>
-          <w:szCs w:val="26"/>
-        </w:rPr>
-        <w:t xml:space="preserve"> design patterns in C++, C#</w:t>
+        <w:t>Design Patterns: GoF design patterns in C++, C#</w:t>
       </w:r>
     </w:p>
     <w:p>
@@ -2850,6 +2766,22 @@
         </w:rPr>
         <w:t>Qt Creator</w:t>
       </w:r>
+      <w:r>
+        <w:rPr>
+          <w:rFonts w:asciiTheme="minorHAnsi" w:hAnsiTheme="minorHAnsi" w:cstheme="minorHAnsi"/>
+          <w:sz w:val="26"/>
+          <w:szCs w:val="26"/>
+        </w:rPr>
+        <w:t>, O</w:t>
+      </w:r>
+      <w:r>
+        <w:rPr>
+          <w:rFonts w:asciiTheme="minorHAnsi" w:hAnsiTheme="minorHAnsi" w:cstheme="minorHAnsi"/>
+          <w:sz w:val="26"/>
+          <w:szCs w:val="26"/>
+        </w:rPr>
+        <w:t>bsidian</w:t>
+      </w:r>
     </w:p>
     <w:p>
       <w:pPr>
@@ -2916,23 +2848,13 @@
         </w:rPr>
         <w:t xml:space="preserve">Auxiliary tools: </w:t>
       </w:r>
-      <w:proofErr w:type="spellStart"/>
-      <w:r>
-        <w:rPr>
-          <w:rFonts w:asciiTheme="minorHAnsi" w:hAnsiTheme="minorHAnsi" w:cstheme="minorHAnsi"/>
-          <w:sz w:val="26"/>
-          <w:szCs w:val="26"/>
-        </w:rPr>
-        <w:t>CMake</w:t>
-      </w:r>
-      <w:proofErr w:type="spellEnd"/>
-      <w:r>
-        <w:rPr>
-          <w:rFonts w:asciiTheme="minorHAnsi" w:hAnsiTheme="minorHAnsi" w:cstheme="minorHAnsi"/>
-          <w:sz w:val="26"/>
-          <w:szCs w:val="26"/>
-        </w:rPr>
-        <w:t xml:space="preserve">, </w:t>
+      <w:r>
+        <w:rPr>
+          <w:rFonts w:asciiTheme="minorHAnsi" w:hAnsiTheme="minorHAnsi" w:cstheme="minorHAnsi"/>
+          <w:sz w:val="26"/>
+          <w:szCs w:val="26"/>
+        </w:rPr>
+        <w:t xml:space="preserve">CMake, </w:t>
       </w:r>
       <w:r>
         <w:rPr>
@@ -3190,23 +3112,7 @@
           <w:sz w:val="26"/>
           <w:szCs w:val="26"/>
         </w:rPr>
-        <w:t>Israeli Navy (</w:t>
-      </w:r>
-      <w:proofErr w:type="spellStart"/>
-      <w:r>
-        <w:rPr>
-          <w:sz w:val="26"/>
-          <w:szCs w:val="26"/>
-        </w:rPr>
-        <w:t>Shayetet</w:t>
-      </w:r>
-      <w:proofErr w:type="spellEnd"/>
-      <w:r>
-        <w:rPr>
-          <w:sz w:val="26"/>
-          <w:szCs w:val="26"/>
-        </w:rPr>
-        <w:t xml:space="preserve"> 13)</w:t>
+        <w:t>Israeli Navy (Shayetet 13)</w:t>
       </w:r>
     </w:p>
     <w:p>
@@ -3315,19 +3221,8 @@
           <w:szCs w:val="22"/>
           <w:rtl/>
         </w:rPr>
-        <w:t xml:space="preserve">סיכום פעילות מקצועית במסגרת עבודתי </w:t>
-      </w:r>
-      <w:proofErr w:type="spellStart"/>
-      <w:r>
-        <w:rPr>
-          <w:rFonts w:ascii="Calibri" w:eastAsia="Calibri" w:hAnsi="Calibri" w:cs="Arial"/>
-          <w:sz w:val="22"/>
-          <w:szCs w:val="22"/>
-          <w:rtl/>
-        </w:rPr>
-        <w:t>בתע"א</w:t>
-      </w:r>
-      <w:proofErr w:type="spellEnd"/>
+        <w:t>סיכום פעילות מקצועית במסגרת עבודתי בתע"א</w:t>
+      </w:r>
     </w:p>
     <w:p>
       <w:pPr>
@@ -3399,27 +3294,7 @@
           <w:szCs w:val="22"/>
           <w:rtl/>
         </w:rPr>
-        <w:t xml:space="preserve">מאז שהצטרפתי </w:t>
-      </w:r>
-      <w:proofErr w:type="spellStart"/>
-      <w:r>
-        <w:rPr>
-          <w:rFonts w:ascii="Calibri" w:eastAsia="Calibri" w:hAnsi="Calibri" w:cs="Arial"/>
-          <w:sz w:val="22"/>
-          <w:szCs w:val="22"/>
-          <w:rtl/>
-        </w:rPr>
-        <w:t>לתע"א</w:t>
-      </w:r>
-      <w:proofErr w:type="spellEnd"/>
-      <w:r>
-        <w:rPr>
-          <w:rFonts w:ascii="Calibri" w:eastAsia="Calibri" w:hAnsi="Calibri" w:cs="Arial"/>
-          <w:sz w:val="22"/>
-          <w:szCs w:val="22"/>
-          <w:rtl/>
-        </w:rPr>
-        <w:t xml:space="preserve"> בדצמבר 2015, פעלתי בעקביות לפיתוח והטמעה של פתרונות תוכנה מתקדמים, הן במערכות זמן-אמת והן באפליקציות מחקריות ודסקטופ, תוך הובלה של מחזורי פיתוח מלאים – מאפיון הדרישות, דרך עיצוב הארכיטקטורה, מימוש, בדיקות, אינטגרציה ועד תיעוד טכני מקיף</w:t>
+        <w:t>מאז שהצטרפתי לתע"א בדצמבר 2015, פעלתי בעקביות לפיתוח והטמעה של פתרונות תוכנה מתקדמים, הן במערכות זמן-אמת והן באפליקציות מחקריות ודסקטופ, תוך הובלה של מחזורי פיתוח מלאים – מאפיון הדרישות, דרך עיצוב הארכיטקטורה, מימוש, בדיקות, אינטגרציה ועד תיעוד טכני מקיף</w:t>
       </w:r>
       <w:r>
         <w:rPr>
@@ -3534,27 +3409,7 @@
           <w:szCs w:val="22"/>
           <w:rtl/>
         </w:rPr>
-        <w:t xml:space="preserve">תוך שיתוף פעולה הדוק עם מהנדסי </w:t>
-      </w:r>
-      <w:proofErr w:type="spellStart"/>
-      <w:r>
-        <w:rPr>
-          <w:rFonts w:ascii="Calibri" w:eastAsia="Calibri" w:hAnsi="Calibri" w:cs="Arial"/>
-          <w:sz w:val="22"/>
-          <w:szCs w:val="22"/>
-          <w:rtl/>
-        </w:rPr>
-        <w:t>אוויוניקה</w:t>
-      </w:r>
-      <w:proofErr w:type="spellEnd"/>
-      <w:r>
-        <w:rPr>
-          <w:rFonts w:ascii="Calibri" w:eastAsia="Calibri" w:hAnsi="Calibri" w:cs="Arial"/>
-          <w:sz w:val="22"/>
-          <w:szCs w:val="22"/>
-          <w:rtl/>
-        </w:rPr>
-        <w:t xml:space="preserve"> על ניסוח דרישות ותיעוד טכני. הלוגיקה עסקה בעיקר בניהול מנוע, דלק ומשאבת דלק</w:t>
+        <w:t>תוך שיתוף פעולה הדוק עם מהנדסי אוויוניקה על ניסוח דרישות ותיעוד טכני. הלוגיקה עסקה בעיקר בניהול מנוע, דלק ומשאבת דלק</w:t>
       </w:r>
       <w:r>
         <w:rPr>
@@ -3574,25 +3429,14 @@
           <w:szCs w:val="22"/>
         </w:rPr>
       </w:pPr>
-      <w:proofErr w:type="spellStart"/>
-      <w:r>
-        <w:rPr>
-          <w:rFonts w:ascii="Calibri" w:eastAsia="Calibri" w:hAnsi="Calibri" w:cs="Arial"/>
-          <w:sz w:val="22"/>
-          <w:szCs w:val="22"/>
-          <w:rtl/>
-        </w:rPr>
-        <w:t>יוזמתית</w:t>
-      </w:r>
-      <w:proofErr w:type="spellEnd"/>
-      <w:r>
-        <w:rPr>
-          <w:rFonts w:ascii="Calibri" w:eastAsia="Calibri" w:hAnsi="Calibri" w:cs="Arial"/>
-          <w:sz w:val="22"/>
-          <w:szCs w:val="22"/>
-          <w:rtl/>
-        </w:rPr>
-        <w:t>, נכנסתי לעובי הקורה ושדרגתי מקטעים משמעותיים בתוכנת השליטה של המל"ט, שנמצאה במצב קשה מבחינה תחזוקתית. בין פעולותיי הבולטות</w:t>
+      <w:r>
+        <w:rPr>
+          <w:rFonts w:ascii="Calibri" w:eastAsia="Calibri" w:hAnsi="Calibri" w:cs="Arial"/>
+          <w:sz w:val="22"/>
+          <w:szCs w:val="22"/>
+          <w:rtl/>
+        </w:rPr>
+        <w:t>יוזמתית, נכנסתי לעובי הקורה ושדרגתי מקטעים משמעותיים בתוכנת השליטה של המל"ט, שנמצאה במצב קשה מבחינה תחזוקתית. בין פעולותיי הבולטות</w:t>
       </w:r>
       <w:r>
         <w:rPr>
@@ -3790,27 +3634,7 @@
           <w:szCs w:val="22"/>
           <w:rtl/>
         </w:rPr>
-        <w:t xml:space="preserve">הסרת קוד ישן, לא פעיל ומיותר, יישור סגנון קוד, סטנדרטיזציה של שמות קבצים ומשתנים, שיפור קריאות, קוהרנטיות </w:t>
-      </w:r>
-      <w:proofErr w:type="spellStart"/>
-      <w:r>
-        <w:rPr>
-          <w:rFonts w:ascii="Calibri" w:eastAsia="Calibri" w:hAnsi="Calibri" w:cs="Arial"/>
-          <w:sz w:val="22"/>
-          <w:szCs w:val="22"/>
-          <w:rtl/>
-        </w:rPr>
-        <w:t>וקופלינג</w:t>
-      </w:r>
-      <w:proofErr w:type="spellEnd"/>
-      <w:r>
-        <w:rPr>
-          <w:rFonts w:ascii="Calibri" w:eastAsia="Calibri" w:hAnsi="Calibri" w:cs="Arial"/>
-          <w:sz w:val="22"/>
-          <w:szCs w:val="22"/>
-          <w:rtl/>
-        </w:rPr>
-        <w:t xml:space="preserve"> נמוך</w:t>
+        <w:t>הסרת קוד ישן, לא פעיל ומיותר, יישור סגנון קוד, סטנדרטיזציה של שמות קבצים ומשתנים, שיפור קריאות, קוהרנטיות וקופלינג נמוך</w:t>
       </w:r>
       <w:r>
         <w:rPr>
@@ -3874,19 +3698,8 @@
           <w:szCs w:val="22"/>
           <w:rtl/>
         </w:rPr>
-        <w:t xml:space="preserve">פיתוח אפליקציית ניטור </w:t>
-      </w:r>
-      <w:proofErr w:type="spellStart"/>
-      <w:r>
-        <w:rPr>
-          <w:rFonts w:ascii="Calibri" w:eastAsia="Calibri" w:hAnsi="Calibri" w:cs="Arial"/>
-          <w:sz w:val="22"/>
-          <w:szCs w:val="22"/>
-          <w:rtl/>
-        </w:rPr>
-        <w:t>אוויוני</w:t>
-      </w:r>
-      <w:proofErr w:type="spellEnd"/>
+        <w:t>פיתוח אפליקציית ניטור אוויוני</w:t>
+      </w:r>
       <w:r>
         <w:rPr>
           <w:rFonts w:ascii="Calibri" w:eastAsia="Calibri" w:hAnsi="Calibri" w:cs="Arial"/>
@@ -4134,31 +3947,7 @@
           <w:szCs w:val="22"/>
           <w:rtl/>
         </w:rPr>
-        <w:t xml:space="preserve">מחלקת רובוטיקה – </w:t>
-      </w:r>
-      <w:proofErr w:type="spellStart"/>
-      <w:r>
-        <w:rPr>
-          <w:rFonts w:ascii="Calibri" w:eastAsia="Calibri" w:hAnsi="Calibri" w:cs="Arial"/>
-          <w:b/>
-          <w:bCs/>
-          <w:sz w:val="22"/>
-          <w:szCs w:val="22"/>
-          <w:rtl/>
-        </w:rPr>
-        <w:t>אלתא</w:t>
-      </w:r>
-      <w:proofErr w:type="spellEnd"/>
-      <w:r>
-        <w:rPr>
-          <w:rFonts w:ascii="Calibri" w:eastAsia="Calibri" w:hAnsi="Calibri" w:cs="Arial"/>
-          <w:b/>
-          <w:bCs/>
-          <w:sz w:val="22"/>
-          <w:szCs w:val="22"/>
-          <w:rtl/>
-        </w:rPr>
-        <w:t xml:space="preserve"> (ינואר 2022 – יו</w:t>
+        <w:t>מחלקת רובוטיקה – אלתא (ינואר 2022 – יו</w:t>
       </w:r>
       <w:r>
         <w:rPr>
@@ -4881,47 +4670,7 @@
           <w:szCs w:val="22"/>
           <w:rtl/>
         </w:rPr>
-        <w:t xml:space="preserve">במהלך כל שנותיי </w:t>
-      </w:r>
-      <w:proofErr w:type="spellStart"/>
-      <w:r>
-        <w:rPr>
-          <w:rFonts w:ascii="Calibri" w:eastAsia="Calibri" w:hAnsi="Calibri" w:cs="Arial"/>
-          <w:sz w:val="22"/>
-          <w:szCs w:val="22"/>
-          <w:rtl/>
-        </w:rPr>
-        <w:t>בתע"א</w:t>
-      </w:r>
-      <w:proofErr w:type="spellEnd"/>
-      <w:r>
-        <w:rPr>
-          <w:rFonts w:ascii="Calibri" w:eastAsia="Calibri" w:hAnsi="Calibri" w:cs="Arial"/>
-          <w:sz w:val="22"/>
-          <w:szCs w:val="22"/>
-          <w:rtl/>
-        </w:rPr>
-        <w:t xml:space="preserve">, תרמתי גם בהדרכה וליווי של מהנדסי תוכנה צעירים, שיתפתי פעולה עם מהנדסי </w:t>
-      </w:r>
-      <w:proofErr w:type="spellStart"/>
-      <w:r>
-        <w:rPr>
-          <w:rFonts w:ascii="Calibri" w:eastAsia="Calibri" w:hAnsi="Calibri" w:cs="Arial"/>
-          <w:sz w:val="22"/>
-          <w:szCs w:val="22"/>
-          <w:rtl/>
-        </w:rPr>
-        <w:t>אוויוניקה</w:t>
-      </w:r>
-      <w:proofErr w:type="spellEnd"/>
-      <w:r>
-        <w:rPr>
-          <w:rFonts w:ascii="Calibri" w:eastAsia="Calibri" w:hAnsi="Calibri" w:cs="Arial"/>
-          <w:sz w:val="22"/>
-          <w:szCs w:val="22"/>
-          <w:rtl/>
-        </w:rPr>
-        <w:t xml:space="preserve"> במגוון תחומים טכניים, ותמכתי בהבנה של קוד ומסמכים מורכבים</w:t>
+        <w:t>במהלך כל שנותיי בתע"א, תרמתי גם בהדרכה וליווי של מהנדסי תוכנה צעירים, שיתפתי פעולה עם מהנדסי אוויוניקה במגוון תחומים טכניים, ותמכתי בהבנה של קוד ומסמכים מורכבים</w:t>
       </w:r>
       <w:r>
         <w:rPr>
@@ -4980,27 +4729,7 @@
           <w:szCs w:val="22"/>
           <w:rtl/>
         </w:rPr>
-        <w:t xml:space="preserve"> מכתבי המלצה ודוחות הערכה רבים שקיבלתי לאורך השנים מלקוחות, קולגות, ומנהלים </w:t>
-      </w:r>
-      <w:proofErr w:type="spellStart"/>
-      <w:r>
-        <w:rPr>
-          <w:rFonts w:ascii="Calibri" w:eastAsia="Calibri" w:hAnsi="Calibri" w:cs="Arial"/>
-          <w:sz w:val="22"/>
-          <w:szCs w:val="22"/>
-          <w:rtl/>
-        </w:rPr>
-        <w:t>בתע"א</w:t>
-      </w:r>
-      <w:proofErr w:type="spellEnd"/>
-      <w:r>
-        <w:rPr>
-          <w:rFonts w:ascii="Calibri" w:eastAsia="Calibri" w:hAnsi="Calibri" w:cs="Arial"/>
-          <w:sz w:val="22"/>
-          <w:szCs w:val="22"/>
-          <w:rtl/>
-        </w:rPr>
-        <w:t xml:space="preserve"> – המלצות המשקפות את המחויבות, המקצועיות, וההשפעה הרחבה של עבודתי</w:t>
+        <w:t xml:space="preserve"> מכתבי המלצה ודוחות הערכה רבים שקיבלתי לאורך השנים מלקוחות, קולגות, ומנהלים בתע"א – המלצות המשקפות את המחויבות, המקצועיות, וההשפעה הרחבה של עבודתי</w:t>
       </w:r>
       <w:r>
         <w:rPr>

--- a/Resume/Mikhail Jacques CV + Professional background at IAI.docx
+++ b/Resume/Mikhail Jacques CV + Professional background at IAI.docx
@@ -752,7 +752,25 @@
           <w:sz w:val="26"/>
           <w:szCs w:val="26"/>
         </w:rPr>
-        <w:t>Developed LeanFT, a proprietary automated software tool, using C# and Java.</w:t>
+        <w:t xml:space="preserve">Developed </w:t>
+      </w:r>
+      <w:proofErr w:type="spellStart"/>
+      <w:r>
+        <w:rPr>
+          <w:rFonts w:asciiTheme="minorHAnsi" w:hAnsiTheme="minorHAnsi" w:cstheme="minorHAnsi"/>
+          <w:sz w:val="26"/>
+          <w:szCs w:val="26"/>
+        </w:rPr>
+        <w:t>LeanFT</w:t>
+      </w:r>
+      <w:proofErr w:type="spellEnd"/>
+      <w:r>
+        <w:rPr>
+          <w:rFonts w:asciiTheme="minorHAnsi" w:hAnsiTheme="minorHAnsi" w:cstheme="minorHAnsi"/>
+          <w:sz w:val="26"/>
+          <w:szCs w:val="26"/>
+        </w:rPr>
+        <w:t>, a proprietary automated software tool, using C# and Java.</w:t>
       </w:r>
     </w:p>
     <w:p>
@@ -910,6 +928,7 @@
         <w:t xml:space="preserve">Software Engineer @ </w:t>
       </w:r>
       <w:hyperlink w:history="1">
+        <w:proofErr w:type="spellStart"/>
         <w:r>
           <w:rPr>
             <w:rStyle w:val="Hyperlink"/>
@@ -923,6 +942,7 @@
           </w:rPr>
           <w:t>TrioSoft</w:t>
         </w:r>
+        <w:proofErr w:type="spellEnd"/>
       </w:hyperlink>
       <w:r>
         <w:rPr>
@@ -1853,12 +1873,558 @@
     </w:p>
     <w:p>
       <w:pPr>
-        <w:bidi w:val="0"/>
-        <w:rPr>
-          <w:rFonts w:asciiTheme="minorHAnsi" w:eastAsia="Calibri" w:hAnsiTheme="minorHAnsi" w:cstheme="minorHAnsi"/>
-          <w:sz w:val="26"/>
-          <w:szCs w:val="26"/>
-          <w:lang w:bidi="en-US"/>
+        <w:pStyle w:val="NoSpacing"/>
+        <w:pBdr>
+          <w:bottom w:val="single" w:sz="4" w:space="1" w:color="auto"/>
+        </w:pBdr>
+        <w:rPr>
+          <w:b/>
+          <w:bCs/>
+          <w:sz w:val="26"/>
+          <w:szCs w:val="26"/>
+        </w:rPr>
+      </w:pPr>
+      <w:r>
+        <w:rPr>
+          <w:b/>
+          <w:bCs/>
+          <w:sz w:val="26"/>
+          <w:szCs w:val="26"/>
+        </w:rPr>
+        <w:lastRenderedPageBreak/>
+        <w:t>TECHNICAL SKILLS</w:t>
+      </w:r>
+    </w:p>
+    <w:p>
+      <w:pPr>
+        <w:pStyle w:val="NoSpacing"/>
+        <w:ind w:left="720"/>
+        <w:rPr>
+          <w:rFonts w:asciiTheme="minorHAnsi" w:hAnsiTheme="minorHAnsi" w:cstheme="minorHAnsi"/>
+          <w:sz w:val="26"/>
+          <w:szCs w:val="26"/>
+        </w:rPr>
+      </w:pPr>
+    </w:p>
+    <w:p>
+      <w:pPr>
+        <w:pStyle w:val="NoSpacing"/>
+        <w:numPr>
+          <w:ilvl w:val="0"/>
+          <w:numId w:val="3"/>
+        </w:numPr>
+        <w:rPr>
+          <w:rFonts w:asciiTheme="minorHAnsi" w:hAnsiTheme="minorHAnsi" w:cstheme="minorHAnsi"/>
+          <w:sz w:val="26"/>
+          <w:szCs w:val="26"/>
+        </w:rPr>
+      </w:pPr>
+      <w:r>
+        <w:rPr>
+          <w:rFonts w:asciiTheme="minorHAnsi" w:hAnsiTheme="minorHAnsi" w:cstheme="minorHAnsi"/>
+          <w:sz w:val="26"/>
+          <w:szCs w:val="26"/>
+        </w:rPr>
+        <w:t xml:space="preserve">AI tools: </w:t>
+      </w:r>
+      <w:r>
+        <w:rPr>
+          <w:rFonts w:asciiTheme="minorHAnsi" w:hAnsiTheme="minorHAnsi" w:cstheme="minorHAnsi"/>
+          <w:sz w:val="26"/>
+          <w:szCs w:val="26"/>
+        </w:rPr>
+        <w:t xml:space="preserve">OpenAI </w:t>
+      </w:r>
+      <w:r>
+        <w:rPr>
+          <w:rFonts w:asciiTheme="minorHAnsi" w:hAnsiTheme="minorHAnsi" w:cstheme="minorHAnsi"/>
+          <w:sz w:val="26"/>
+          <w:szCs w:val="26"/>
+        </w:rPr>
+        <w:t xml:space="preserve">ChatGPT Plus, </w:t>
+      </w:r>
+      <w:r>
+        <w:rPr>
+          <w:rFonts w:asciiTheme="minorHAnsi" w:hAnsiTheme="minorHAnsi" w:cstheme="minorHAnsi"/>
+          <w:sz w:val="26"/>
+          <w:szCs w:val="26"/>
+        </w:rPr>
+        <w:t xml:space="preserve">OpenAI Codex Programming AI, </w:t>
+      </w:r>
+      <w:r>
+        <w:rPr>
+          <w:rFonts w:asciiTheme="minorHAnsi" w:hAnsiTheme="minorHAnsi" w:cstheme="minorHAnsi"/>
+          <w:sz w:val="26"/>
+          <w:szCs w:val="26"/>
+        </w:rPr>
+        <w:t>Git</w:t>
+      </w:r>
+      <w:r>
+        <w:rPr>
+          <w:rFonts w:asciiTheme="minorHAnsi" w:hAnsiTheme="minorHAnsi" w:cstheme="minorHAnsi"/>
+          <w:sz w:val="26"/>
+          <w:szCs w:val="26"/>
+        </w:rPr>
+        <w:t>H</w:t>
+      </w:r>
+      <w:r>
+        <w:rPr>
+          <w:rFonts w:asciiTheme="minorHAnsi" w:hAnsiTheme="minorHAnsi" w:cstheme="minorHAnsi"/>
+          <w:sz w:val="26"/>
+          <w:szCs w:val="26"/>
+        </w:rPr>
+        <w:t>ub Copilot</w:t>
+      </w:r>
+      <w:r>
+        <w:rPr>
+          <w:rFonts w:asciiTheme="minorHAnsi" w:hAnsiTheme="minorHAnsi" w:cstheme="minorHAnsi"/>
+          <w:sz w:val="26"/>
+          <w:szCs w:val="26"/>
+        </w:rPr>
+        <w:t xml:space="preserve">, </w:t>
+      </w:r>
+      <w:r>
+        <w:rPr>
+          <w:rFonts w:asciiTheme="minorHAnsi" w:hAnsiTheme="minorHAnsi" w:cstheme="minorHAnsi"/>
+          <w:sz w:val="26"/>
+          <w:szCs w:val="26"/>
+        </w:rPr>
+        <w:t>Google Gemini</w:t>
+      </w:r>
+      <w:r>
+        <w:rPr>
+          <w:rFonts w:asciiTheme="minorHAnsi" w:hAnsiTheme="minorHAnsi" w:cstheme="minorHAnsi"/>
+          <w:sz w:val="26"/>
+          <w:szCs w:val="26"/>
+        </w:rPr>
+        <w:t xml:space="preserve">, Anthropic </w:t>
+      </w:r>
+      <w:r>
+        <w:rPr>
+          <w:rFonts w:asciiTheme="minorHAnsi" w:hAnsiTheme="minorHAnsi" w:cstheme="minorHAnsi"/>
+          <w:sz w:val="26"/>
+          <w:szCs w:val="26"/>
+        </w:rPr>
+        <w:t>Claude Code</w:t>
+      </w:r>
+      <w:r>
+        <w:rPr>
+          <w:rFonts w:asciiTheme="minorHAnsi" w:hAnsiTheme="minorHAnsi" w:cstheme="minorHAnsi"/>
+          <w:sz w:val="26"/>
+          <w:szCs w:val="26"/>
+        </w:rPr>
+        <w:t xml:space="preserve">, </w:t>
+      </w:r>
+      <w:r>
+        <w:rPr>
+          <w:rFonts w:asciiTheme="minorHAnsi" w:hAnsiTheme="minorHAnsi" w:cstheme="minorHAnsi"/>
+          <w:sz w:val="26"/>
+          <w:szCs w:val="26"/>
+        </w:rPr>
+        <w:t xml:space="preserve">Google </w:t>
+      </w:r>
+      <w:proofErr w:type="spellStart"/>
+      <w:r>
+        <w:rPr>
+          <w:rFonts w:asciiTheme="minorHAnsi" w:hAnsiTheme="minorHAnsi" w:cstheme="minorHAnsi"/>
+          <w:sz w:val="26"/>
+          <w:szCs w:val="26"/>
+        </w:rPr>
+        <w:t>NotebookLM</w:t>
+      </w:r>
+      <w:proofErr w:type="spellEnd"/>
+      <w:r>
+        <w:rPr>
+          <w:rFonts w:asciiTheme="minorHAnsi" w:hAnsiTheme="minorHAnsi" w:cstheme="minorHAnsi"/>
+          <w:sz w:val="26"/>
+          <w:szCs w:val="26"/>
+        </w:rPr>
+        <w:t>, Grammarly</w:t>
+      </w:r>
+    </w:p>
+    <w:p>
+      <w:pPr>
+        <w:pStyle w:val="NoSpacing"/>
+        <w:numPr>
+          <w:ilvl w:val="0"/>
+          <w:numId w:val="3"/>
+        </w:numPr>
+        <w:rPr>
+          <w:rFonts w:asciiTheme="minorHAnsi" w:hAnsiTheme="minorHAnsi" w:cstheme="minorHAnsi"/>
+          <w:sz w:val="26"/>
+          <w:szCs w:val="26"/>
+        </w:rPr>
+      </w:pPr>
+      <w:r>
+        <w:rPr>
+          <w:rFonts w:asciiTheme="minorHAnsi" w:hAnsiTheme="minorHAnsi" w:cstheme="minorHAnsi"/>
+          <w:sz w:val="26"/>
+          <w:szCs w:val="26"/>
+        </w:rPr>
+        <w:t>Programming Languages: C, C++, C#, Python</w:t>
+      </w:r>
+    </w:p>
+    <w:p>
+      <w:pPr>
+        <w:pStyle w:val="NoSpacing"/>
+        <w:numPr>
+          <w:ilvl w:val="0"/>
+          <w:numId w:val="3"/>
+        </w:numPr>
+        <w:rPr>
+          <w:rFonts w:asciiTheme="minorHAnsi" w:hAnsiTheme="minorHAnsi" w:cstheme="minorHAnsi"/>
+          <w:sz w:val="26"/>
+          <w:szCs w:val="26"/>
+        </w:rPr>
+      </w:pPr>
+      <w:r>
+        <w:rPr>
+          <w:rFonts w:asciiTheme="minorHAnsi" w:hAnsiTheme="minorHAnsi" w:cstheme="minorHAnsi"/>
+          <w:sz w:val="26"/>
+          <w:szCs w:val="26"/>
+        </w:rPr>
+        <w:t xml:space="preserve">OS: Windows, Ubuntu, </w:t>
+      </w:r>
+      <w:r>
+        <w:rPr>
+          <w:rFonts w:asciiTheme="minorHAnsi" w:hAnsiTheme="minorHAnsi" w:cstheme="minorHAnsi"/>
+          <w:sz w:val="26"/>
+          <w:szCs w:val="26"/>
+        </w:rPr>
+        <w:t xml:space="preserve">Linux Embedded, </w:t>
+      </w:r>
+      <w:r>
+        <w:rPr>
+          <w:rFonts w:asciiTheme="minorHAnsi" w:hAnsiTheme="minorHAnsi" w:cstheme="minorHAnsi"/>
+          <w:sz w:val="26"/>
+          <w:szCs w:val="26"/>
+        </w:rPr>
+        <w:t>GHS Integrity RTOS</w:t>
+      </w:r>
+    </w:p>
+    <w:p>
+      <w:pPr>
+        <w:pStyle w:val="NoSpacing"/>
+        <w:numPr>
+          <w:ilvl w:val="0"/>
+          <w:numId w:val="3"/>
+        </w:numPr>
+        <w:rPr>
+          <w:rFonts w:asciiTheme="minorHAnsi" w:hAnsiTheme="minorHAnsi" w:cstheme="minorHAnsi"/>
+          <w:sz w:val="26"/>
+          <w:szCs w:val="26"/>
+        </w:rPr>
+      </w:pPr>
+      <w:r>
+        <w:rPr>
+          <w:rFonts w:asciiTheme="minorHAnsi" w:hAnsiTheme="minorHAnsi" w:cstheme="minorHAnsi"/>
+          <w:sz w:val="26"/>
+          <w:szCs w:val="26"/>
+        </w:rPr>
+        <w:t xml:space="preserve">Design Patterns: </w:t>
+      </w:r>
+      <w:proofErr w:type="spellStart"/>
+      <w:r>
+        <w:rPr>
+          <w:rFonts w:asciiTheme="minorHAnsi" w:hAnsiTheme="minorHAnsi" w:cstheme="minorHAnsi"/>
+          <w:sz w:val="26"/>
+          <w:szCs w:val="26"/>
+        </w:rPr>
+        <w:t>GoF</w:t>
+      </w:r>
+      <w:proofErr w:type="spellEnd"/>
+      <w:r>
+        <w:rPr>
+          <w:rFonts w:asciiTheme="minorHAnsi" w:hAnsiTheme="minorHAnsi" w:cstheme="minorHAnsi"/>
+          <w:sz w:val="26"/>
+          <w:szCs w:val="26"/>
+        </w:rPr>
+        <w:t xml:space="preserve"> design patterns in C++, C#</w:t>
+      </w:r>
+    </w:p>
+    <w:p>
+      <w:pPr>
+        <w:pStyle w:val="NoSpacing"/>
+        <w:numPr>
+          <w:ilvl w:val="0"/>
+          <w:numId w:val="3"/>
+        </w:numPr>
+        <w:rPr>
+          <w:rFonts w:asciiTheme="minorHAnsi" w:hAnsiTheme="minorHAnsi" w:cstheme="minorHAnsi"/>
+          <w:sz w:val="26"/>
+          <w:szCs w:val="26"/>
+        </w:rPr>
+      </w:pPr>
+      <w:r>
+        <w:rPr>
+          <w:rFonts w:asciiTheme="minorHAnsi" w:hAnsiTheme="minorHAnsi" w:cstheme="minorHAnsi"/>
+          <w:sz w:val="26"/>
+          <w:szCs w:val="26"/>
+        </w:rPr>
+        <w:t>Networking: Boost ASIO</w:t>
+      </w:r>
+      <w:r>
+        <w:rPr>
+          <w:rFonts w:asciiTheme="minorHAnsi" w:hAnsiTheme="minorHAnsi" w:cstheme="minorHAnsi"/>
+          <w:sz w:val="26"/>
+          <w:szCs w:val="26"/>
+        </w:rPr>
+        <w:t xml:space="preserve">, </w:t>
+      </w:r>
+      <w:r>
+        <w:rPr>
+          <w:rFonts w:asciiTheme="minorHAnsi" w:hAnsiTheme="minorHAnsi" w:cstheme="minorHAnsi"/>
+          <w:sz w:val="26"/>
+          <w:szCs w:val="26"/>
+        </w:rPr>
+        <w:t xml:space="preserve">TCP/UDP, RS232, RTI DDS, SOCKS, </w:t>
+      </w:r>
+      <w:r>
+        <w:rPr>
+          <w:rFonts w:asciiTheme="minorHAnsi" w:hAnsiTheme="minorHAnsi" w:cstheme="minorHAnsi"/>
+          <w:sz w:val="26"/>
+          <w:szCs w:val="26"/>
+        </w:rPr>
+        <w:t>CAN bus</w:t>
+      </w:r>
+    </w:p>
+    <w:p>
+      <w:pPr>
+        <w:pStyle w:val="NoSpacing"/>
+        <w:numPr>
+          <w:ilvl w:val="0"/>
+          <w:numId w:val="3"/>
+        </w:numPr>
+        <w:rPr>
+          <w:rFonts w:asciiTheme="minorHAnsi" w:hAnsiTheme="minorHAnsi" w:cstheme="minorHAnsi"/>
+          <w:sz w:val="26"/>
+          <w:szCs w:val="26"/>
+        </w:rPr>
+      </w:pPr>
+      <w:r>
+        <w:rPr>
+          <w:rFonts w:asciiTheme="minorHAnsi" w:hAnsiTheme="minorHAnsi" w:cstheme="minorHAnsi"/>
+          <w:sz w:val="26"/>
+          <w:szCs w:val="26"/>
+        </w:rPr>
+        <w:t>Version Control: Git, MS TFS, SVN</w:t>
+      </w:r>
+    </w:p>
+    <w:p>
+      <w:pPr>
+        <w:pStyle w:val="NoSpacing"/>
+        <w:numPr>
+          <w:ilvl w:val="0"/>
+          <w:numId w:val="3"/>
+        </w:numPr>
+        <w:rPr>
+          <w:rFonts w:asciiTheme="minorHAnsi" w:hAnsiTheme="minorHAnsi" w:cstheme="minorHAnsi"/>
+          <w:sz w:val="26"/>
+          <w:szCs w:val="26"/>
+        </w:rPr>
+      </w:pPr>
+      <w:r>
+        <w:rPr>
+          <w:rFonts w:asciiTheme="minorHAnsi" w:hAnsiTheme="minorHAnsi" w:cstheme="minorHAnsi"/>
+          <w:sz w:val="26"/>
+          <w:szCs w:val="26"/>
+        </w:rPr>
+        <w:t>IDEs: Visual Studio, Eclipse, PyCharm</w:t>
+      </w:r>
+      <w:r>
+        <w:rPr>
+          <w:rFonts w:asciiTheme="minorHAnsi" w:hAnsiTheme="minorHAnsi" w:cstheme="minorHAnsi"/>
+          <w:sz w:val="26"/>
+          <w:szCs w:val="26"/>
+        </w:rPr>
+        <w:t xml:space="preserve">, </w:t>
+      </w:r>
+      <w:r>
+        <w:rPr>
+          <w:rFonts w:asciiTheme="minorHAnsi" w:hAnsiTheme="minorHAnsi" w:cstheme="minorHAnsi"/>
+          <w:sz w:val="26"/>
+          <w:szCs w:val="26"/>
+        </w:rPr>
+        <w:t>GHS Multi</w:t>
+      </w:r>
+    </w:p>
+    <w:p>
+      <w:pPr>
+        <w:pStyle w:val="NoSpacing"/>
+        <w:numPr>
+          <w:ilvl w:val="0"/>
+          <w:numId w:val="3"/>
+        </w:numPr>
+        <w:rPr>
+          <w:rFonts w:asciiTheme="minorHAnsi" w:hAnsiTheme="minorHAnsi" w:cstheme="minorHAnsi"/>
+          <w:sz w:val="26"/>
+          <w:szCs w:val="26"/>
+        </w:rPr>
+      </w:pPr>
+      <w:r>
+        <w:rPr>
+          <w:rFonts w:asciiTheme="minorHAnsi" w:hAnsiTheme="minorHAnsi" w:cstheme="minorHAnsi"/>
+          <w:sz w:val="26"/>
+          <w:szCs w:val="26"/>
+        </w:rPr>
+        <w:t xml:space="preserve">Source Code Editors: </w:t>
+      </w:r>
+      <w:r>
+        <w:rPr>
+          <w:rFonts w:asciiTheme="minorHAnsi" w:hAnsiTheme="minorHAnsi" w:cstheme="minorHAnsi"/>
+          <w:sz w:val="26"/>
+          <w:szCs w:val="26"/>
+        </w:rPr>
+        <w:t>V</w:t>
+      </w:r>
+      <w:r>
+        <w:rPr>
+          <w:rFonts w:asciiTheme="minorHAnsi" w:hAnsiTheme="minorHAnsi" w:cstheme="minorHAnsi"/>
+          <w:sz w:val="26"/>
+          <w:szCs w:val="26"/>
+        </w:rPr>
+        <w:t>isual Studio</w:t>
+      </w:r>
+      <w:r>
+        <w:rPr>
+          <w:rFonts w:asciiTheme="minorHAnsi" w:hAnsiTheme="minorHAnsi" w:cstheme="minorHAnsi"/>
+          <w:sz w:val="26"/>
+          <w:szCs w:val="26"/>
+        </w:rPr>
+        <w:t xml:space="preserve"> Code</w:t>
+      </w:r>
+      <w:r>
+        <w:rPr>
+          <w:rFonts w:asciiTheme="minorHAnsi" w:hAnsiTheme="minorHAnsi" w:cstheme="minorHAnsi"/>
+          <w:sz w:val="26"/>
+          <w:szCs w:val="26"/>
+        </w:rPr>
+        <w:t xml:space="preserve">, Antigravity, </w:t>
+      </w:r>
+      <w:r>
+        <w:rPr>
+          <w:rFonts w:asciiTheme="minorHAnsi" w:hAnsiTheme="minorHAnsi" w:cstheme="minorHAnsi"/>
+          <w:sz w:val="26"/>
+          <w:szCs w:val="26"/>
+        </w:rPr>
+        <w:t>Qt Creator</w:t>
+      </w:r>
+      <w:r>
+        <w:rPr>
+          <w:rFonts w:asciiTheme="minorHAnsi" w:hAnsiTheme="minorHAnsi" w:cstheme="minorHAnsi"/>
+          <w:sz w:val="26"/>
+          <w:szCs w:val="26"/>
+        </w:rPr>
+        <w:t>, O</w:t>
+      </w:r>
+      <w:r>
+        <w:rPr>
+          <w:rFonts w:asciiTheme="minorHAnsi" w:hAnsiTheme="minorHAnsi" w:cstheme="minorHAnsi"/>
+          <w:sz w:val="26"/>
+          <w:szCs w:val="26"/>
+        </w:rPr>
+        <w:t>bsidian</w:t>
+      </w:r>
+    </w:p>
+    <w:p>
+      <w:pPr>
+        <w:pStyle w:val="NoSpacing"/>
+        <w:numPr>
+          <w:ilvl w:val="0"/>
+          <w:numId w:val="3"/>
+        </w:numPr>
+        <w:rPr>
+          <w:rFonts w:asciiTheme="minorHAnsi" w:hAnsiTheme="minorHAnsi" w:cstheme="minorHAnsi"/>
+          <w:sz w:val="26"/>
+          <w:szCs w:val="26"/>
+        </w:rPr>
+      </w:pPr>
+      <w:r>
+        <w:rPr>
+          <w:rFonts w:asciiTheme="minorHAnsi" w:hAnsiTheme="minorHAnsi" w:cstheme="minorHAnsi"/>
+          <w:sz w:val="26"/>
+          <w:szCs w:val="26"/>
+        </w:rPr>
+        <w:t>Static Code Analysis Tools: KLOCWORK, PVS-Studio</w:t>
+      </w:r>
+    </w:p>
+    <w:p>
+      <w:pPr>
+        <w:pStyle w:val="NoSpacing"/>
+        <w:numPr>
+          <w:ilvl w:val="0"/>
+          <w:numId w:val="3"/>
+        </w:numPr>
+        <w:rPr>
+          <w:rFonts w:asciiTheme="minorHAnsi" w:hAnsiTheme="minorHAnsi" w:cstheme="minorHAnsi"/>
+          <w:sz w:val="26"/>
+          <w:szCs w:val="26"/>
+        </w:rPr>
+      </w:pPr>
+      <w:r>
+        <w:rPr>
+          <w:rFonts w:asciiTheme="minorHAnsi" w:hAnsiTheme="minorHAnsi" w:cstheme="minorHAnsi"/>
+          <w:sz w:val="26"/>
+          <w:szCs w:val="26"/>
+        </w:rPr>
+        <w:t>Management tools: Microsoft Azure DevOps, Jira</w:t>
+      </w:r>
+    </w:p>
+    <w:p>
+      <w:pPr>
+        <w:pStyle w:val="NoSpacing"/>
+        <w:numPr>
+          <w:ilvl w:val="0"/>
+          <w:numId w:val="3"/>
+        </w:numPr>
+        <w:rPr>
+          <w:rFonts w:asciiTheme="minorHAnsi" w:hAnsiTheme="minorHAnsi" w:cstheme="minorHAnsi"/>
+          <w:sz w:val="26"/>
+          <w:szCs w:val="26"/>
+        </w:rPr>
+      </w:pPr>
+      <w:r>
+        <w:rPr>
+          <w:rFonts w:asciiTheme="minorHAnsi" w:hAnsiTheme="minorHAnsi" w:cstheme="minorHAnsi"/>
+          <w:sz w:val="26"/>
+          <w:szCs w:val="26"/>
+        </w:rPr>
+        <w:t xml:space="preserve">Auxiliary tools: </w:t>
+      </w:r>
+      <w:proofErr w:type="spellStart"/>
+      <w:r>
+        <w:rPr>
+          <w:rFonts w:asciiTheme="minorHAnsi" w:hAnsiTheme="minorHAnsi" w:cstheme="minorHAnsi"/>
+          <w:sz w:val="26"/>
+          <w:szCs w:val="26"/>
+        </w:rPr>
+        <w:t>CMake</w:t>
+      </w:r>
+      <w:proofErr w:type="spellEnd"/>
+      <w:r>
+        <w:rPr>
+          <w:rFonts w:asciiTheme="minorHAnsi" w:hAnsiTheme="minorHAnsi" w:cstheme="minorHAnsi"/>
+          <w:sz w:val="26"/>
+          <w:szCs w:val="26"/>
+        </w:rPr>
+        <w:t xml:space="preserve">, </w:t>
+      </w:r>
+      <w:r>
+        <w:rPr>
+          <w:rFonts w:asciiTheme="minorHAnsi" w:hAnsiTheme="minorHAnsi" w:cstheme="minorHAnsi"/>
+          <w:sz w:val="26"/>
+          <w:szCs w:val="26"/>
+        </w:rPr>
+        <w:t>MS Office, Beyond Compare, Wireshark, Packet Sender, etc.</w:t>
+      </w:r>
+    </w:p>
+    <w:p>
+      <w:pPr>
+        <w:pStyle w:val="NoSpacing"/>
+        <w:rPr>
+          <w:rFonts w:asciiTheme="minorHAnsi" w:hAnsiTheme="minorHAnsi" w:cstheme="minorHAnsi"/>
+          <w:sz w:val="26"/>
+          <w:szCs w:val="26"/>
         </w:rPr>
       </w:pPr>
     </w:p>
@@ -2270,7 +2836,43 @@
           <w:sz w:val="26"/>
           <w:szCs w:val="26"/>
         </w:rPr>
-        <w:t>Diploma of Technician, Marine Electricity and Control @ Mevoot Yam Marine Technological College, Mikhmoret, Israel</w:t>
+        <w:t xml:space="preserve">Diploma of Technician, Marine Electricity and Control @ </w:t>
+      </w:r>
+      <w:proofErr w:type="spellStart"/>
+      <w:r>
+        <w:rPr>
+          <w:rFonts w:asciiTheme="minorHAnsi" w:hAnsiTheme="minorHAnsi" w:cstheme="minorHAnsi"/>
+          <w:sz w:val="26"/>
+          <w:szCs w:val="26"/>
+        </w:rPr>
+        <w:t>Mevoot</w:t>
+      </w:r>
+      <w:proofErr w:type="spellEnd"/>
+      <w:r>
+        <w:rPr>
+          <w:rFonts w:asciiTheme="minorHAnsi" w:hAnsiTheme="minorHAnsi" w:cstheme="minorHAnsi"/>
+          <w:sz w:val="26"/>
+          <w:szCs w:val="26"/>
+        </w:rPr>
+        <w:t xml:space="preserve"> Yam Marine Technological College, </w:t>
+      </w:r>
+      <w:proofErr w:type="spellStart"/>
+      <w:r>
+        <w:rPr>
+          <w:rFonts w:asciiTheme="minorHAnsi" w:hAnsiTheme="minorHAnsi" w:cstheme="minorHAnsi"/>
+          <w:sz w:val="26"/>
+          <w:szCs w:val="26"/>
+        </w:rPr>
+        <w:t>Mikhmoret</w:t>
+      </w:r>
+      <w:proofErr w:type="spellEnd"/>
+      <w:r>
+        <w:rPr>
+          <w:rFonts w:asciiTheme="minorHAnsi" w:hAnsiTheme="minorHAnsi" w:cstheme="minorHAnsi"/>
+          <w:sz w:val="26"/>
+          <w:szCs w:val="26"/>
+        </w:rPr>
+        <w:t>, Israel</w:t>
       </w:r>
     </w:p>
     <w:p>
@@ -2377,26 +2979,15 @@
           <w:sz w:val="26"/>
           <w:szCs w:val="26"/>
         </w:rPr>
-        <w:t>TECHNICAL SKILLS</w:t>
-      </w:r>
-    </w:p>
-    <w:p>
-      <w:pPr>
-        <w:pStyle w:val="NoSpacing"/>
-        <w:ind w:left="720"/>
-        <w:rPr>
-          <w:rFonts w:asciiTheme="minorHAnsi" w:hAnsiTheme="minorHAnsi" w:cstheme="minorHAnsi"/>
-          <w:sz w:val="26"/>
-          <w:szCs w:val="26"/>
-        </w:rPr>
-      </w:pPr>
+        <w:t>AWARDS</w:t>
+      </w:r>
     </w:p>
     <w:p>
       <w:pPr>
         <w:pStyle w:val="NoSpacing"/>
         <w:numPr>
           <w:ilvl w:val="0"/>
-          <w:numId w:val="3"/>
+          <w:numId w:val="11"/>
         </w:numPr>
         <w:rPr>
           <w:rFonts w:asciiTheme="minorHAnsi" w:hAnsiTheme="minorHAnsi" w:cstheme="minorHAnsi"/>
@@ -2410,459 +3001,7 @@
           <w:sz w:val="26"/>
           <w:szCs w:val="26"/>
         </w:rPr>
-        <w:t xml:space="preserve">AI tools: </w:t>
-      </w:r>
-      <w:r>
-        <w:rPr>
-          <w:rFonts w:asciiTheme="minorHAnsi" w:hAnsiTheme="minorHAnsi" w:cstheme="minorHAnsi"/>
-          <w:sz w:val="26"/>
-          <w:szCs w:val="26"/>
-        </w:rPr>
-        <w:t xml:space="preserve">OpenAI </w:t>
-      </w:r>
-      <w:r>
-        <w:rPr>
-          <w:rFonts w:asciiTheme="minorHAnsi" w:hAnsiTheme="minorHAnsi" w:cstheme="minorHAnsi"/>
-          <w:sz w:val="26"/>
-          <w:szCs w:val="26"/>
-        </w:rPr>
-        <w:t xml:space="preserve">ChatGPT Plus, </w:t>
-      </w:r>
-      <w:r>
-        <w:rPr>
-          <w:rFonts w:asciiTheme="minorHAnsi" w:hAnsiTheme="minorHAnsi" w:cstheme="minorHAnsi"/>
-          <w:sz w:val="26"/>
-          <w:szCs w:val="26"/>
-        </w:rPr>
-        <w:t xml:space="preserve">OpenAI Codex Programming AI, </w:t>
-      </w:r>
-      <w:r>
-        <w:rPr>
-          <w:rFonts w:asciiTheme="minorHAnsi" w:hAnsiTheme="minorHAnsi" w:cstheme="minorHAnsi"/>
-          <w:sz w:val="26"/>
-          <w:szCs w:val="26"/>
-        </w:rPr>
-        <w:t>Git</w:t>
-      </w:r>
-      <w:r>
-        <w:rPr>
-          <w:rFonts w:asciiTheme="minorHAnsi" w:hAnsiTheme="minorHAnsi" w:cstheme="minorHAnsi"/>
-          <w:sz w:val="26"/>
-          <w:szCs w:val="26"/>
-        </w:rPr>
-        <w:t>H</w:t>
-      </w:r>
-      <w:r>
-        <w:rPr>
-          <w:rFonts w:asciiTheme="minorHAnsi" w:hAnsiTheme="minorHAnsi" w:cstheme="minorHAnsi"/>
-          <w:sz w:val="26"/>
-          <w:szCs w:val="26"/>
-        </w:rPr>
-        <w:t>ub Copilot</w:t>
-      </w:r>
-      <w:r>
-        <w:rPr>
-          <w:rFonts w:asciiTheme="minorHAnsi" w:hAnsiTheme="minorHAnsi" w:cstheme="minorHAnsi"/>
-          <w:sz w:val="26"/>
-          <w:szCs w:val="26"/>
-        </w:rPr>
-        <w:t xml:space="preserve">, </w:t>
-      </w:r>
-      <w:r>
-        <w:rPr>
-          <w:rFonts w:asciiTheme="minorHAnsi" w:hAnsiTheme="minorHAnsi" w:cstheme="minorHAnsi"/>
-          <w:sz w:val="26"/>
-          <w:szCs w:val="26"/>
-        </w:rPr>
-        <w:t>Google Gemini</w:t>
-      </w:r>
-      <w:r>
-        <w:rPr>
-          <w:rFonts w:asciiTheme="minorHAnsi" w:hAnsiTheme="minorHAnsi" w:cstheme="minorHAnsi"/>
-          <w:sz w:val="26"/>
-          <w:szCs w:val="26"/>
-        </w:rPr>
-        <w:t xml:space="preserve">, Anthropic </w:t>
-      </w:r>
-      <w:r>
-        <w:rPr>
-          <w:rFonts w:asciiTheme="minorHAnsi" w:hAnsiTheme="minorHAnsi" w:cstheme="minorHAnsi"/>
-          <w:sz w:val="26"/>
-          <w:szCs w:val="26"/>
-        </w:rPr>
-        <w:t>Claude Code</w:t>
-      </w:r>
-      <w:r>
-        <w:rPr>
-          <w:rFonts w:asciiTheme="minorHAnsi" w:hAnsiTheme="minorHAnsi" w:cstheme="minorHAnsi"/>
-          <w:sz w:val="26"/>
-          <w:szCs w:val="26"/>
-        </w:rPr>
-        <w:t xml:space="preserve">, </w:t>
-      </w:r>
-      <w:r>
-        <w:rPr>
-          <w:rFonts w:asciiTheme="minorHAnsi" w:hAnsiTheme="minorHAnsi" w:cstheme="minorHAnsi"/>
-          <w:sz w:val="26"/>
-          <w:szCs w:val="26"/>
-        </w:rPr>
-        <w:t>Google NotebookLM</w:t>
-      </w:r>
-      <w:r>
-        <w:rPr>
-          <w:rFonts w:asciiTheme="minorHAnsi" w:hAnsiTheme="minorHAnsi" w:cstheme="minorHAnsi"/>
-          <w:sz w:val="26"/>
-          <w:szCs w:val="26"/>
-        </w:rPr>
-        <w:t>, Grammarly</w:t>
-      </w:r>
-    </w:p>
-    <w:p>
-      <w:pPr>
-        <w:pStyle w:val="NoSpacing"/>
-        <w:numPr>
-          <w:ilvl w:val="0"/>
-          <w:numId w:val="3"/>
-        </w:numPr>
-        <w:rPr>
-          <w:rFonts w:asciiTheme="minorHAnsi" w:hAnsiTheme="minorHAnsi" w:cstheme="minorHAnsi"/>
-          <w:sz w:val="26"/>
-          <w:szCs w:val="26"/>
-        </w:rPr>
-      </w:pPr>
-      <w:r>
-        <w:rPr>
-          <w:rFonts w:asciiTheme="minorHAnsi" w:hAnsiTheme="minorHAnsi" w:cstheme="minorHAnsi"/>
-          <w:sz w:val="26"/>
-          <w:szCs w:val="26"/>
-        </w:rPr>
-        <w:t>Programming Languages: C, C++, C#, Python</w:t>
-      </w:r>
-    </w:p>
-    <w:p>
-      <w:pPr>
-        <w:pStyle w:val="NoSpacing"/>
-        <w:numPr>
-          <w:ilvl w:val="0"/>
-          <w:numId w:val="3"/>
-        </w:numPr>
-        <w:rPr>
-          <w:rFonts w:asciiTheme="minorHAnsi" w:hAnsiTheme="minorHAnsi" w:cstheme="minorHAnsi"/>
-          <w:sz w:val="26"/>
-          <w:szCs w:val="26"/>
-        </w:rPr>
-      </w:pPr>
-      <w:r>
-        <w:rPr>
-          <w:rFonts w:asciiTheme="minorHAnsi" w:hAnsiTheme="minorHAnsi" w:cstheme="minorHAnsi"/>
-          <w:sz w:val="26"/>
-          <w:szCs w:val="26"/>
-        </w:rPr>
-        <w:t xml:space="preserve">OS: Windows, Ubuntu, </w:t>
-      </w:r>
-      <w:r>
-        <w:rPr>
-          <w:rFonts w:asciiTheme="minorHAnsi" w:hAnsiTheme="minorHAnsi" w:cstheme="minorHAnsi"/>
-          <w:sz w:val="26"/>
-          <w:szCs w:val="26"/>
-        </w:rPr>
-        <w:t xml:space="preserve">Linux Embedded, </w:t>
-      </w:r>
-      <w:r>
-        <w:rPr>
-          <w:rFonts w:asciiTheme="minorHAnsi" w:hAnsiTheme="minorHAnsi" w:cstheme="minorHAnsi"/>
-          <w:sz w:val="26"/>
-          <w:szCs w:val="26"/>
-        </w:rPr>
-        <w:t>GHS Integrity RTOS</w:t>
-      </w:r>
-    </w:p>
-    <w:p>
-      <w:pPr>
-        <w:pStyle w:val="NoSpacing"/>
-        <w:numPr>
-          <w:ilvl w:val="0"/>
-          <w:numId w:val="3"/>
-        </w:numPr>
-        <w:rPr>
-          <w:rFonts w:asciiTheme="minorHAnsi" w:hAnsiTheme="minorHAnsi" w:cstheme="minorHAnsi"/>
-          <w:sz w:val="26"/>
-          <w:szCs w:val="26"/>
-        </w:rPr>
-      </w:pPr>
-      <w:r>
-        <w:rPr>
-          <w:rFonts w:asciiTheme="minorHAnsi" w:hAnsiTheme="minorHAnsi" w:cstheme="minorHAnsi"/>
-          <w:sz w:val="26"/>
-          <w:szCs w:val="26"/>
-        </w:rPr>
-        <w:t>Design Patterns: GoF design patterns in C++, C#</w:t>
-      </w:r>
-    </w:p>
-    <w:p>
-      <w:pPr>
-        <w:pStyle w:val="NoSpacing"/>
-        <w:numPr>
-          <w:ilvl w:val="0"/>
-          <w:numId w:val="3"/>
-        </w:numPr>
-        <w:rPr>
-          <w:rFonts w:asciiTheme="minorHAnsi" w:hAnsiTheme="minorHAnsi" w:cstheme="minorHAnsi"/>
-          <w:sz w:val="26"/>
-          <w:szCs w:val="26"/>
-        </w:rPr>
-      </w:pPr>
-      <w:r>
-        <w:rPr>
-          <w:rFonts w:asciiTheme="minorHAnsi" w:hAnsiTheme="minorHAnsi" w:cstheme="minorHAnsi"/>
-          <w:sz w:val="26"/>
-          <w:szCs w:val="26"/>
-        </w:rPr>
-        <w:t>Networking: Boost ASIO</w:t>
-      </w:r>
-      <w:r>
-        <w:rPr>
-          <w:rFonts w:asciiTheme="minorHAnsi" w:hAnsiTheme="minorHAnsi" w:cstheme="minorHAnsi"/>
-          <w:sz w:val="26"/>
-          <w:szCs w:val="26"/>
-        </w:rPr>
-        <w:t xml:space="preserve">, </w:t>
-      </w:r>
-      <w:r>
-        <w:rPr>
-          <w:rFonts w:asciiTheme="minorHAnsi" w:hAnsiTheme="minorHAnsi" w:cstheme="minorHAnsi"/>
-          <w:sz w:val="26"/>
-          <w:szCs w:val="26"/>
-        </w:rPr>
-        <w:t xml:space="preserve">TCP/UDP, RS232, RTI DDS, SOCKS, </w:t>
-      </w:r>
-      <w:r>
-        <w:rPr>
-          <w:rFonts w:asciiTheme="minorHAnsi" w:hAnsiTheme="minorHAnsi" w:cstheme="minorHAnsi"/>
-          <w:sz w:val="26"/>
-          <w:szCs w:val="26"/>
-        </w:rPr>
-        <w:t>CAN bus</w:t>
-      </w:r>
-    </w:p>
-    <w:p>
-      <w:pPr>
-        <w:pStyle w:val="NoSpacing"/>
-        <w:numPr>
-          <w:ilvl w:val="0"/>
-          <w:numId w:val="3"/>
-        </w:numPr>
-        <w:rPr>
-          <w:rFonts w:asciiTheme="minorHAnsi" w:hAnsiTheme="minorHAnsi" w:cstheme="minorHAnsi"/>
-          <w:sz w:val="26"/>
-          <w:szCs w:val="26"/>
-        </w:rPr>
-      </w:pPr>
-      <w:r>
-        <w:rPr>
-          <w:rFonts w:asciiTheme="minorHAnsi" w:hAnsiTheme="minorHAnsi" w:cstheme="minorHAnsi"/>
-          <w:sz w:val="26"/>
-          <w:szCs w:val="26"/>
-        </w:rPr>
-        <w:t>Version Control: Git, MS TFS, SVN</w:t>
-      </w:r>
-    </w:p>
-    <w:p>
-      <w:pPr>
-        <w:pStyle w:val="NoSpacing"/>
-        <w:numPr>
-          <w:ilvl w:val="0"/>
-          <w:numId w:val="3"/>
-        </w:numPr>
-        <w:rPr>
-          <w:rFonts w:asciiTheme="minorHAnsi" w:hAnsiTheme="minorHAnsi" w:cstheme="minorHAnsi"/>
-          <w:sz w:val="26"/>
-          <w:szCs w:val="26"/>
-        </w:rPr>
-      </w:pPr>
-      <w:r>
-        <w:rPr>
-          <w:rFonts w:asciiTheme="minorHAnsi" w:hAnsiTheme="minorHAnsi" w:cstheme="minorHAnsi"/>
-          <w:sz w:val="26"/>
-          <w:szCs w:val="26"/>
-        </w:rPr>
-        <w:t>IDEs: Visual Studio, Eclipse, PyCharm</w:t>
-      </w:r>
-      <w:r>
-        <w:rPr>
-          <w:rFonts w:asciiTheme="minorHAnsi" w:hAnsiTheme="minorHAnsi" w:cstheme="minorHAnsi"/>
-          <w:sz w:val="26"/>
-          <w:szCs w:val="26"/>
-        </w:rPr>
-        <w:t xml:space="preserve">, </w:t>
-      </w:r>
-      <w:r>
-        <w:rPr>
-          <w:rFonts w:asciiTheme="minorHAnsi" w:hAnsiTheme="minorHAnsi" w:cstheme="minorHAnsi"/>
-          <w:sz w:val="26"/>
-          <w:szCs w:val="26"/>
-        </w:rPr>
-        <w:t>GHS Multi</w:t>
-      </w:r>
-    </w:p>
-    <w:p>
-      <w:pPr>
-        <w:pStyle w:val="NoSpacing"/>
-        <w:numPr>
-          <w:ilvl w:val="0"/>
-          <w:numId w:val="3"/>
-        </w:numPr>
-        <w:rPr>
-          <w:rFonts w:asciiTheme="minorHAnsi" w:hAnsiTheme="minorHAnsi" w:cstheme="minorHAnsi"/>
-          <w:sz w:val="26"/>
-          <w:szCs w:val="26"/>
-        </w:rPr>
-      </w:pPr>
-      <w:r>
-        <w:rPr>
-          <w:rFonts w:asciiTheme="minorHAnsi" w:hAnsiTheme="minorHAnsi" w:cstheme="minorHAnsi"/>
-          <w:sz w:val="26"/>
-          <w:szCs w:val="26"/>
-        </w:rPr>
-        <w:t xml:space="preserve">Source Code Editors: </w:t>
-      </w:r>
-      <w:r>
-        <w:rPr>
-          <w:rFonts w:asciiTheme="minorHAnsi" w:hAnsiTheme="minorHAnsi" w:cstheme="minorHAnsi"/>
-          <w:sz w:val="26"/>
-          <w:szCs w:val="26"/>
-        </w:rPr>
-        <w:t>V</w:t>
-      </w:r>
-      <w:r>
-        <w:rPr>
-          <w:rFonts w:asciiTheme="minorHAnsi" w:hAnsiTheme="minorHAnsi" w:cstheme="minorHAnsi"/>
-          <w:sz w:val="26"/>
-          <w:szCs w:val="26"/>
-        </w:rPr>
-        <w:t>isual Studio</w:t>
-      </w:r>
-      <w:r>
-        <w:rPr>
-          <w:rFonts w:asciiTheme="minorHAnsi" w:hAnsiTheme="minorHAnsi" w:cstheme="minorHAnsi"/>
-          <w:sz w:val="26"/>
-          <w:szCs w:val="26"/>
-        </w:rPr>
-        <w:t xml:space="preserve"> Code</w:t>
-      </w:r>
-      <w:r>
-        <w:rPr>
-          <w:rFonts w:asciiTheme="minorHAnsi" w:hAnsiTheme="minorHAnsi" w:cstheme="minorHAnsi"/>
-          <w:sz w:val="26"/>
-          <w:szCs w:val="26"/>
-        </w:rPr>
-        <w:t xml:space="preserve">, Antigravity, </w:t>
-      </w:r>
-      <w:r>
-        <w:rPr>
-          <w:rFonts w:asciiTheme="minorHAnsi" w:hAnsiTheme="minorHAnsi" w:cstheme="minorHAnsi"/>
-          <w:sz w:val="26"/>
-          <w:szCs w:val="26"/>
-        </w:rPr>
-        <w:t>Qt Creator</w:t>
-      </w:r>
-      <w:r>
-        <w:rPr>
-          <w:rFonts w:asciiTheme="minorHAnsi" w:hAnsiTheme="minorHAnsi" w:cstheme="minorHAnsi"/>
-          <w:sz w:val="26"/>
-          <w:szCs w:val="26"/>
-        </w:rPr>
-        <w:t>, O</w:t>
-      </w:r>
-      <w:r>
-        <w:rPr>
-          <w:rFonts w:asciiTheme="minorHAnsi" w:hAnsiTheme="minorHAnsi" w:cstheme="minorHAnsi"/>
-          <w:sz w:val="26"/>
-          <w:szCs w:val="26"/>
-        </w:rPr>
-        <w:t>bsidian</w:t>
-      </w:r>
-    </w:p>
-    <w:p>
-      <w:pPr>
-        <w:pStyle w:val="NoSpacing"/>
-        <w:numPr>
-          <w:ilvl w:val="0"/>
-          <w:numId w:val="3"/>
-        </w:numPr>
-        <w:rPr>
-          <w:rFonts w:asciiTheme="minorHAnsi" w:hAnsiTheme="minorHAnsi" w:cstheme="minorHAnsi"/>
-          <w:sz w:val="26"/>
-          <w:szCs w:val="26"/>
-        </w:rPr>
-      </w:pPr>
-      <w:r>
-        <w:rPr>
-          <w:rFonts w:asciiTheme="minorHAnsi" w:hAnsiTheme="minorHAnsi" w:cstheme="minorHAnsi"/>
-          <w:sz w:val="26"/>
-          <w:szCs w:val="26"/>
-        </w:rPr>
-        <w:t>Static Code Analysis Tools: KLOCWORK, PVS-Studio</w:t>
-      </w:r>
-    </w:p>
-    <w:p>
-      <w:pPr>
-        <w:pStyle w:val="NoSpacing"/>
-        <w:numPr>
-          <w:ilvl w:val="0"/>
-          <w:numId w:val="3"/>
-        </w:numPr>
-        <w:rPr>
-          <w:rFonts w:asciiTheme="minorHAnsi" w:hAnsiTheme="minorHAnsi" w:cstheme="minorHAnsi"/>
-          <w:sz w:val="26"/>
-          <w:szCs w:val="26"/>
-        </w:rPr>
-      </w:pPr>
-      <w:r>
-        <w:rPr>
-          <w:rFonts w:asciiTheme="minorHAnsi" w:hAnsiTheme="minorHAnsi" w:cstheme="minorHAnsi"/>
-          <w:sz w:val="26"/>
-          <w:szCs w:val="26"/>
-        </w:rPr>
-        <w:t>Management tools: Microsoft Azure DevOps, Jira</w:t>
-      </w:r>
-    </w:p>
-    <w:p>
-      <w:pPr>
-        <w:pStyle w:val="NoSpacing"/>
-        <w:numPr>
-          <w:ilvl w:val="0"/>
-          <w:numId w:val="3"/>
-        </w:numPr>
-        <w:rPr>
-          <w:rFonts w:asciiTheme="minorHAnsi" w:hAnsiTheme="minorHAnsi" w:cstheme="minorHAnsi"/>
-          <w:sz w:val="26"/>
-          <w:szCs w:val="26"/>
-        </w:rPr>
-      </w:pPr>
-      <w:r>
-        <w:rPr>
-          <w:rFonts w:asciiTheme="minorHAnsi" w:hAnsiTheme="minorHAnsi" w:cstheme="minorHAnsi"/>
-          <w:sz w:val="26"/>
-          <w:szCs w:val="26"/>
-        </w:rPr>
-        <w:t xml:space="preserve">Auxiliary tools: </w:t>
-      </w:r>
-      <w:r>
-        <w:rPr>
-          <w:rFonts w:asciiTheme="minorHAnsi" w:hAnsiTheme="minorHAnsi" w:cstheme="minorHAnsi"/>
-          <w:sz w:val="26"/>
-          <w:szCs w:val="26"/>
-        </w:rPr>
-        <w:t xml:space="preserve">CMake, </w:t>
-      </w:r>
-      <w:r>
-        <w:rPr>
-          <w:rFonts w:asciiTheme="minorHAnsi" w:hAnsiTheme="minorHAnsi" w:cstheme="minorHAnsi"/>
-          <w:sz w:val="26"/>
-          <w:szCs w:val="26"/>
-        </w:rPr>
-        <w:t>MS Office, Beyond Compare, Wireshark, Packet Sender, etc.</w:t>
+        <w:t>Recipient of the NSERC (Natural Sciences and Engineering Research Council of Canada) Postgraduate Scholarship (PGS)</w:t>
       </w:r>
     </w:p>
     <w:p>
@@ -3112,7 +3251,23 @@
           <w:sz w:val="26"/>
           <w:szCs w:val="26"/>
         </w:rPr>
-        <w:t>Israeli Navy (Shayetet 13)</w:t>
+        <w:t>Israeli Navy (</w:t>
+      </w:r>
+      <w:proofErr w:type="spellStart"/>
+      <w:r>
+        <w:rPr>
+          <w:sz w:val="26"/>
+          <w:szCs w:val="26"/>
+        </w:rPr>
+        <w:t>Shayetet</w:t>
+      </w:r>
+      <w:proofErr w:type="spellEnd"/>
+      <w:r>
+        <w:rPr>
+          <w:sz w:val="26"/>
+          <w:szCs w:val="26"/>
+        </w:rPr>
+        <w:t xml:space="preserve"> 13)</w:t>
       </w:r>
     </w:p>
     <w:p>
@@ -3133,51 +3288,34 @@
         </w:rPr>
         <w:t>Maintained secure operational condition of naval electrical systems.</w:t>
       </w:r>
-    </w:p>
-    <w:p>
-      <w:pPr>
-        <w:pStyle w:val="NoSpacing"/>
-        <w:ind w:left="1440"/>
-        <w:rPr>
-          <w:rFonts w:asciiTheme="minorHAnsi" w:hAnsiTheme="minorHAnsi" w:cstheme="minorHAnsi"/>
-          <w:sz w:val="26"/>
-          <w:szCs w:val="26"/>
-        </w:rPr>
-      </w:pPr>
     </w:p>
     <w:p>
       <w:pPr>
         <w:bidi w:val="0"/>
         <w:spacing w:after="200" w:line="276" w:lineRule="auto"/>
         <w:rPr>
-          <w:rFonts w:asciiTheme="minorHAnsi" w:eastAsia="Calibri" w:hAnsiTheme="minorHAnsi" w:cstheme="minorHAnsi"/>
-          <w:sz w:val="26"/>
-          <w:szCs w:val="26"/>
-          <w:lang w:bidi="en-US"/>
-        </w:rPr>
-      </w:pPr>
-      <w:r>
-        <w:rPr>
-          <w:rFonts w:asciiTheme="minorHAnsi" w:hAnsiTheme="minorHAnsi" w:cstheme="minorHAnsi"/>
-          <w:sz w:val="26"/>
-          <w:szCs w:val="26"/>
+          <w:rFonts w:ascii="Calibri" w:eastAsia="Calibri" w:hAnsi="Calibri" w:cs="Arial"/>
+          <w:b/>
+          <w:bCs/>
+          <w:sz w:val="22"/>
+          <w:szCs w:val="22"/>
+          <w:rtl/>
+        </w:rPr>
+      </w:pPr>
+      <w:r>
+        <w:rPr>
+          <w:rFonts w:ascii="Calibri" w:eastAsia="Calibri" w:hAnsi="Calibri" w:cs="Arial"/>
+          <w:b/>
+          <w:bCs/>
+          <w:sz w:val="22"/>
+          <w:szCs w:val="22"/>
+          <w:rtl/>
         </w:rPr>
         <w:br w:type="page"/>
       </w:r>
     </w:p>
     <w:p>
       <w:pPr>
-        <w:pStyle w:val="NoSpacing"/>
-        <w:ind w:left="1440"/>
-        <w:rPr>
-          <w:rFonts w:asciiTheme="minorHAnsi" w:hAnsiTheme="minorHAnsi" w:cstheme="minorHAnsi"/>
-          <w:sz w:val="26"/>
-          <w:szCs w:val="26"/>
-        </w:rPr>
-      </w:pPr>
-    </w:p>
-    <w:p>
-      <w:pPr>
         <w:spacing w:after="200" w:line="276" w:lineRule="auto"/>
         <w:rPr>
           <w:rFonts w:ascii="Calibri" w:eastAsia="Calibri" w:hAnsi="Calibri" w:cs="Arial"/>
@@ -3194,6 +3332,7 @@
           <w:szCs w:val="22"/>
           <w:rtl/>
         </w:rPr>
+        <w:lastRenderedPageBreak/>
         <w:t>נושא</w:t>
       </w:r>
       <w:r>
@@ -3221,8 +3360,19 @@
           <w:szCs w:val="22"/>
           <w:rtl/>
         </w:rPr>
-        <w:t>סיכום פעילות מקצועית במסגרת עבודתי בתע"א</w:t>
-      </w:r>
+        <w:t xml:space="preserve">סיכום פעילות מקצועית במסגרת עבודתי </w:t>
+      </w:r>
+      <w:proofErr w:type="spellStart"/>
+      <w:r>
+        <w:rPr>
+          <w:rFonts w:ascii="Calibri" w:eastAsia="Calibri" w:hAnsi="Calibri" w:cs="Arial"/>
+          <w:sz w:val="22"/>
+          <w:szCs w:val="22"/>
+          <w:rtl/>
+        </w:rPr>
+        <w:t>בתע"א</w:t>
+      </w:r>
+      <w:proofErr w:type="spellEnd"/>
     </w:p>
     <w:p>
       <w:pPr>
@@ -3294,7 +3444,27 @@
           <w:szCs w:val="22"/>
           <w:rtl/>
         </w:rPr>
-        <w:t>מאז שהצטרפתי לתע"א בדצמבר 2015, פעלתי בעקביות לפיתוח והטמעה של פתרונות תוכנה מתקדמים, הן במערכות זמן-אמת והן באפליקציות מחקריות ודסקטופ, תוך הובלה של מחזורי פיתוח מלאים – מאפיון הדרישות, דרך עיצוב הארכיטקטורה, מימוש, בדיקות, אינטגרציה ועד תיעוד טכני מקיף</w:t>
+        <w:t xml:space="preserve">מאז שהצטרפתי </w:t>
+      </w:r>
+      <w:proofErr w:type="spellStart"/>
+      <w:r>
+        <w:rPr>
+          <w:rFonts w:ascii="Calibri" w:eastAsia="Calibri" w:hAnsi="Calibri" w:cs="Arial"/>
+          <w:sz w:val="22"/>
+          <w:szCs w:val="22"/>
+          <w:rtl/>
+        </w:rPr>
+        <w:t>לתע"א</w:t>
+      </w:r>
+      <w:proofErr w:type="spellEnd"/>
+      <w:r>
+        <w:rPr>
+          <w:rFonts w:ascii="Calibri" w:eastAsia="Calibri" w:hAnsi="Calibri" w:cs="Arial"/>
+          <w:sz w:val="22"/>
+          <w:szCs w:val="22"/>
+          <w:rtl/>
+        </w:rPr>
+        <w:t xml:space="preserve"> בדצמבר 2015, פעלתי בעקביות לפיתוח והטמעה של פתרונות תוכנה מתקדמים, הן במערכות זמן-אמת והן באפליקציות מחקריות ודסקטופ, תוך הובלה של מחזורי פיתוח מלאים – מאפיון הדרישות, דרך עיצוב הארכיטקטורה, מימוש, בדיקות, אינטגרציה ועד תיעוד טכני מקיף</w:t>
       </w:r>
       <w:r>
         <w:rPr>
@@ -3409,7 +3579,27 @@
           <w:szCs w:val="22"/>
           <w:rtl/>
         </w:rPr>
-        <w:t>תוך שיתוף פעולה הדוק עם מהנדסי אוויוניקה על ניסוח דרישות ותיעוד טכני. הלוגיקה עסקה בעיקר בניהול מנוע, דלק ומשאבת דלק</w:t>
+        <w:t xml:space="preserve">תוך שיתוף פעולה הדוק עם מהנדסי </w:t>
+      </w:r>
+      <w:proofErr w:type="spellStart"/>
+      <w:r>
+        <w:rPr>
+          <w:rFonts w:ascii="Calibri" w:eastAsia="Calibri" w:hAnsi="Calibri" w:cs="Arial"/>
+          <w:sz w:val="22"/>
+          <w:szCs w:val="22"/>
+          <w:rtl/>
+        </w:rPr>
+        <w:t>אוויוניקה</w:t>
+      </w:r>
+      <w:proofErr w:type="spellEnd"/>
+      <w:r>
+        <w:rPr>
+          <w:rFonts w:ascii="Calibri" w:eastAsia="Calibri" w:hAnsi="Calibri" w:cs="Arial"/>
+          <w:sz w:val="22"/>
+          <w:szCs w:val="22"/>
+          <w:rtl/>
+        </w:rPr>
+        <w:t xml:space="preserve"> על ניסוח דרישות ותיעוד טכני. הלוגיקה עסקה בעיקר בניהול מנוע, דלק ומשאבת דלק</w:t>
       </w:r>
       <w:r>
         <w:rPr>
@@ -3429,14 +3619,25 @@
           <w:szCs w:val="22"/>
         </w:rPr>
       </w:pPr>
-      <w:r>
-        <w:rPr>
-          <w:rFonts w:ascii="Calibri" w:eastAsia="Calibri" w:hAnsi="Calibri" w:cs="Arial"/>
-          <w:sz w:val="22"/>
-          <w:szCs w:val="22"/>
-          <w:rtl/>
-        </w:rPr>
-        <w:t>יוזמתית, נכנסתי לעובי הקורה ושדרגתי מקטעים משמעותיים בתוכנת השליטה של המל"ט, שנמצאה במצב קשה מבחינה תחזוקתית. בין פעולותיי הבולטות</w:t>
+      <w:proofErr w:type="spellStart"/>
+      <w:r>
+        <w:rPr>
+          <w:rFonts w:ascii="Calibri" w:eastAsia="Calibri" w:hAnsi="Calibri" w:cs="Arial"/>
+          <w:sz w:val="22"/>
+          <w:szCs w:val="22"/>
+          <w:rtl/>
+        </w:rPr>
+        <w:t>יוזמתית</w:t>
+      </w:r>
+      <w:proofErr w:type="spellEnd"/>
+      <w:r>
+        <w:rPr>
+          <w:rFonts w:ascii="Calibri" w:eastAsia="Calibri" w:hAnsi="Calibri" w:cs="Arial"/>
+          <w:sz w:val="22"/>
+          <w:szCs w:val="22"/>
+          <w:rtl/>
+        </w:rPr>
+        <w:t>, נכנסתי לעובי הקורה ושדרגתי מקטעים משמעותיים בתוכנת השליטה של המל"ט, שנמצאה במצב קשה מבחינה תחזוקתית. בין פעולותיי הבולטות</w:t>
       </w:r>
       <w:r>
         <w:rPr>
@@ -3634,7 +3835,27 @@
           <w:szCs w:val="22"/>
           <w:rtl/>
         </w:rPr>
-        <w:t>הסרת קוד ישן, לא פעיל ומיותר, יישור סגנון קוד, סטנדרטיזציה של שמות קבצים ומשתנים, שיפור קריאות, קוהרנטיות וקופלינג נמוך</w:t>
+        <w:t xml:space="preserve">הסרת קוד ישן, לא פעיל ומיותר, יישור סגנון קוד, סטנדרטיזציה של שמות קבצים ומשתנים, שיפור קריאות, קוהרנטיות </w:t>
+      </w:r>
+      <w:proofErr w:type="spellStart"/>
+      <w:r>
+        <w:rPr>
+          <w:rFonts w:ascii="Calibri" w:eastAsia="Calibri" w:hAnsi="Calibri" w:cs="Arial"/>
+          <w:sz w:val="22"/>
+          <w:szCs w:val="22"/>
+          <w:rtl/>
+        </w:rPr>
+        <w:t>וקופלינג</w:t>
+      </w:r>
+      <w:proofErr w:type="spellEnd"/>
+      <w:r>
+        <w:rPr>
+          <w:rFonts w:ascii="Calibri" w:eastAsia="Calibri" w:hAnsi="Calibri" w:cs="Arial"/>
+          <w:sz w:val="22"/>
+          <w:szCs w:val="22"/>
+          <w:rtl/>
+        </w:rPr>
+        <w:t xml:space="preserve"> נמוך</w:t>
       </w:r>
       <w:r>
         <w:rPr>
@@ -3698,8 +3919,19 @@
           <w:szCs w:val="22"/>
           <w:rtl/>
         </w:rPr>
-        <w:t>פיתוח אפליקציית ניטור אוויוני</w:t>
-      </w:r>
+        <w:t xml:space="preserve">פיתוח אפליקציית ניטור </w:t>
+      </w:r>
+      <w:proofErr w:type="spellStart"/>
+      <w:r>
+        <w:rPr>
+          <w:rFonts w:ascii="Calibri" w:eastAsia="Calibri" w:hAnsi="Calibri" w:cs="Arial"/>
+          <w:sz w:val="22"/>
+          <w:szCs w:val="22"/>
+          <w:rtl/>
+        </w:rPr>
+        <w:t>אוויוני</w:t>
+      </w:r>
+      <w:proofErr w:type="spellEnd"/>
       <w:r>
         <w:rPr>
           <w:rFonts w:ascii="Calibri" w:eastAsia="Calibri" w:hAnsi="Calibri" w:cs="Arial"/>
@@ -3947,7 +4179,31 @@
           <w:szCs w:val="22"/>
           <w:rtl/>
         </w:rPr>
-        <w:t>מחלקת רובוטיקה – אלתא (ינואר 2022 – יו</w:t>
+        <w:t xml:space="preserve">מחלקת רובוטיקה – </w:t>
+      </w:r>
+      <w:proofErr w:type="spellStart"/>
+      <w:r>
+        <w:rPr>
+          <w:rFonts w:ascii="Calibri" w:eastAsia="Calibri" w:hAnsi="Calibri" w:cs="Arial"/>
+          <w:b/>
+          <w:bCs/>
+          <w:sz w:val="22"/>
+          <w:szCs w:val="22"/>
+          <w:rtl/>
+        </w:rPr>
+        <w:t>אלתא</w:t>
+      </w:r>
+      <w:proofErr w:type="spellEnd"/>
+      <w:r>
+        <w:rPr>
+          <w:rFonts w:ascii="Calibri" w:eastAsia="Calibri" w:hAnsi="Calibri" w:cs="Arial"/>
+          <w:b/>
+          <w:bCs/>
+          <w:sz w:val="22"/>
+          <w:szCs w:val="22"/>
+          <w:rtl/>
+        </w:rPr>
+        <w:t xml:space="preserve"> (ינואר 2022 – יו</w:t>
       </w:r>
       <w:r>
         <w:rPr>
@@ -4670,7 +4926,47 @@
           <w:szCs w:val="22"/>
           <w:rtl/>
         </w:rPr>
-        <w:t>במהלך כל שנותיי בתע"א, תרמתי גם בהדרכה וליווי של מהנדסי תוכנה צעירים, שיתפתי פעולה עם מהנדסי אוויוניקה במגוון תחומים טכניים, ותמכתי בהבנה של קוד ומסמכים מורכבים</w:t>
+        <w:t xml:space="preserve">במהלך כל שנותיי </w:t>
+      </w:r>
+      <w:proofErr w:type="spellStart"/>
+      <w:r>
+        <w:rPr>
+          <w:rFonts w:ascii="Calibri" w:eastAsia="Calibri" w:hAnsi="Calibri" w:cs="Arial"/>
+          <w:sz w:val="22"/>
+          <w:szCs w:val="22"/>
+          <w:rtl/>
+        </w:rPr>
+        <w:t>בתע"א</w:t>
+      </w:r>
+      <w:proofErr w:type="spellEnd"/>
+      <w:r>
+        <w:rPr>
+          <w:rFonts w:ascii="Calibri" w:eastAsia="Calibri" w:hAnsi="Calibri" w:cs="Arial"/>
+          <w:sz w:val="22"/>
+          <w:szCs w:val="22"/>
+          <w:rtl/>
+        </w:rPr>
+        <w:t xml:space="preserve">, תרמתי גם בהדרכה וליווי של מהנדסי תוכנה צעירים, שיתפתי פעולה עם מהנדסי </w:t>
+      </w:r>
+      <w:proofErr w:type="spellStart"/>
+      <w:r>
+        <w:rPr>
+          <w:rFonts w:ascii="Calibri" w:eastAsia="Calibri" w:hAnsi="Calibri" w:cs="Arial"/>
+          <w:sz w:val="22"/>
+          <w:szCs w:val="22"/>
+          <w:rtl/>
+        </w:rPr>
+        <w:t>אוויוניקה</w:t>
+      </w:r>
+      <w:proofErr w:type="spellEnd"/>
+      <w:r>
+        <w:rPr>
+          <w:rFonts w:ascii="Calibri" w:eastAsia="Calibri" w:hAnsi="Calibri" w:cs="Arial"/>
+          <w:sz w:val="22"/>
+          <w:szCs w:val="22"/>
+          <w:rtl/>
+        </w:rPr>
+        <w:t xml:space="preserve"> במגוון תחומים טכניים, ותמכתי בהבנה של קוד ומסמכים מורכבים</w:t>
       </w:r>
       <w:r>
         <w:rPr>
@@ -4729,7 +5025,27 @@
           <w:szCs w:val="22"/>
           <w:rtl/>
         </w:rPr>
-        <w:t xml:space="preserve"> מכתבי המלצה ודוחות הערכה רבים שקיבלתי לאורך השנים מלקוחות, קולגות, ומנהלים בתע"א – המלצות המשקפות את המחויבות, המקצועיות, וההשפעה הרחבה של עבודתי</w:t>
+        <w:t xml:space="preserve"> מכתבי המלצה ודוחות הערכה רבים שקיבלתי לאורך השנים מלקוחות, קולגות, ומנהלים </w:t>
+      </w:r>
+      <w:proofErr w:type="spellStart"/>
+      <w:r>
+        <w:rPr>
+          <w:rFonts w:ascii="Calibri" w:eastAsia="Calibri" w:hAnsi="Calibri" w:cs="Arial"/>
+          <w:sz w:val="22"/>
+          <w:szCs w:val="22"/>
+          <w:rtl/>
+        </w:rPr>
+        <w:t>בתע"א</w:t>
+      </w:r>
+      <w:proofErr w:type="spellEnd"/>
+      <w:r>
+        <w:rPr>
+          <w:rFonts w:ascii="Calibri" w:eastAsia="Calibri" w:hAnsi="Calibri" w:cs="Arial"/>
+          <w:sz w:val="22"/>
+          <w:szCs w:val="22"/>
+          <w:rtl/>
+        </w:rPr>
+        <w:t xml:space="preserve"> – המלצות המשקפות את המחויבות, המקצועיות, וההשפעה הרחבה של עבודתי</w:t>
       </w:r>
       <w:r>
         <w:rPr>
@@ -4962,6 +5278,119 @@
 <file path=word/numbering.xml><?xml version="1.0" encoding="utf-8"?>
 <w:numbering xmlns:wpc="http://schemas.microsoft.com/office/word/2010/wordprocessingCanvas" xmlns:cx="http://schemas.microsoft.com/office/drawing/2014/chartex" xmlns:cx1="http://schemas.microsoft.com/office/drawing/2015/9/8/chartex" xmlns:cx2="http://schemas.microsoft.com/office/drawing/2015/10/21/chartex" xmlns:cx3="http://schemas.microsoft.com/office/drawing/2016/5/9/chartex" xmlns:cx4="http://schemas.microsoft.com/office/drawing/2016/5/10/chartex" xmlns:cx5="http://schemas.microsoft.com/office/drawing/2016/5/11/chartex" xmlns:cx6="http://schemas.microsoft.com/office/drawing/2016/5/12/chartex" xmlns:cx7="http://schemas.microsoft.com/office/drawing/2016/5/13/chartex" xmlns:cx8="http://schemas.microsoft.com/office/drawing/2016/5/14/chartex" xmlns:mc="http://schemas.openxmlformats.org/markup-compatibility/2006" xmlns:aink="http://schemas.microsoft.com/office/drawing/2016/ink" xmlns:am3d="http://schemas.microsoft.com/office/drawing/2017/model3d" xmlns:o="urn:schemas-microsoft-com:office:office" xmlns:oel="http://schemas.microsoft.com/office/2019/extlst" xmlns:r="http://schemas.openxmlformats.org/officeDocument/2006/relationships" xmlns:m="http://schemas.openxmlformats.org/officeDocument/2006/math" xmlns:v="urn:schemas-microsoft-com:vml" xmlns:wp14="http://schemas.microsoft.com/office/word/2010/wordprocessingDrawing" xmlns:wp="http://schemas.openxmlformats.org/drawingml/2006/wordprocessingDrawing" xmlns:w10="urn:schemas-microsoft-com:office:word" xmlns:w="http://schemas.openxmlformats.org/wordprocessingml/2006/main" xmlns:w14="http://schemas.microsoft.com/office/word/2010/wordml" xmlns:w15="http://schemas.microsoft.com/office/word/2012/wordml" xmlns:w16cex="http://schemas.microsoft.com/office/word/2018/wordml/cex" xmlns:w16cid="http://schemas.microsoft.com/office/word/2016/wordml/cid" xmlns:w16="http://schemas.microsoft.com/office/word/2018/wordml" xmlns:w16du="http://schemas.microsoft.com/office/word/2023/wordml/word16du" xmlns:w16sdtdh="http://schemas.microsoft.com/office/word/2020/wordml/sdtdatahash" xmlns:w16sdtfl="http://schemas.microsoft.com/office/word/2024/wordml/sdtformatlock" xmlns:w16se="http://schemas.microsoft.com/office/word/2015/wordml/symex" xmlns:wpg="http://schemas.microsoft.com/office/word/2010/wordprocessingGroup" xmlns:wpi="http://schemas.microsoft.com/office/word/2010/wordprocessingInk" xmlns:wne="http://schemas.microsoft.com/office/word/2006/wordml" xmlns:wps="http://schemas.microsoft.com/office/word/2010/wordprocessingShape" mc:Ignorable="w14 w15 w16se w16cid w16 w16cex w16sdtdh w16sdtfl w16du wp14">
   <w:abstractNum w:abstractNumId="0" w15:restartNumberingAfterBreak="0">
+    <w:nsid w:val="0CF82C4F"/>
+    <w:multiLevelType w:val="hybridMultilevel"/>
+    <w:tmpl w:val="1124029A"/>
+    <w:lvl w:ilvl="0" w:tplc="20000001">
+      <w:start w:val="1"/>
+      <w:numFmt w:val="bullet"/>
+      <w:lvlText w:val=""/>
+      <w:lvlJc w:val="left"/>
+      <w:pPr>
+        <w:ind w:left="720" w:hanging="360"/>
+      </w:pPr>
+      <w:rPr>
+        <w:rFonts w:ascii="Symbol" w:hAnsi="Symbol" w:hint="default"/>
+      </w:rPr>
+    </w:lvl>
+    <w:lvl w:ilvl="1" w:tplc="20000003" w:tentative="1">
+      <w:start w:val="1"/>
+      <w:numFmt w:val="bullet"/>
+      <w:lvlText w:val="o"/>
+      <w:lvlJc w:val="left"/>
+      <w:pPr>
+        <w:ind w:left="1440" w:hanging="360"/>
+      </w:pPr>
+      <w:rPr>
+        <w:rFonts w:ascii="Courier New" w:hAnsi="Courier New" w:cs="Courier New" w:hint="default"/>
+      </w:rPr>
+    </w:lvl>
+    <w:lvl w:ilvl="2" w:tplc="20000005" w:tentative="1">
+      <w:start w:val="1"/>
+      <w:numFmt w:val="bullet"/>
+      <w:lvlText w:val=""/>
+      <w:lvlJc w:val="left"/>
+      <w:pPr>
+        <w:ind w:left="2160" w:hanging="360"/>
+      </w:pPr>
+      <w:rPr>
+        <w:rFonts w:ascii="Wingdings" w:hAnsi="Wingdings" w:hint="default"/>
+      </w:rPr>
+    </w:lvl>
+    <w:lvl w:ilvl="3" w:tplc="20000001" w:tentative="1">
+      <w:start w:val="1"/>
+      <w:numFmt w:val="bullet"/>
+      <w:lvlText w:val=""/>
+      <w:lvlJc w:val="left"/>
+      <w:pPr>
+        <w:ind w:left="2880" w:hanging="360"/>
+      </w:pPr>
+      <w:rPr>
+        <w:rFonts w:ascii="Symbol" w:hAnsi="Symbol" w:hint="default"/>
+      </w:rPr>
+    </w:lvl>
+    <w:lvl w:ilvl="4" w:tplc="20000003" w:tentative="1">
+      <w:start w:val="1"/>
+      <w:numFmt w:val="bullet"/>
+      <w:lvlText w:val="o"/>
+      <w:lvlJc w:val="left"/>
+      <w:pPr>
+        <w:ind w:left="3600" w:hanging="360"/>
+      </w:pPr>
+      <w:rPr>
+        <w:rFonts w:ascii="Courier New" w:hAnsi="Courier New" w:cs="Courier New" w:hint="default"/>
+      </w:rPr>
+    </w:lvl>
+    <w:lvl w:ilvl="5" w:tplc="20000005" w:tentative="1">
+      <w:start w:val="1"/>
+      <w:numFmt w:val="bullet"/>
+      <w:lvlText w:val=""/>
+      <w:lvlJc w:val="left"/>
+      <w:pPr>
+        <w:ind w:left="4320" w:hanging="360"/>
+      </w:pPr>
+      <w:rPr>
+        <w:rFonts w:ascii="Wingdings" w:hAnsi="Wingdings" w:hint="default"/>
+      </w:rPr>
+    </w:lvl>
+    <w:lvl w:ilvl="6" w:tplc="20000001" w:tentative="1">
+      <w:start w:val="1"/>
+      <w:numFmt w:val="bullet"/>
+      <w:lvlText w:val=""/>
+      <w:lvlJc w:val="left"/>
+      <w:pPr>
+        <w:ind w:left="5040" w:hanging="360"/>
+      </w:pPr>
+      <w:rPr>
+        <w:rFonts w:ascii="Symbol" w:hAnsi="Symbol" w:hint="default"/>
+      </w:rPr>
+    </w:lvl>
+    <w:lvl w:ilvl="7" w:tplc="20000003" w:tentative="1">
+      <w:start w:val="1"/>
+      <w:numFmt w:val="bullet"/>
+      <w:lvlText w:val="o"/>
+      <w:lvlJc w:val="left"/>
+      <w:pPr>
+        <w:ind w:left="5760" w:hanging="360"/>
+      </w:pPr>
+      <w:rPr>
+        <w:rFonts w:ascii="Courier New" w:hAnsi="Courier New" w:cs="Courier New" w:hint="default"/>
+      </w:rPr>
+    </w:lvl>
+    <w:lvl w:ilvl="8" w:tplc="20000005" w:tentative="1">
+      <w:start w:val="1"/>
+      <w:numFmt w:val="bullet"/>
+      <w:lvlText w:val=""/>
+      <w:lvlJc w:val="left"/>
+      <w:pPr>
+        <w:ind w:left="6480" w:hanging="360"/>
+      </w:pPr>
+      <w:rPr>
+        <w:rFonts w:ascii="Wingdings" w:hAnsi="Wingdings" w:hint="default"/>
+      </w:rPr>
+    </w:lvl>
+  </w:abstractNum>
+  <w:abstractNum w:abstractNumId="1" w15:restartNumberingAfterBreak="0">
     <w:nsid w:val="0D913606"/>
     <w:multiLevelType w:val="hybridMultilevel"/>
     <w:tmpl w:val="36CC8F0E"/>
@@ -5073,7 +5502,7 @@
       </w:rPr>
     </w:lvl>
   </w:abstractNum>
-  <w:abstractNum w:abstractNumId="1" w15:restartNumberingAfterBreak="0">
+  <w:abstractNum w:abstractNumId="2" w15:restartNumberingAfterBreak="0">
     <w:nsid w:val="28CD7820"/>
     <w:multiLevelType w:val="multilevel"/>
     <w:tmpl w:val="6FAC8D38"/>
@@ -5222,7 +5651,7 @@
       </w:rPr>
     </w:lvl>
   </w:abstractNum>
-  <w:abstractNum w:abstractNumId="2" w15:restartNumberingAfterBreak="0">
+  <w:abstractNum w:abstractNumId="3" w15:restartNumberingAfterBreak="0">
     <w:nsid w:val="337E2C77"/>
     <w:multiLevelType w:val="hybridMultilevel"/>
     <w:tmpl w:val="3558C566"/>
@@ -5335,7 +5764,7 @@
       </w:rPr>
     </w:lvl>
   </w:abstractNum>
-  <w:abstractNum w:abstractNumId="3" w15:restartNumberingAfterBreak="0">
+  <w:abstractNum w:abstractNumId="4" w15:restartNumberingAfterBreak="0">
     <w:nsid w:val="40B94079"/>
     <w:multiLevelType w:val="hybridMultilevel"/>
     <w:tmpl w:val="7A220A92"/>
@@ -5448,7 +5877,7 @@
       </w:rPr>
     </w:lvl>
   </w:abstractNum>
-  <w:abstractNum w:abstractNumId="4" w15:restartNumberingAfterBreak="0">
+  <w:abstractNum w:abstractNumId="5" w15:restartNumberingAfterBreak="0">
     <w:nsid w:val="44CD28B3"/>
     <w:multiLevelType w:val="hybridMultilevel"/>
     <w:tmpl w:val="3CE209E8"/>
@@ -5561,7 +5990,7 @@
       </w:rPr>
     </w:lvl>
   </w:abstractNum>
-  <w:abstractNum w:abstractNumId="5" w15:restartNumberingAfterBreak="0">
+  <w:abstractNum w:abstractNumId="6" w15:restartNumberingAfterBreak="0">
     <w:nsid w:val="51D64C67"/>
     <w:multiLevelType w:val="hybridMultilevel"/>
     <w:tmpl w:val="7DF8FA40"/>
@@ -5674,7 +6103,7 @@
       </w:rPr>
     </w:lvl>
   </w:abstractNum>
-  <w:abstractNum w:abstractNumId="6" w15:restartNumberingAfterBreak="0">
+  <w:abstractNum w:abstractNumId="7" w15:restartNumberingAfterBreak="0">
     <w:nsid w:val="63B1585E"/>
     <w:multiLevelType w:val="hybridMultilevel"/>
     <w:tmpl w:val="B40A5780"/>
@@ -5787,7 +6216,7 @@
       </w:rPr>
     </w:lvl>
   </w:abstractNum>
-  <w:abstractNum w:abstractNumId="7" w15:restartNumberingAfterBreak="0">
+  <w:abstractNum w:abstractNumId="8" w15:restartNumberingAfterBreak="0">
     <w:nsid w:val="6E115AAD"/>
     <w:multiLevelType w:val="hybridMultilevel"/>
     <w:tmpl w:val="BB88C906"/>
@@ -5900,7 +6329,7 @@
       </w:rPr>
     </w:lvl>
   </w:abstractNum>
-  <w:abstractNum w:abstractNumId="8" w15:restartNumberingAfterBreak="0">
+  <w:abstractNum w:abstractNumId="9" w15:restartNumberingAfterBreak="0">
     <w:nsid w:val="71995C48"/>
     <w:multiLevelType w:val="hybridMultilevel"/>
     <w:tmpl w:val="11125A84"/>
@@ -6013,7 +6442,7 @@
       </w:rPr>
     </w:lvl>
   </w:abstractNum>
-  <w:abstractNum w:abstractNumId="9" w15:restartNumberingAfterBreak="0">
+  <w:abstractNum w:abstractNumId="10" w15:restartNumberingAfterBreak="0">
     <w:nsid w:val="7BE31001"/>
     <w:multiLevelType w:val="hybridMultilevel"/>
     <w:tmpl w:val="575E29F8"/>
@@ -6127,34 +6556,37 @@
     </w:lvl>
   </w:abstractNum>
   <w:num w:numId="1" w16cid:durableId="1606890183">
+    <w:abstractNumId w:val="9"/>
+  </w:num>
+  <w:num w:numId="2" w16cid:durableId="1356618920">
     <w:abstractNumId w:val="8"/>
   </w:num>
-  <w:num w:numId="2" w16cid:durableId="1356618920">
+  <w:num w:numId="3" w16cid:durableId="1527134012">
+    <w:abstractNumId w:val="4"/>
+  </w:num>
+  <w:num w:numId="4" w16cid:durableId="1074356055">
+    <w:abstractNumId w:val="6"/>
+  </w:num>
+  <w:num w:numId="5" w16cid:durableId="1769307784">
+    <w:abstractNumId w:val="3"/>
+  </w:num>
+  <w:num w:numId="6" w16cid:durableId="58331643">
+    <w:abstractNumId w:val="5"/>
+  </w:num>
+  <w:num w:numId="7" w16cid:durableId="1064568795">
+    <w:abstractNumId w:val="10"/>
+  </w:num>
+  <w:num w:numId="8" w16cid:durableId="693925911">
     <w:abstractNumId w:val="7"/>
   </w:num>
-  <w:num w:numId="3" w16cid:durableId="1527134012">
-    <w:abstractNumId w:val="3"/>
+  <w:num w:numId="9" w16cid:durableId="1957323766">
+    <w:abstractNumId w:val="1"/>
   </w:num>
-  <w:num w:numId="4" w16cid:durableId="1074356055">
-    <w:abstractNumId w:val="5"/>
-  </w:num>
-  <w:num w:numId="5" w16cid:durableId="1769307784">
+  <w:num w:numId="10" w16cid:durableId="181287054">
     <w:abstractNumId w:val="2"/>
   </w:num>
-  <w:num w:numId="6" w16cid:durableId="58331643">
-    <w:abstractNumId w:val="4"/>
-  </w:num>
-  <w:num w:numId="7" w16cid:durableId="1064568795">
-    <w:abstractNumId w:val="9"/>
-  </w:num>
-  <w:num w:numId="8" w16cid:durableId="693925911">
-    <w:abstractNumId w:val="6"/>
-  </w:num>
-  <w:num w:numId="9" w16cid:durableId="1957323766">
+  <w:num w:numId="11" w16cid:durableId="178546614">
     <w:abstractNumId w:val="0"/>
-  </w:num>
-  <w:num w:numId="10" w16cid:durableId="181287054">
-    <w:abstractNumId w:val="1"/>
   </w:num>
 </w:numbering>
 </file>
@@ -6571,7 +7003,6 @@
   <w:style w:type="character" w:default="1" w:styleId="DefaultParagraphFont">
     <w:name w:val="Default Paragraph Font"/>
     <w:uiPriority w:val="1"/>
-    <w:semiHidden/>
     <w:unhideWhenUsed/>
   </w:style>
   <w:style w:type="table" w:default="1" w:styleId="TableNormal">
